--- a/rapport.docx
+++ b/rapport.docx
@@ -15,7 +15,7 @@
           <w:noProof/>
         </w:rPr>
         <w:drawing>
-          <wp:anchor distT="0" distB="0" distL="114300" distR="114300" simplePos="0" relativeHeight="251692032" behindDoc="0" locked="0" layoutInCell="1" allowOverlap="1" wp14:anchorId="386F6139" wp14:editId="3071EA95">
+          <wp:anchor distT="0" distB="0" distL="114300" distR="114300" simplePos="0" relativeHeight="251692032" behindDoc="0" locked="0" layoutInCell="1" allowOverlap="1" wp14:anchorId="386F6139" wp14:editId="2F0AEA1A">
             <wp:simplePos x="0" y="0"/>
             <wp:positionH relativeFrom="margin">
               <wp:posOffset>-766445</wp:posOffset>
@@ -768,7 +768,25 @@
           <w:sz w:val="24"/>
           <w:szCs w:val="24"/>
         </w:rPr>
-        <w:t xml:space="preserve">Nous tenons à remercier infiniment l’ensemble du personnel de l’Ecole Marocaine des Sciences de l’Ingénieure et spécialement Mr GHAZOUANI Mohammed notre enseignant de Programmation PHP et Frameworks, Mr AZOUAOUI Ahmed notre encadrant, </w:t>
+        <w:t xml:space="preserve">Nous tenons à remercier infiniment l’ensemble du personnel de l’Ecole Marocaine des Sciences de l’Ingénieure et spécialement Mr GHAZOUANI Mohammed notre enseignant de Programmation PHP et </w:t>
+      </w:r>
+      <w:proofErr w:type="spellStart"/>
+      <w:r>
+        <w:rPr>
+          <w:rFonts w:ascii="Times New Roman" w:hAnsi="Times New Roman" w:cs="Times New Roman"/>
+          <w:sz w:val="24"/>
+          <w:szCs w:val="24"/>
+        </w:rPr>
+        <w:t>Frameworks</w:t>
+      </w:r>
+      <w:proofErr w:type="spellEnd"/>
+      <w:r>
+        <w:rPr>
+          <w:rFonts w:ascii="Times New Roman" w:hAnsi="Times New Roman" w:cs="Times New Roman"/>
+          <w:sz w:val="24"/>
+          <w:szCs w:val="24"/>
+        </w:rPr>
+        <w:t xml:space="preserve">, Mr AZOUAOUI Ahmed notre encadrant, </w:t>
       </w:r>
       <w:r>
         <w:rPr>
@@ -800,7 +818,43 @@
           <w:sz w:val="24"/>
           <w:szCs w:val="24"/>
         </w:rPr>
-        <w:t>, Mr ERRAJI Naoufal Responsable de la filière et Mme BADRITIJANE Fatimazohra chef de département pour le soutien qu’ils nous ont apporté.  Nos surveillants Mr ATTAR Jalal, Mr BENHMAMA Hicham, Mr BOUTRABA Ayoub et Mr JOBAIR Morad.</w:t>
+        <w:t xml:space="preserve">, Mr ERRAJI </w:t>
+      </w:r>
+      <w:proofErr w:type="spellStart"/>
+      <w:r>
+        <w:rPr>
+          <w:rFonts w:ascii="Times New Roman" w:hAnsi="Times New Roman" w:cs="Times New Roman"/>
+          <w:sz w:val="24"/>
+          <w:szCs w:val="24"/>
+        </w:rPr>
+        <w:t>Naoufal</w:t>
+      </w:r>
+      <w:proofErr w:type="spellEnd"/>
+      <w:r>
+        <w:rPr>
+          <w:rFonts w:ascii="Times New Roman" w:hAnsi="Times New Roman" w:cs="Times New Roman"/>
+          <w:sz w:val="24"/>
+          <w:szCs w:val="24"/>
+        </w:rPr>
+        <w:t xml:space="preserve"> Responsable de la filière et Mme BADRITIJANE </w:t>
+      </w:r>
+      <w:proofErr w:type="spellStart"/>
+      <w:r>
+        <w:rPr>
+          <w:rFonts w:ascii="Times New Roman" w:hAnsi="Times New Roman" w:cs="Times New Roman"/>
+          <w:sz w:val="24"/>
+          <w:szCs w:val="24"/>
+        </w:rPr>
+        <w:t>Fatimazohra</w:t>
+      </w:r>
+      <w:proofErr w:type="spellEnd"/>
+      <w:r>
+        <w:rPr>
+          <w:rFonts w:ascii="Times New Roman" w:hAnsi="Times New Roman" w:cs="Times New Roman"/>
+          <w:sz w:val="24"/>
+          <w:szCs w:val="24"/>
+        </w:rPr>
+        <w:t xml:space="preserve"> chef de département pour le soutien qu’ils nous ont apporté.  Nos surveillants Mr ATTAR Jalal, Mr BENHMAMA Hicham, Mr BOUTRABA Ayoub et Mr JOBAIR Morad.</w:t>
       </w:r>
     </w:p>
     <w:p>
@@ -3267,17 +3321,7 @@
               <w:sz w:val="28"/>
               <w:szCs w:val="28"/>
             </w:rPr>
-            <w:t>3</w:t>
-          </w:r>
-          <w:r>
-            <w:rPr>
-              <w:rFonts w:ascii="Times New Roman" w:hAnsi="Times New Roman" w:cs="Times New Roman"/>
-              <w:b/>
-              <w:bCs/>
-              <w:sz w:val="28"/>
-              <w:szCs w:val="28"/>
-            </w:rPr>
-            <w:t>9</w:t>
+            <w:t>39</w:t>
           </w:r>
         </w:p>
       </w:sdtContent>
@@ -3305,16 +3349,6 @@
     <w:p>
       <w:pPr>
         <w:spacing w:line="360" w:lineRule="auto"/>
-        <w:rPr>
-          <w:rFonts w:ascii="Times New Roman" w:hAnsi="Times New Roman" w:cs="Times New Roman"/>
-          <w:sz w:val="32"/>
-          <w:szCs w:val="32"/>
-        </w:rPr>
-      </w:pPr>
-    </w:p>
-    <w:p>
-      <w:pPr>
-        <w:spacing w:line="360" w:lineRule="auto"/>
         <w:jc w:val="center"/>
         <w:rPr>
           <w:rFonts w:ascii="Times New Roman" w:hAnsi="Times New Roman" w:cs="Times New Roman"/>
@@ -3332,6 +3366,7 @@
           <w:sz w:val="36"/>
           <w:szCs w:val="36"/>
         </w:rPr>
+        <w:lastRenderedPageBreak/>
         <w:t>Liste des figures</w:t>
       </w:r>
     </w:p>
@@ -3357,7 +3392,6 @@
           <w:sz w:val="24"/>
           <w:szCs w:val="24"/>
         </w:rPr>
-        <w:lastRenderedPageBreak/>
         <w:t>Figure 1 : Diagramme de cas d’utilisation</w:t>
       </w:r>
       <w:r>
@@ -5420,7 +5454,43 @@
           <w:sz w:val="24"/>
           <w:szCs w:val="24"/>
         </w:rPr>
-        <w:t>Ce rapport présente l’étude et la mise en œuvre d’un serveur Linux Fedora 41 destiné à héberger une application de gestion des ressources humaines (GRH) développée avec le framework Symfony. Ce projet s’inscrit dans un contexte où la digitalisation des processus RH est essentielle pour optimiser la gestion des employés, des candidatures, des contrats, des feuilles de temps et des demandes de congés. L’objectif est de proposer une solution intégrée, sécurisée et performante, répondant aux besoins spécifiques des services RH tout en garantissant la confidentialité et l’intégrité des données.</w:t>
+        <w:t xml:space="preserve">Ce rapport présente l’étude et la mise en œuvre d’un serveur Linux </w:t>
+      </w:r>
+      <w:proofErr w:type="spellStart"/>
+      <w:r>
+        <w:rPr>
+          <w:rFonts w:ascii="Times New Roman" w:hAnsi="Times New Roman" w:cs="Times New Roman"/>
+          <w:sz w:val="24"/>
+          <w:szCs w:val="24"/>
+        </w:rPr>
+        <w:t>Fedora</w:t>
+      </w:r>
+      <w:proofErr w:type="spellEnd"/>
+      <w:r>
+        <w:rPr>
+          <w:rFonts w:ascii="Times New Roman" w:hAnsi="Times New Roman" w:cs="Times New Roman"/>
+          <w:sz w:val="24"/>
+          <w:szCs w:val="24"/>
+        </w:rPr>
+        <w:t xml:space="preserve"> 41 destiné à héberger une application de gestion des ressources humaines (GRH) développée avec le </w:t>
+      </w:r>
+      <w:proofErr w:type="spellStart"/>
+      <w:r>
+        <w:rPr>
+          <w:rFonts w:ascii="Times New Roman" w:hAnsi="Times New Roman" w:cs="Times New Roman"/>
+          <w:sz w:val="24"/>
+          <w:szCs w:val="24"/>
+        </w:rPr>
+        <w:t>framework</w:t>
+      </w:r>
+      <w:proofErr w:type="spellEnd"/>
+      <w:r>
+        <w:rPr>
+          <w:rFonts w:ascii="Times New Roman" w:hAnsi="Times New Roman" w:cs="Times New Roman"/>
+          <w:sz w:val="24"/>
+          <w:szCs w:val="24"/>
+        </w:rPr>
+        <w:t xml:space="preserve"> Symfony. Ce projet s’inscrit dans un contexte où la digitalisation des processus RH est essentielle pour optimiser la gestion des employés, des candidatures, des contrats, des feuilles de temps et des demandes de congés. L’objectif est de proposer une solution intégrée, sécurisée et performante, répondant aux besoins spécifiques des services RH tout en garantissant la confidentialité et l’intégrité des données.</w:t>
       </w:r>
       <w:r>
         <w:rPr>
@@ -5447,7 +5517,75 @@
           <w:sz w:val="24"/>
           <w:szCs w:val="24"/>
         </w:rPr>
-        <w:t>Le choix de Fedora 41 repose sur ses qualités de stabilité, de sécurité et sa bonne compatibilité avec les technologies PHP et Symfony. L’infrastructure serveur est pensée pour supporter l’application web et assurer la gestion des services réseau indispensables à son bon fonctionnement. Par ailleurs, l’application Symfony est conçue selon les principes de l’architecture MVC, favorisant la modularité et la maintenabilité du code, tout en offrant une interface utilisateur ergonomique accessible via un navigateur web.</w:t>
+        <w:t xml:space="preserve">Le choix de </w:t>
+      </w:r>
+      <w:proofErr w:type="spellStart"/>
+      <w:r>
+        <w:rPr>
+          <w:rFonts w:ascii="Times New Roman" w:hAnsi="Times New Roman" w:cs="Times New Roman"/>
+          <w:sz w:val="24"/>
+          <w:szCs w:val="24"/>
+        </w:rPr>
+        <w:t>Fedora</w:t>
+      </w:r>
+      <w:proofErr w:type="spellEnd"/>
+      <w:r>
+        <w:rPr>
+          <w:rFonts w:ascii="Times New Roman" w:hAnsi="Times New Roman" w:cs="Times New Roman"/>
+          <w:sz w:val="24"/>
+          <w:szCs w:val="24"/>
+        </w:rPr>
+        <w:t xml:space="preserve"> 41 repose sur ses qualités de stabilité, de sécurité et sa bonne compatibilité avec les technologies PHP</w:t>
+      </w:r>
+      <w:r>
+        <w:rPr>
+          <w:rFonts w:ascii="Times New Roman" w:hAnsi="Times New Roman" w:cs="Times New Roman"/>
+          <w:sz w:val="24"/>
+          <w:szCs w:val="24"/>
+        </w:rPr>
+        <w:t xml:space="preserve"> </w:t>
+      </w:r>
+      <w:r>
+        <w:rPr>
+          <w:rFonts w:ascii="Times New Roman" w:hAnsi="Times New Roman" w:cs="Times New Roman"/>
+        </w:rPr>
+        <w:t>[1]</w:t>
+      </w:r>
+      <w:r>
+        <w:rPr>
+          <w:rFonts w:ascii="Times New Roman" w:hAnsi="Times New Roman" w:cs="Times New Roman"/>
+          <w:sz w:val="24"/>
+          <w:szCs w:val="24"/>
+        </w:rPr>
+        <w:t xml:space="preserve"> et Symfony. L’infrastructure serveur est pensée pour supporter l’application web et assurer la gestion des services réseau indispensables à son bon fonctionnement. Par ailleurs, l’application </w:t>
+      </w:r>
+      <w:r>
+        <w:rPr>
+          <w:rFonts w:ascii="Times New Roman" w:hAnsi="Times New Roman" w:cs="Times New Roman"/>
+          <w:sz w:val="24"/>
+          <w:szCs w:val="24"/>
+        </w:rPr>
+        <w:t>Symfony</w:t>
+      </w:r>
+      <w:r>
+        <w:rPr>
+          <w:rFonts w:ascii="Times New Roman" w:hAnsi="Times New Roman" w:cs="Times New Roman"/>
+        </w:rPr>
+        <w:t xml:space="preserve"> [</w:t>
+      </w:r>
+      <w:r>
+        <w:rPr>
+          <w:rFonts w:ascii="Times New Roman" w:hAnsi="Times New Roman" w:cs="Times New Roman"/>
+        </w:rPr>
+        <w:t>8]</w:t>
+      </w:r>
+      <w:r>
+        <w:rPr>
+          <w:rFonts w:ascii="Times New Roman" w:hAnsi="Times New Roman" w:cs="Times New Roman"/>
+          <w:sz w:val="24"/>
+          <w:szCs w:val="24"/>
+        </w:rPr>
+        <w:t xml:space="preserve"> est conçue selon les principes de l’architecture MVC, favorisant la modularité et la maintenabilité du code, tout en offrant une interface utilisateur ergonomique accessible via un navigateur web.</w:t>
       </w:r>
       <w:r>
         <w:rPr>
@@ -5895,7 +6033,51 @@
           <w:szCs w:val="24"/>
           <w:lang w:eastAsia="fr-FR"/>
         </w:rPr>
-        <w:t>Ce premier chapitre pose les bases du projet en situant son contexte général et en justifiant la nécessité de développer une application de gestion des ressources humaines sur un serveur Linux Fedora 41. Il présente la situation actuelle, marquée par l’absence d’un système automatisé, et souligne les limites des méthodes manuelles, notamment en termes d’erreurs et de manque de centralisation. L’étude de l’existant permet ainsi de mettre en lumière les besoins précis auxquels le projet doit répondre. Ce chapitre détaille également les choix méthodologiques, notamment l’adoption d’un modèle de développement incrémental qui favorise une intégration progressive et contrôlée des composants. Enfin, il propose un planning prévisionnel réaliste qui organise les différentes étapes du projet, de l’installation du serveur à la mise en production. Cette introduction vise à fournir au lecteur une vision claire du cadre dans lequel s’inscrit le projet, des objectifs poursuivis et des contraintes à prendre en compte pour garantir son succès.</w:t>
+        <w:t xml:space="preserve">Ce premier chapitre pose les bases du projet en situant son contexte général et en justifiant la nécessité de développer une application de gestion des ressources humaines sur un serveur Linux </w:t>
+      </w:r>
+      <w:proofErr w:type="spellStart"/>
+      <w:r>
+        <w:rPr>
+          <w:rFonts w:ascii="Times New Roman" w:hAnsi="Times New Roman" w:cs="Times New Roman"/>
+          <w:sz w:val="24"/>
+          <w:szCs w:val="24"/>
+          <w:lang w:eastAsia="fr-FR"/>
+        </w:rPr>
+        <w:t>Fedora</w:t>
+      </w:r>
+      <w:proofErr w:type="spellEnd"/>
+      <w:r>
+        <w:rPr>
+          <w:rFonts w:ascii="Times New Roman" w:hAnsi="Times New Roman" w:cs="Times New Roman"/>
+          <w:sz w:val="24"/>
+          <w:szCs w:val="24"/>
+          <w:lang w:eastAsia="fr-FR"/>
+        </w:rPr>
+        <w:t xml:space="preserve"> 41</w:t>
+      </w:r>
+      <w:r>
+        <w:rPr>
+          <w:rFonts w:ascii="Times New Roman" w:hAnsi="Times New Roman" w:cs="Times New Roman"/>
+          <w:sz w:val="24"/>
+          <w:szCs w:val="24"/>
+          <w:lang w:eastAsia="fr-FR"/>
+        </w:rPr>
+        <w:t xml:space="preserve"> </w:t>
+      </w:r>
+      <w:r>
+        <w:rPr>
+          <w:rFonts w:ascii="Times New Roman" w:hAnsi="Times New Roman" w:cs="Times New Roman"/>
+        </w:rPr>
+        <w:t>[4]</w:t>
+      </w:r>
+      <w:r>
+        <w:rPr>
+          <w:rFonts w:ascii="Times New Roman" w:hAnsi="Times New Roman" w:cs="Times New Roman"/>
+          <w:sz w:val="24"/>
+          <w:szCs w:val="24"/>
+          <w:lang w:eastAsia="fr-FR"/>
+        </w:rPr>
+        <w:t>. Il présente la situation actuelle, marquée par l’absence d’un système automatisé, et souligne les limites des méthodes manuelles, notamment en termes d’erreurs et de manque de centralisation. L’étude de l’existant permet ainsi de mettre en lumière les besoins précis auxquels le projet doit répondre. Ce chapitre détaille également les choix méthodologiques, notamment l’adoption d’un modèle de développement incrémental qui favorise une intégration progressive et contrôlée des composants. Enfin, il propose un planning prévisionnel réaliste qui organise les différentes étapes du projet, de l’installation du serveur à la mise en production. Cette introduction vise à fournir au lecteur une vision claire du cadre dans lequel s’inscrit le projet, des objectifs poursuivis et des contraintes à prendre en compte pour garantir son succès.</w:t>
       </w:r>
     </w:p>
     <w:p>
@@ -5992,7 +6174,27 @@
           <w:sz w:val="24"/>
           <w:szCs w:val="24"/>
         </w:rPr>
-        <w:t xml:space="preserve">Bien que l'organisation puisse disposer de certains outils ou systèmes pour la gestion des ressources humaines, ceux-ci ne sont pas intégrés et ne couvrent pas l'ensemble des processus RH de manière automatisée. Par exemple, un logiciel de paie distinct peut être utilisé, ou des feuilles de calcul peuvent être employées pour suivre les congés et les feuilles de temps. Cependant, il n'existe pas de système centralisé permettant de gérer de manière cohérente et </w:t>
+        <w:t xml:space="preserve">Bien que l'organisation puisse disposer de certains outils ou systèmes pour la gestion des ressources humaines, ceux-ci ne sont pas intégrés et ne couvrent pas l'ensemble des processus RH </w:t>
+      </w:r>
+      <w:r>
+        <w:rPr>
+          <w:rFonts w:ascii="Times New Roman" w:hAnsi="Times New Roman" w:cs="Times New Roman"/>
+        </w:rPr>
+        <w:t>[11]</w:t>
+      </w:r>
+      <w:r>
+        <w:rPr>
+          <w:rFonts w:ascii="Times New Roman" w:hAnsi="Times New Roman" w:cs="Times New Roman"/>
+        </w:rPr>
+        <w:t xml:space="preserve"> </w:t>
+      </w:r>
+      <w:r>
+        <w:rPr>
+          <w:rFonts w:ascii="Times New Roman" w:hAnsi="Times New Roman" w:cs="Times New Roman"/>
+          <w:sz w:val="24"/>
+          <w:szCs w:val="24"/>
+        </w:rPr>
+        <w:t xml:space="preserve">de manière automatisée. Par exemple, un logiciel de paie distinct peut être utilisé, ou des feuilles de calcul peuvent être employées pour suivre les congés et les feuilles de temps. Cependant, il n'existe pas de système centralisé permettant de gérer de manière cohérente et </w:t>
       </w:r>
       <w:r>
         <w:rPr>
@@ -6051,7 +6253,51 @@
           <w:szCs w:val="24"/>
           <w:lang w:eastAsia="fr-FR"/>
         </w:rPr>
-        <w:t>Le système manuel actuel est inefficace en raison de plusieurs facteurs. Premièrement, il est sujet aux erreurs humaines lors de la saisie et du traitement des données. Deuxièmement, il est chronophage, car il nécessite une manipulation manuelle des informations et une recherche fastidieuse des données. Troisièmement, il est difficile de maintenir la cohérence et l'exactitude des données à travers différents systèmes. Quatrièmement, il manque de fonctionnalités d'analyse et de reporting, ce qui rend difficile l'identification des tendances et des problèmes potentiels. Enfin, il est peu évolutif et ne peut pas s'adapter facilement aux besoins changeants de l'organisation.</w:t>
+        <w:t>Le système manuel actuel est inefficace en raison de plusieurs facteurs</w:t>
+      </w:r>
+      <w:r>
+        <w:rPr>
+          <w:rFonts w:ascii="Times New Roman" w:hAnsi="Times New Roman" w:cs="Times New Roman"/>
+          <w:sz w:val="24"/>
+          <w:szCs w:val="24"/>
+          <w:lang w:eastAsia="fr-FR"/>
+        </w:rPr>
+        <w:t xml:space="preserve"> </w:t>
+      </w:r>
+      <w:r>
+        <w:rPr>
+          <w:rFonts w:ascii="Times New Roman" w:hAnsi="Times New Roman" w:cs="Times New Roman"/>
+        </w:rPr>
+        <w:t>[13]</w:t>
+      </w:r>
+      <w:r>
+        <w:rPr>
+          <w:rFonts w:ascii="Times New Roman" w:hAnsi="Times New Roman" w:cs="Times New Roman"/>
+          <w:sz w:val="24"/>
+          <w:szCs w:val="24"/>
+          <w:lang w:eastAsia="fr-FR"/>
+        </w:rPr>
+        <w:t xml:space="preserve">. Premièrement, il est sujet aux erreurs humaines lors de la saisie et du traitement des données. Deuxièmement, il est chronophage, car il nécessite une manipulation manuelle des informations et une recherche fastidieuse des données. Troisièmement, il est difficile de maintenir la cohérence et l'exactitude des données à travers différents systèmes. Quatrièmement, il manque de fonctionnalités d'analyse et de </w:t>
+      </w:r>
+      <w:proofErr w:type="spellStart"/>
+      <w:r>
+        <w:rPr>
+          <w:rFonts w:ascii="Times New Roman" w:hAnsi="Times New Roman" w:cs="Times New Roman"/>
+          <w:sz w:val="24"/>
+          <w:szCs w:val="24"/>
+          <w:lang w:eastAsia="fr-FR"/>
+        </w:rPr>
+        <w:t>reporting</w:t>
+      </w:r>
+      <w:proofErr w:type="spellEnd"/>
+      <w:r>
+        <w:rPr>
+          <w:rFonts w:ascii="Times New Roman" w:hAnsi="Times New Roman" w:cs="Times New Roman"/>
+          <w:sz w:val="24"/>
+          <w:szCs w:val="24"/>
+          <w:lang w:eastAsia="fr-FR"/>
+        </w:rPr>
+        <w:t>, ce qui rend difficile l'identification des tendances et des problèmes potentiels. Enfin, il est peu évolutif et ne peut pas s'adapter facilement aux besoins changeants de l'organisation.</w:t>
       </w:r>
     </w:p>
     <w:p>
@@ -6101,7 +6347,171 @@
           <w:szCs w:val="24"/>
           <w:lang w:eastAsia="fr-FR"/>
         </w:rPr>
-        <w:t>Pour résoudre les problèmes identifiés dans le système actuel, nous proposons de développer une application web basée sur le framework Symfony pour la gestion des ressources humaines. Cette application sera hébergée sur un serveur Linux Fedora 41 avec les services nécessaires (httpd, dhcpd, bind, mariadb). Elle permettra de centraliser toutes les informations des employés, de gérer les candidatures, les contrats, les demandes de congés et les feuilles de temps de manière efficace et intégrée. L'application offrira également des fonctionnalités d'analyse et de reporting pour aider à la prise de décision.</w:t>
+        <w:t xml:space="preserve">Pour résoudre les problèmes identifiés dans le système actuel, nous proposons de développer une application web basée sur le </w:t>
+      </w:r>
+      <w:proofErr w:type="spellStart"/>
+      <w:r>
+        <w:rPr>
+          <w:rFonts w:ascii="Times New Roman" w:hAnsi="Times New Roman" w:cs="Times New Roman"/>
+          <w:sz w:val="24"/>
+          <w:szCs w:val="24"/>
+          <w:lang w:eastAsia="fr-FR"/>
+        </w:rPr>
+        <w:t>framework</w:t>
+      </w:r>
+      <w:proofErr w:type="spellEnd"/>
+      <w:r>
+        <w:rPr>
+          <w:rFonts w:ascii="Times New Roman" w:hAnsi="Times New Roman" w:cs="Times New Roman"/>
+          <w:sz w:val="24"/>
+          <w:szCs w:val="24"/>
+          <w:lang w:eastAsia="fr-FR"/>
+        </w:rPr>
+        <w:t xml:space="preserve"> Symfony pour la gestion des ressources humaines. Cette application sera hébergée sur un serveur Linux </w:t>
+      </w:r>
+      <w:proofErr w:type="spellStart"/>
+      <w:r>
+        <w:rPr>
+          <w:rFonts w:ascii="Times New Roman" w:hAnsi="Times New Roman" w:cs="Times New Roman"/>
+          <w:sz w:val="24"/>
+          <w:szCs w:val="24"/>
+          <w:lang w:eastAsia="fr-FR"/>
+        </w:rPr>
+        <w:t>Fedora</w:t>
+      </w:r>
+      <w:proofErr w:type="spellEnd"/>
+      <w:r>
+        <w:rPr>
+          <w:rFonts w:ascii="Times New Roman" w:hAnsi="Times New Roman" w:cs="Times New Roman"/>
+          <w:sz w:val="24"/>
+          <w:szCs w:val="24"/>
+          <w:lang w:eastAsia="fr-FR"/>
+        </w:rPr>
+        <w:t xml:space="preserve"> 41 avec les services nécessaires (</w:t>
+      </w:r>
+      <w:proofErr w:type="spellStart"/>
+      <w:r>
+        <w:rPr>
+          <w:rFonts w:ascii="Times New Roman" w:hAnsi="Times New Roman" w:cs="Times New Roman"/>
+          <w:sz w:val="24"/>
+          <w:szCs w:val="24"/>
+          <w:lang w:eastAsia="fr-FR"/>
+        </w:rPr>
+        <w:t>httpd</w:t>
+      </w:r>
+      <w:proofErr w:type="spellEnd"/>
+      <w:r>
+        <w:rPr>
+          <w:rFonts w:ascii="Times New Roman" w:hAnsi="Times New Roman" w:cs="Times New Roman"/>
+          <w:sz w:val="24"/>
+          <w:szCs w:val="24"/>
+          <w:lang w:eastAsia="fr-FR"/>
+        </w:rPr>
+        <w:t xml:space="preserve">, </w:t>
+      </w:r>
+      <w:proofErr w:type="spellStart"/>
+      <w:r>
+        <w:rPr>
+          <w:rFonts w:ascii="Times New Roman" w:hAnsi="Times New Roman" w:cs="Times New Roman"/>
+          <w:sz w:val="24"/>
+          <w:szCs w:val="24"/>
+          <w:lang w:eastAsia="fr-FR"/>
+        </w:rPr>
+        <w:t>dhcpd</w:t>
+      </w:r>
+      <w:proofErr w:type="spellEnd"/>
+      <w:r>
+        <w:rPr>
+          <w:rFonts w:ascii="Times New Roman" w:hAnsi="Times New Roman" w:cs="Times New Roman"/>
+          <w:sz w:val="24"/>
+          <w:szCs w:val="24"/>
+          <w:lang w:eastAsia="fr-FR"/>
+        </w:rPr>
+        <w:t xml:space="preserve">, </w:t>
+      </w:r>
+      <w:proofErr w:type="spellStart"/>
+      <w:r>
+        <w:rPr>
+          <w:rFonts w:ascii="Times New Roman" w:hAnsi="Times New Roman" w:cs="Times New Roman"/>
+          <w:sz w:val="24"/>
+          <w:szCs w:val="24"/>
+          <w:lang w:eastAsia="fr-FR"/>
+        </w:rPr>
+        <w:t>bind</w:t>
+      </w:r>
+      <w:proofErr w:type="spellEnd"/>
+      <w:r>
+        <w:rPr>
+          <w:rFonts w:ascii="Times New Roman" w:hAnsi="Times New Roman" w:cs="Times New Roman"/>
+          <w:sz w:val="24"/>
+          <w:szCs w:val="24"/>
+          <w:lang w:eastAsia="fr-FR"/>
+        </w:rPr>
+        <w:t xml:space="preserve">, </w:t>
+      </w:r>
+      <w:proofErr w:type="spellStart"/>
+      <w:r>
+        <w:rPr>
+          <w:rFonts w:ascii="Times New Roman" w:hAnsi="Times New Roman" w:cs="Times New Roman"/>
+          <w:sz w:val="24"/>
+          <w:szCs w:val="24"/>
+          <w:lang w:eastAsia="fr-FR"/>
+        </w:rPr>
+        <w:t>mariadb</w:t>
+      </w:r>
+      <w:proofErr w:type="spellEnd"/>
+      <w:r>
+        <w:rPr>
+          <w:rFonts w:ascii="Times New Roman" w:hAnsi="Times New Roman" w:cs="Times New Roman"/>
+          <w:sz w:val="24"/>
+          <w:szCs w:val="24"/>
+          <w:lang w:eastAsia="fr-FR"/>
+        </w:rPr>
+        <w:t>)</w:t>
+      </w:r>
+      <w:r>
+        <w:rPr>
+          <w:rFonts w:ascii="Times New Roman" w:hAnsi="Times New Roman" w:cs="Times New Roman"/>
+          <w:sz w:val="24"/>
+          <w:szCs w:val="24"/>
+          <w:lang w:eastAsia="fr-FR"/>
+        </w:rPr>
+        <w:t xml:space="preserve"> </w:t>
+      </w:r>
+      <w:r>
+        <w:rPr>
+          <w:rFonts w:ascii="Times New Roman" w:hAnsi="Times New Roman" w:cs="Times New Roman"/>
+        </w:rPr>
+        <w:t>[5]</w:t>
+      </w:r>
+      <w:r>
+        <w:rPr>
+          <w:rFonts w:ascii="Times New Roman" w:hAnsi="Times New Roman" w:cs="Times New Roman"/>
+          <w:sz w:val="24"/>
+          <w:szCs w:val="24"/>
+          <w:lang w:eastAsia="fr-FR"/>
+        </w:rPr>
+        <w:t xml:space="preserve">. Elle permettra de centraliser toutes les informations des employés, de gérer les candidatures, les contrats, les demandes de congés et les feuilles de temps de manière efficace et intégrée. L'application offrira également des fonctionnalités d'analyse et de </w:t>
+      </w:r>
+      <w:proofErr w:type="spellStart"/>
+      <w:r>
+        <w:rPr>
+          <w:rFonts w:ascii="Times New Roman" w:hAnsi="Times New Roman" w:cs="Times New Roman"/>
+          <w:sz w:val="24"/>
+          <w:szCs w:val="24"/>
+          <w:lang w:eastAsia="fr-FR"/>
+        </w:rPr>
+        <w:t>reporting</w:t>
+      </w:r>
+      <w:proofErr w:type="spellEnd"/>
+      <w:r>
+        <w:rPr>
+          <w:rFonts w:ascii="Times New Roman" w:hAnsi="Times New Roman" w:cs="Times New Roman"/>
+          <w:sz w:val="24"/>
+          <w:szCs w:val="24"/>
+          <w:lang w:eastAsia="fr-FR"/>
+        </w:rPr>
+        <w:t xml:space="preserve"> pour aider à la prise de décision.</w:t>
       </w:r>
     </w:p>
     <w:p>
@@ -6871,7 +7281,27 @@
           <w:szCs w:val="24"/>
           <w:lang w:eastAsia="fr-FR"/>
         </w:rPr>
-        <w:t>Ce chapitre a permis de définir le contexte du projet, de justifier la nécessité d'une application de gestion des ressources humaines centralisée et automatisée. L'étude de l'existant a mis en évidence les limites des méthodes manuelles et l'absence d'intégration des systèmes existants. La solution proposée, basée sur Symfony et Fedora 41, répond aux besoins identifiés et s'inscrit dans une démarche de modernisation des processus RH. Le choix du modèle de développement incrémental assure une approche progressive et maîtrisée, tandis que le planning prévisionnel offre un cadre temporel réaliste pour la réalisation du projet. Les prochaines étapes consisteront à spécifier en détail les besoins fonctionnels et non fonctionnels, afin de guider la conception et le développement de l'application.</w:t>
+        <w:t xml:space="preserve">Ce chapitre a permis de définir le contexte du projet, de justifier la nécessité d'une application de gestion des ressources humaines centralisée et automatisée. L'étude de l'existant a mis en évidence les limites des méthodes manuelles et l'absence d'intégration des systèmes existants. La solution proposée, basée sur Symfony et </w:t>
+      </w:r>
+      <w:proofErr w:type="spellStart"/>
+      <w:r>
+        <w:rPr>
+          <w:rFonts w:ascii="Times New Roman" w:hAnsi="Times New Roman" w:cs="Times New Roman"/>
+          <w:sz w:val="24"/>
+          <w:szCs w:val="24"/>
+          <w:lang w:eastAsia="fr-FR"/>
+        </w:rPr>
+        <w:t>Fedora</w:t>
+      </w:r>
+      <w:proofErr w:type="spellEnd"/>
+      <w:r>
+        <w:rPr>
+          <w:rFonts w:ascii="Times New Roman" w:hAnsi="Times New Roman" w:cs="Times New Roman"/>
+          <w:sz w:val="24"/>
+          <w:szCs w:val="24"/>
+          <w:lang w:eastAsia="fr-FR"/>
+        </w:rPr>
+        <w:t xml:space="preserve"> 41, répond aux besoins identifiés et s'inscrit dans une démarche de modernisation des processus RH. Le choix du modèle de développement incrémental assure une approche progressive et maîtrisée, tandis que le planning prévisionnel offre un cadre temporel réaliste pour la réalisation du projet. Les prochaines étapes consisteront à spécifier en détail les besoins fonctionnels et non fonctionnels, afin de guider la conception et le développement de l'application.</w:t>
       </w:r>
     </w:p>
     <w:p>
@@ -7347,7 +7777,79 @@
           <w:szCs w:val="24"/>
           <w:lang w:eastAsia="fr-FR"/>
         </w:rPr>
-        <w:t>Ce chapitre est consacré à la définition précise des besoins fonctionnels et non fonctionnels de l’application de gestion des ressources humaines. La phase de spécification est une étape clé qui conditionne la qualité et la pertinence du système final. Elle permet de traduire les attentes des utilisateurs en exigences claires et mesurables, assurant ainsi que le développement réponde effectivement aux besoins identifiés. Les besoins fonctionnels décrivent les fonctionnalités essentielles telles que la gestion des employés, des contrats, des demandes de congés, des feuilles de temps et des candidatures, tandis que les besoins non fonctionnels englobent des aspects cruciaux comme la sécurité, la performance et l’ergonomie. Ce chapitre présente également les cas d’utilisation, qui illustrent les interactions entre les utilisateurs et le système, facilitant la compréhension des processus métier. Cette étape garantit une base solide pour la conception technique et le développement ultérieur, en alignant les objectifs du projet avec les attentes réelles des utilisateurs.</w:t>
+        <w:t>Ce chapitre est consacré à la définition précise des besoins fonctionnels et non fonctionnels de l’application de gestion des ressources humaines</w:t>
+      </w:r>
+      <w:r>
+        <w:rPr>
+          <w:rFonts w:ascii="Times New Roman" w:hAnsi="Times New Roman" w:cs="Times New Roman"/>
+          <w:sz w:val="24"/>
+          <w:szCs w:val="24"/>
+          <w:lang w:eastAsia="fr-FR"/>
+        </w:rPr>
+        <w:t xml:space="preserve"> </w:t>
+      </w:r>
+      <w:r>
+        <w:rPr>
+          <w:rFonts w:ascii="Times New Roman" w:hAnsi="Times New Roman" w:cs="Times New Roman"/>
+        </w:rPr>
+        <w:t>[9]</w:t>
+      </w:r>
+      <w:r>
+        <w:rPr>
+          <w:rFonts w:ascii="Times New Roman" w:hAnsi="Times New Roman" w:cs="Times New Roman"/>
+          <w:sz w:val="24"/>
+          <w:szCs w:val="24"/>
+          <w:lang w:eastAsia="fr-FR"/>
+        </w:rPr>
+        <w:t>. La phase de spécification est une étape clé qui conditionne la qualité et la pertinence du système final. Elle permet de traduire les attentes des utilisateurs en exigences claires et mesurables, assurant ainsi que le développement réponde effectivement aux besoins identifiés. Les besoins fonctionnels décrivent les fonctionnalités essentielles telles que la gestion des employés, des contrats, des demandes de congés, des feuilles de temps et des candidatures</w:t>
+      </w:r>
+      <w:r>
+        <w:rPr>
+          <w:rFonts w:ascii="Times New Roman" w:hAnsi="Times New Roman" w:cs="Times New Roman"/>
+          <w:sz w:val="24"/>
+          <w:szCs w:val="24"/>
+          <w:lang w:eastAsia="fr-FR"/>
+        </w:rPr>
+        <w:t xml:space="preserve"> </w:t>
+      </w:r>
+      <w:r>
+        <w:rPr>
+          <w:rFonts w:ascii="Times New Roman" w:hAnsi="Times New Roman" w:cs="Times New Roman"/>
+        </w:rPr>
+        <w:t>[10]</w:t>
+      </w:r>
+      <w:r>
+        <w:rPr>
+          <w:rFonts w:ascii="Times New Roman" w:hAnsi="Times New Roman" w:cs="Times New Roman"/>
+          <w:sz w:val="24"/>
+          <w:szCs w:val="24"/>
+          <w:lang w:eastAsia="fr-FR"/>
+        </w:rPr>
+        <w:t>, tandis que les besoins non fonctionnels englobent des aspects cruciaux comme la sécurité</w:t>
+      </w:r>
+      <w:r>
+        <w:rPr>
+          <w:rFonts w:ascii="Times New Roman" w:hAnsi="Times New Roman" w:cs="Times New Roman"/>
+          <w:sz w:val="24"/>
+          <w:szCs w:val="24"/>
+          <w:lang w:eastAsia="fr-FR"/>
+        </w:rPr>
+        <w:t xml:space="preserve"> </w:t>
+      </w:r>
+      <w:r>
+        <w:rPr>
+          <w:rFonts w:ascii="Times New Roman" w:hAnsi="Times New Roman" w:cs="Times New Roman"/>
+        </w:rPr>
+        <w:t>[6]</w:t>
+      </w:r>
+      <w:r>
+        <w:rPr>
+          <w:rFonts w:ascii="Times New Roman" w:hAnsi="Times New Roman" w:cs="Times New Roman"/>
+          <w:sz w:val="24"/>
+          <w:szCs w:val="24"/>
+          <w:lang w:eastAsia="fr-FR"/>
+        </w:rPr>
+        <w:t>, la performance et l’ergonomie. Ce chapitre présente également les cas d’utilisation, qui illustrent les interactions entre les utilisateurs et le système, facilitant la compréhension des processus métier. Cette étape garantit une base solide pour la conception technique et le développement ultérieur, en alignant les objectifs du projet avec les attentes réelles des utilisateurs.</w:t>
       </w:r>
     </w:p>
     <w:p>
@@ -7717,7 +8219,27 @@
           <w:szCs w:val="24"/>
           <w:lang w:eastAsia="fr-FR"/>
         </w:rPr>
-        <w:t>Les cas d’utilisation ont été élaborés pour représenter de manière claire et synthétique les interactions entre les utilisateurs et le système. Le Responsable RH, acteur principal, est au cœur des processus métier, intervenant dans la gestion des employés, des candidatures, des contrats, des congés et des feuilles de temps. Chaque cas d’utilisation décrit un scénario précis, avec ses préconditions, ses étapes et ses résultats attendus, facilitant la compréhension des besoins par les équipes techniques. L’inclusion des sous-cas d’utilisation permet de modéliser la complexité des tâches tout en assurant une organisation cohérente et modulaire du système.</w:t>
+        <w:t xml:space="preserve">Les cas d’utilisation ont été élaborés pour représenter de manière claire et synthétique les interactions entre les utilisateurs et le système. Le Responsable RH, acteur principal, est au cœur des processus métier, intervenant dans la gestion des employés, des candidatures, des contrats, des congés et des feuilles de temps. Chaque cas d’utilisation décrit un scénario précis, avec ses préconditions, ses étapes et ses résultats attendus, facilitant la compréhension des besoins par les équipes techniques. L’inclusion des </w:t>
+      </w:r>
+      <w:proofErr w:type="spellStart"/>
+      <w:r>
+        <w:rPr>
+          <w:rFonts w:ascii="Times New Roman" w:hAnsi="Times New Roman" w:cs="Times New Roman"/>
+          <w:sz w:val="24"/>
+          <w:szCs w:val="24"/>
+          <w:lang w:eastAsia="fr-FR"/>
+        </w:rPr>
+        <w:t>sous-cas</w:t>
+      </w:r>
+      <w:proofErr w:type="spellEnd"/>
+      <w:r>
+        <w:rPr>
+          <w:rFonts w:ascii="Times New Roman" w:hAnsi="Times New Roman" w:cs="Times New Roman"/>
+          <w:sz w:val="24"/>
+          <w:szCs w:val="24"/>
+          <w:lang w:eastAsia="fr-FR"/>
+        </w:rPr>
+        <w:t xml:space="preserve"> d’utilisation permet de modéliser la complexité des tâches tout en assurant une organisation cohérente et modulaire du système.</w:t>
       </w:r>
     </w:p>
     <w:p>
@@ -7938,7 +8460,27 @@
           <w:szCs w:val="24"/>
           <w:lang w:eastAsia="fr-FR"/>
         </w:rPr>
-        <w:t>Gérer Timesheet : Permet d'ajouter, de modifier, de consulter et de supprimer les heures de travail et les heures supplémentaires des employés. Ce cas d'utilisation est inclus dans "Gérer les Employés", car la gestion des feuilles de temps est une sous-tâche de la gestion des employés. Il communique également avec le serveur HTTPD pour l'affichage des informations et la gestion des données.</w:t>
+        <w:t xml:space="preserve">Gérer </w:t>
+      </w:r>
+      <w:proofErr w:type="spellStart"/>
+      <w:r>
+        <w:rPr>
+          <w:rFonts w:ascii="Times New Roman" w:hAnsi="Times New Roman" w:cs="Times New Roman"/>
+          <w:sz w:val="24"/>
+          <w:szCs w:val="24"/>
+          <w:lang w:eastAsia="fr-FR"/>
+        </w:rPr>
+        <w:t>Timesheet</w:t>
+      </w:r>
+      <w:proofErr w:type="spellEnd"/>
+      <w:r>
+        <w:rPr>
+          <w:rFonts w:ascii="Times New Roman" w:hAnsi="Times New Roman" w:cs="Times New Roman"/>
+          <w:sz w:val="24"/>
+          <w:szCs w:val="24"/>
+          <w:lang w:eastAsia="fr-FR"/>
+        </w:rPr>
+        <w:t xml:space="preserve"> : Permet d'ajouter, de modifier, de consulter et de supprimer les heures de travail et les heures supplémentaires des employés. Ce cas d'utilisation est inclus dans "Gérer les Employés", car la gestion des feuilles de temps est une sous-tâche de la gestion des employés. Il communique également avec le serveur HTTPD pour l'affichage des informations et la gestion des données.</w:t>
       </w:r>
     </w:p>
     <w:p>
@@ -7959,7 +8501,27 @@
           <w:szCs w:val="24"/>
           <w:lang w:eastAsia="fr-FR"/>
         </w:rPr>
-        <w:t>En résumé, le Responsable RH utilise l'application GRH, hébergée sur le serveur Fedora 41 et accessible via le serveur HTTPD, pour effectuer toutes les tâches de gestion des ressources humaines. Les cas d'utilisation sont organisés de manière modulaire, avec un cas d'utilisation principal ("Gérer les Employés") qui inclut plusieurs sous-tâches (gestion des contrats, des congés et des feuilles de temps).</w:t>
+        <w:t xml:space="preserve">En résumé, le Responsable RH utilise l'application GRH, hébergée sur le serveur </w:t>
+      </w:r>
+      <w:proofErr w:type="spellStart"/>
+      <w:r>
+        <w:rPr>
+          <w:rFonts w:ascii="Times New Roman" w:hAnsi="Times New Roman" w:cs="Times New Roman"/>
+          <w:sz w:val="24"/>
+          <w:szCs w:val="24"/>
+          <w:lang w:eastAsia="fr-FR"/>
+        </w:rPr>
+        <w:t>Fedora</w:t>
+      </w:r>
+      <w:proofErr w:type="spellEnd"/>
+      <w:r>
+        <w:rPr>
+          <w:rFonts w:ascii="Times New Roman" w:hAnsi="Times New Roman" w:cs="Times New Roman"/>
+          <w:sz w:val="24"/>
+          <w:szCs w:val="24"/>
+          <w:lang w:eastAsia="fr-FR"/>
+        </w:rPr>
+        <w:t xml:space="preserve"> 41 et accessible via le serveur HTTPD, pour effectuer toutes les tâches de gestion des ressources humaines. Les cas d'utilisation sont organisés de manière modulaire, avec un cas d'utilisation principal ("Gérer les Employés") qui inclut plusieurs sous-tâches (gestion des contrats, des congés et des feuilles de temps).</w:t>
       </w:r>
     </w:p>
     <w:p>
@@ -8046,77 +8608,22 @@
           <w:lang w:eastAsia="fr-FR"/>
         </w:rPr>
       </w:pPr>
-      <w:r>
-        <w:rPr>
-          <w:rFonts w:ascii="Times New Roman" w:hAnsi="Times New Roman" w:cs="Times New Roman"/>
-          <w:noProof/>
-          <w:lang w:eastAsia="fr-FR"/>
-        </w:rPr>
-        <w:lastRenderedPageBreak/>
-        <w:drawing>
-          <wp:anchor distT="0" distB="0" distL="114300" distR="114300" simplePos="0" relativeHeight="251667456" behindDoc="1" locked="0" layoutInCell="1" allowOverlap="1" wp14:anchorId="42C07501" wp14:editId="43E97B5F">
-            <wp:simplePos x="0" y="0"/>
-            <wp:positionH relativeFrom="column">
-              <wp:posOffset>-61595</wp:posOffset>
-            </wp:positionH>
-            <wp:positionV relativeFrom="paragraph">
-              <wp:posOffset>309880</wp:posOffset>
-            </wp:positionV>
-            <wp:extent cx="5724525" cy="3587115"/>
-            <wp:effectExtent l="0" t="0" r="9525" b="0"/>
-            <wp:wrapTight wrapText="bothSides">
-              <wp:wrapPolygon edited="0">
-                <wp:start x="0" y="0"/>
-                <wp:lineTo x="0" y="21451"/>
-                <wp:lineTo x="21564" y="21451"/>
-                <wp:lineTo x="21564" y="0"/>
-                <wp:lineTo x="0" y="0"/>
-              </wp:wrapPolygon>
-            </wp:wrapTight>
-            <wp:docPr id="1642136785" name="Image 2" descr="Une image contenant texte, diagramme, ligne, Tracé&#10;&#10;Description générée automatiquement"/>
-            <wp:cNvGraphicFramePr>
-              <a:graphicFrameLocks xmlns:a="http://schemas.openxmlformats.org/drawingml/2006/main" noChangeAspect="1"/>
-            </wp:cNvGraphicFramePr>
-            <a:graphic xmlns:a="http://schemas.openxmlformats.org/drawingml/2006/main">
-              <a:graphicData uri="http://schemas.openxmlformats.org/drawingml/2006/picture">
-                <pic:pic xmlns:pic="http://schemas.openxmlformats.org/drawingml/2006/picture">
-                  <pic:nvPicPr>
-                    <pic:cNvPr id="1642136785" name="Image 2" descr="Une image contenant texte, diagramme, ligne, Tracé&#10;&#10;Description générée automatiquement"/>
-                    <pic:cNvPicPr/>
-                  </pic:nvPicPr>
-                  <pic:blipFill>
-                    <a:blip r:embed="rId14">
-                      <a:extLst>
-                        <a:ext uri="{28A0092B-C50C-407E-A947-70E740481C1C}">
-                          <a14:useLocalDpi xmlns:a14="http://schemas.microsoft.com/office/drawing/2010/main" val="0"/>
-                        </a:ext>
-                      </a:extLst>
-                    </a:blip>
-                    <a:stretch>
-                      <a:fillRect/>
-                    </a:stretch>
-                  </pic:blipFill>
-                  <pic:spPr>
-                    <a:xfrm>
-                      <a:off x="0" y="0"/>
-                      <a:ext cx="5724525" cy="3587115"/>
-                    </a:xfrm>
-                    <a:prstGeom prst="rect">
-                      <a:avLst/>
-                    </a:prstGeom>
-                  </pic:spPr>
-                </pic:pic>
-              </a:graphicData>
-            </a:graphic>
-            <wp14:sizeRelH relativeFrom="margin">
-              <wp14:pctWidth>0</wp14:pctWidth>
-            </wp14:sizeRelH>
-            <wp14:sizeRelV relativeFrom="margin">
-              <wp14:pctHeight>0</wp14:pctHeight>
-            </wp14:sizeRelV>
-          </wp:anchor>
-        </w:drawing>
-      </w:r>
+    </w:p>
+    <w:p>
+      <w:pPr>
+        <w:rPr>
+          <w:rFonts w:ascii="Times New Roman" w:hAnsi="Times New Roman" w:cs="Times New Roman"/>
+          <w:lang w:eastAsia="fr-FR"/>
+        </w:rPr>
+      </w:pPr>
+    </w:p>
+    <w:p>
+      <w:pPr>
+        <w:rPr>
+          <w:rFonts w:ascii="Times New Roman" w:hAnsi="Times New Roman" w:cs="Times New Roman"/>
+          <w:lang w:eastAsia="fr-FR"/>
+        </w:rPr>
+      </w:pPr>
     </w:p>
     <w:p>
       <w:pPr>
@@ -8131,25 +8638,26 @@
           <w:bCs/>
           <w:noProof/>
         </w:rPr>
+        <w:lastRenderedPageBreak/>
         <mc:AlternateContent>
           <mc:Choice Requires="wps">
             <w:drawing>
-              <wp:anchor distT="0" distB="0" distL="114300" distR="114300" simplePos="0" relativeHeight="251677696" behindDoc="1" locked="0" layoutInCell="1" allowOverlap="1" wp14:anchorId="2764B8EF" wp14:editId="2D5E3D7B">
+              <wp:anchor distT="0" distB="0" distL="114300" distR="114300" simplePos="0" relativeHeight="251677696" behindDoc="1" locked="0" layoutInCell="1" allowOverlap="1" wp14:anchorId="2764B8EF" wp14:editId="550E458E">
                 <wp:simplePos x="0" y="0"/>
                 <wp:positionH relativeFrom="margin">
                   <wp:align>center</wp:align>
                 </wp:positionH>
                 <wp:positionV relativeFrom="paragraph">
-                  <wp:posOffset>3861435</wp:posOffset>
+                  <wp:posOffset>0</wp:posOffset>
                 </wp:positionV>
-                <wp:extent cx="2266950" cy="190500"/>
-                <wp:effectExtent l="0" t="0" r="0" b="0"/>
+                <wp:extent cx="3267075" cy="219075"/>
+                <wp:effectExtent l="0" t="0" r="9525" b="9525"/>
                 <wp:wrapTight wrapText="bothSides">
                   <wp:wrapPolygon edited="0">
                     <wp:start x="0" y="0"/>
-                    <wp:lineTo x="0" y="19440"/>
-                    <wp:lineTo x="21418" y="19440"/>
-                    <wp:lineTo x="21418" y="0"/>
+                    <wp:lineTo x="0" y="20661"/>
+                    <wp:lineTo x="21537" y="20661"/>
+                    <wp:lineTo x="21537" y="0"/>
                     <wp:lineTo x="0" y="0"/>
                   </wp:wrapPolygon>
                 </wp:wrapTight>
@@ -8162,7 +8670,7 @@
                       <wps:spPr>
                         <a:xfrm>
                           <a:off x="0" y="0"/>
-                          <a:ext cx="2266950" cy="190500"/>
+                          <a:ext cx="3267075" cy="219075"/>
                         </a:xfrm>
                         <a:prstGeom prst="rect">
                           <a:avLst/>
@@ -8221,7 +8729,7 @@
           </mc:Choice>
           <mc:Fallback>
             <w:pict>
-              <v:shape w14:anchorId="2764B8EF" id="_x0000_s1027" type="#_x0000_t202" style="position:absolute;margin-left:0;margin-top:304.05pt;width:178.5pt;height:15pt;z-index:-251638784;visibility:visible;mso-wrap-style:square;mso-width-percent:0;mso-height-percent:0;mso-wrap-distance-left:9pt;mso-wrap-distance-top:0;mso-wrap-distance-right:9pt;mso-wrap-distance-bottom:0;mso-position-horizontal:center;mso-position-horizontal-relative:margin;mso-position-vertical:absolute;mso-position-vertical-relative:text;mso-width-percent:0;mso-height-percent:0;mso-width-relative:margin;mso-height-relative:margin;v-text-anchor:top" o:gfxdata="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" stroked="f">
+              <v:shape w14:anchorId="2764B8EF" id="_x0000_s1027" type="#_x0000_t202" style="position:absolute;margin-left:0;margin-top:0;width:257.25pt;height:17.25pt;z-index:-251638784;visibility:visible;mso-wrap-style:square;mso-width-percent:0;mso-height-percent:0;mso-wrap-distance-left:9pt;mso-wrap-distance-top:0;mso-wrap-distance-right:9pt;mso-wrap-distance-bottom:0;mso-position-horizontal:center;mso-position-horizontal-relative:margin;mso-position-vertical:absolute;mso-position-vertical-relative:text;mso-width-percent:0;mso-height-percent:0;mso-width-relative:margin;mso-height-relative:margin;v-text-anchor:top" o:gfxdata="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" stroked="f">
                 <v:textbox inset="0,0,0,0">
                   <w:txbxContent>
                     <w:p>
@@ -8260,15 +8768,167 @@
       <w:pPr>
         <w:rPr>
           <w:rFonts w:ascii="Times New Roman" w:hAnsi="Times New Roman" w:cs="Times New Roman"/>
-          <w:lang w:eastAsia="fr-FR"/>
-        </w:rPr>
-      </w:pPr>
-    </w:p>
-    <w:p>
-      <w:pPr>
-        <w:rPr>
-          <w:rFonts w:ascii="Times New Roman" w:hAnsi="Times New Roman" w:cs="Times New Roman"/>
-          <w:lang w:eastAsia="fr-FR"/>
+        </w:rPr>
+      </w:pPr>
+      <w:r>
+        <w:rPr>
+          <w:b/>
+          <w:bCs/>
+          <w:noProof/>
+        </w:rPr>
+        <w:drawing>
+          <wp:anchor distT="0" distB="0" distL="114300" distR="114300" simplePos="0" relativeHeight="251700224" behindDoc="0" locked="0" layoutInCell="1" allowOverlap="1" wp14:anchorId="6FAD56BB" wp14:editId="60AB5080">
+            <wp:simplePos x="0" y="0"/>
+            <wp:positionH relativeFrom="column">
+              <wp:posOffset>-80645</wp:posOffset>
+            </wp:positionH>
+            <wp:positionV relativeFrom="paragraph">
+              <wp:posOffset>103505</wp:posOffset>
+            </wp:positionV>
+            <wp:extent cx="5760720" cy="8281670"/>
+            <wp:effectExtent l="0" t="0" r="0" b="5080"/>
+            <wp:wrapNone/>
+            <wp:docPr id="186656239" name="Image 9" descr="Une image contenant texte, diagramme&#10;&#10;Le contenu généré par l’IA peut être incorrect."/>
+            <wp:cNvGraphicFramePr>
+              <a:graphicFrameLocks xmlns:a="http://schemas.openxmlformats.org/drawingml/2006/main" noChangeAspect="1"/>
+            </wp:cNvGraphicFramePr>
+            <a:graphic xmlns:a="http://schemas.openxmlformats.org/drawingml/2006/main">
+              <a:graphicData uri="http://schemas.openxmlformats.org/drawingml/2006/picture">
+                <pic:pic xmlns:pic="http://schemas.openxmlformats.org/drawingml/2006/picture">
+                  <pic:nvPicPr>
+                    <pic:cNvPr id="186656239" name="Image 9" descr="Une image contenant texte, diagramme&#10;&#10;Le contenu généré par l’IA peut être incorrect."/>
+                    <pic:cNvPicPr/>
+                  </pic:nvPicPr>
+                  <pic:blipFill>
+                    <a:blip r:embed="rId14">
+                      <a:extLst>
+                        <a:ext uri="{28A0092B-C50C-407E-A947-70E740481C1C}">
+                          <a14:useLocalDpi xmlns:a14="http://schemas.microsoft.com/office/drawing/2010/main" val="0"/>
+                        </a:ext>
+                      </a:extLst>
+                    </a:blip>
+                    <a:stretch>
+                      <a:fillRect/>
+                    </a:stretch>
+                  </pic:blipFill>
+                  <pic:spPr>
+                    <a:xfrm>
+                      <a:off x="0" y="0"/>
+                      <a:ext cx="5760720" cy="8281670"/>
+                    </a:xfrm>
+                    <a:prstGeom prst="rect">
+                      <a:avLst/>
+                    </a:prstGeom>
+                  </pic:spPr>
+                </pic:pic>
+              </a:graphicData>
+            </a:graphic>
+          </wp:anchor>
+        </w:drawing>
+      </w:r>
+    </w:p>
+    <w:p>
+      <w:pPr>
+        <w:rPr>
+          <w:rFonts w:ascii="Times New Roman" w:hAnsi="Times New Roman" w:cs="Times New Roman"/>
+        </w:rPr>
+      </w:pPr>
+    </w:p>
+    <w:p>
+      <w:pPr>
+        <w:rPr>
+          <w:rFonts w:ascii="Times New Roman" w:hAnsi="Times New Roman" w:cs="Times New Roman"/>
+        </w:rPr>
+      </w:pPr>
+    </w:p>
+    <w:p>
+      <w:pPr>
+        <w:rPr>
+          <w:rFonts w:ascii="Times New Roman" w:hAnsi="Times New Roman" w:cs="Times New Roman"/>
+        </w:rPr>
+      </w:pPr>
+    </w:p>
+    <w:p>
+      <w:pPr>
+        <w:rPr>
+          <w:rFonts w:ascii="Times New Roman" w:hAnsi="Times New Roman" w:cs="Times New Roman"/>
+        </w:rPr>
+      </w:pPr>
+    </w:p>
+    <w:p>
+      <w:pPr>
+        <w:rPr>
+          <w:rFonts w:ascii="Times New Roman" w:hAnsi="Times New Roman" w:cs="Times New Roman"/>
+        </w:rPr>
+      </w:pPr>
+    </w:p>
+    <w:p>
+      <w:pPr>
+        <w:rPr>
+          <w:rFonts w:ascii="Times New Roman" w:hAnsi="Times New Roman" w:cs="Times New Roman"/>
+        </w:rPr>
+      </w:pPr>
+    </w:p>
+    <w:p>
+      <w:pPr>
+        <w:rPr>
+          <w:rFonts w:ascii="Times New Roman" w:hAnsi="Times New Roman" w:cs="Times New Roman"/>
+        </w:rPr>
+      </w:pPr>
+    </w:p>
+    <w:p>
+      <w:pPr>
+        <w:rPr>
+          <w:rFonts w:ascii="Times New Roman" w:hAnsi="Times New Roman" w:cs="Times New Roman"/>
+        </w:rPr>
+      </w:pPr>
+    </w:p>
+    <w:p>
+      <w:pPr>
+        <w:rPr>
+          <w:rFonts w:ascii="Times New Roman" w:hAnsi="Times New Roman" w:cs="Times New Roman"/>
+        </w:rPr>
+      </w:pPr>
+    </w:p>
+    <w:p>
+      <w:pPr>
+        <w:rPr>
+          <w:rFonts w:ascii="Times New Roman" w:hAnsi="Times New Roman" w:cs="Times New Roman"/>
+        </w:rPr>
+      </w:pPr>
+    </w:p>
+    <w:p>
+      <w:pPr>
+        <w:rPr>
+          <w:rFonts w:ascii="Times New Roman" w:hAnsi="Times New Roman" w:cs="Times New Roman"/>
+        </w:rPr>
+      </w:pPr>
+    </w:p>
+    <w:p>
+      <w:pPr>
+        <w:rPr>
+          <w:rFonts w:ascii="Times New Roman" w:hAnsi="Times New Roman" w:cs="Times New Roman"/>
+        </w:rPr>
+      </w:pPr>
+    </w:p>
+    <w:p>
+      <w:pPr>
+        <w:rPr>
+          <w:rFonts w:ascii="Times New Roman" w:hAnsi="Times New Roman" w:cs="Times New Roman"/>
+        </w:rPr>
+      </w:pPr>
+    </w:p>
+    <w:p>
+      <w:pPr>
+        <w:rPr>
+          <w:rFonts w:ascii="Times New Roman" w:hAnsi="Times New Roman" w:cs="Times New Roman"/>
+        </w:rPr>
+      </w:pPr>
+    </w:p>
+    <w:p>
+      <w:pPr>
+        <w:rPr>
+          <w:rFonts w:ascii="Times New Roman" w:hAnsi="Times New Roman" w:cs="Times New Roman"/>
         </w:rPr>
       </w:pPr>
     </w:p>
@@ -8390,15 +9050,15 @@
         </w:rPr>
         <w:lastRenderedPageBreak/>
         <w:drawing>
-          <wp:anchor distT="0" distB="0" distL="114300" distR="114300" simplePos="0" relativeHeight="251688960" behindDoc="0" locked="0" layoutInCell="1" allowOverlap="1" wp14:anchorId="70E3397B" wp14:editId="4EE11E0A">
+          <wp:anchor distT="0" distB="0" distL="114300" distR="114300" simplePos="0" relativeHeight="251688960" behindDoc="0" locked="0" layoutInCell="1" allowOverlap="1" wp14:anchorId="70E3397B" wp14:editId="407BD4F1">
             <wp:simplePos x="0" y="0"/>
             <wp:positionH relativeFrom="page">
-              <wp:align>left</wp:align>
+              <wp:posOffset>-2540</wp:posOffset>
             </wp:positionH>
             <wp:positionV relativeFrom="paragraph">
-              <wp:posOffset>-894715</wp:posOffset>
+              <wp:posOffset>-899795</wp:posOffset>
             </wp:positionV>
-            <wp:extent cx="7542090" cy="10668000"/>
+            <wp:extent cx="7541895" cy="10668000"/>
             <wp:effectExtent l="0" t="0" r="1905" b="0"/>
             <wp:wrapNone/>
             <wp:docPr id="1203433769" name="Image 6"/>
@@ -8427,7 +9087,7 @@
                   <pic:spPr>
                     <a:xfrm>
                       <a:off x="0" y="0"/>
-                      <a:ext cx="7542090" cy="10668000"/>
+                      <a:ext cx="7541895" cy="10668000"/>
                     </a:xfrm>
                     <a:prstGeom prst="rect">
                       <a:avLst/>
@@ -8658,7 +9318,6 @@
     </w:p>
     <w:p>
       <w:pPr>
-        <w:jc w:val="right"/>
         <w:rPr>
           <w:rFonts w:ascii="Times New Roman" w:hAnsi="Times New Roman" w:cs="Times New Roman"/>
         </w:rPr>
@@ -8695,7 +9354,127 @@
           <w:szCs w:val="24"/>
           <w:lang w:eastAsia="fr-FR"/>
         </w:rPr>
-        <w:t>La phase de conception, détaillée dans ce chapitre, constitue le pont entre la définition des besoins et la réalisation technique du système. Elle vise à structurer et modéliser le système de gestion des ressources humaines de manière à assurer cohérence, modularité et évolutivité. Ce chapitre présente les différentes modélisations dynamiques et statiques, notamment les diagrammes UML qui permettent de visualiser les interactions entre les composants, les états des objets et la structure des données. L’architecture logicielle est explicitée, mettant en avant l’utilisation du framework Symfony selon le modèle MVC, garantissant une séparation claire des responsabilités et facilitant la maintenance. L’architecture matérielle est également décrite, soulignant le rôle du serveur Fedora 41 et des services associés (httpd, mariadb, bind, dhcpd) dans le déploiement de l’application. Cette conception détaillée est essentielle pour anticiper les défis techniques, optimiser les performances et assurer la sécurité du système, tout en répondant aux besoins fonctionnels spécifiés.</w:t>
+        <w:t xml:space="preserve">La phase de conception, détaillée dans ce chapitre, constitue le pont entre la définition des besoins et la réalisation technique du système. Elle vise à structurer et modéliser le système de gestion des ressources humaines de manière à assurer cohérence, modularité et évolutivité. Ce chapitre présente les différentes modélisations dynamiques et statiques, notamment les diagrammes UML qui permettent de visualiser les interactions entre les composants, les états des objets et la structure des données. L’architecture logicielle est explicitée, mettant en avant l’utilisation du </w:t>
+      </w:r>
+      <w:proofErr w:type="spellStart"/>
+      <w:r>
+        <w:rPr>
+          <w:rFonts w:ascii="Times New Roman" w:hAnsi="Times New Roman" w:cs="Times New Roman"/>
+          <w:sz w:val="24"/>
+          <w:szCs w:val="24"/>
+          <w:lang w:eastAsia="fr-FR"/>
+        </w:rPr>
+        <w:t>framework</w:t>
+      </w:r>
+      <w:proofErr w:type="spellEnd"/>
+      <w:r>
+        <w:rPr>
+          <w:rFonts w:ascii="Times New Roman" w:hAnsi="Times New Roman" w:cs="Times New Roman"/>
+          <w:sz w:val="24"/>
+          <w:szCs w:val="24"/>
+          <w:lang w:eastAsia="fr-FR"/>
+        </w:rPr>
+        <w:t xml:space="preserve"> Symfony selon le modèle MVC, garantissant une séparation claire des responsabilités et facilitant la maintenance. L’architecture matérielle est également décrite, soulignant le rôle du serveur </w:t>
+      </w:r>
+      <w:proofErr w:type="spellStart"/>
+      <w:r>
+        <w:rPr>
+          <w:rFonts w:ascii="Times New Roman" w:hAnsi="Times New Roman" w:cs="Times New Roman"/>
+          <w:sz w:val="24"/>
+          <w:szCs w:val="24"/>
+          <w:lang w:eastAsia="fr-FR"/>
+        </w:rPr>
+        <w:t>Fedora</w:t>
+      </w:r>
+      <w:proofErr w:type="spellEnd"/>
+      <w:r>
+        <w:rPr>
+          <w:rFonts w:ascii="Times New Roman" w:hAnsi="Times New Roman" w:cs="Times New Roman"/>
+          <w:sz w:val="24"/>
+          <w:szCs w:val="24"/>
+          <w:lang w:eastAsia="fr-FR"/>
+        </w:rPr>
+        <w:t xml:space="preserve"> 41 et des services associés (</w:t>
+      </w:r>
+      <w:proofErr w:type="spellStart"/>
+      <w:r>
+        <w:rPr>
+          <w:rFonts w:ascii="Times New Roman" w:hAnsi="Times New Roman" w:cs="Times New Roman"/>
+          <w:sz w:val="24"/>
+          <w:szCs w:val="24"/>
+          <w:lang w:eastAsia="fr-FR"/>
+        </w:rPr>
+        <w:t>httpd</w:t>
+      </w:r>
+      <w:proofErr w:type="spellEnd"/>
+      <w:r>
+        <w:rPr>
+          <w:rFonts w:ascii="Times New Roman" w:hAnsi="Times New Roman" w:cs="Times New Roman"/>
+          <w:sz w:val="24"/>
+          <w:szCs w:val="24"/>
+          <w:lang w:eastAsia="fr-FR"/>
+        </w:rPr>
+        <w:t xml:space="preserve">, </w:t>
+      </w:r>
+      <w:proofErr w:type="spellStart"/>
+      <w:r>
+        <w:rPr>
+          <w:rFonts w:ascii="Times New Roman" w:hAnsi="Times New Roman" w:cs="Times New Roman"/>
+          <w:sz w:val="24"/>
+          <w:szCs w:val="24"/>
+          <w:lang w:eastAsia="fr-FR"/>
+        </w:rPr>
+        <w:t>mariadb</w:t>
+      </w:r>
+      <w:proofErr w:type="spellEnd"/>
+      <w:r>
+        <w:rPr>
+          <w:rFonts w:ascii="Times New Roman" w:hAnsi="Times New Roman" w:cs="Times New Roman"/>
+          <w:sz w:val="24"/>
+          <w:szCs w:val="24"/>
+          <w:lang w:eastAsia="fr-FR"/>
+        </w:rPr>
+        <w:t xml:space="preserve">, </w:t>
+      </w:r>
+      <w:proofErr w:type="spellStart"/>
+      <w:r>
+        <w:rPr>
+          <w:rFonts w:ascii="Times New Roman" w:hAnsi="Times New Roman" w:cs="Times New Roman"/>
+          <w:sz w:val="24"/>
+          <w:szCs w:val="24"/>
+          <w:lang w:eastAsia="fr-FR"/>
+        </w:rPr>
+        <w:t>bind</w:t>
+      </w:r>
+      <w:proofErr w:type="spellEnd"/>
+      <w:r>
+        <w:rPr>
+          <w:rFonts w:ascii="Times New Roman" w:hAnsi="Times New Roman" w:cs="Times New Roman"/>
+          <w:sz w:val="24"/>
+          <w:szCs w:val="24"/>
+          <w:lang w:eastAsia="fr-FR"/>
+        </w:rPr>
+        <w:t xml:space="preserve">, </w:t>
+      </w:r>
+      <w:proofErr w:type="spellStart"/>
+      <w:r>
+        <w:rPr>
+          <w:rFonts w:ascii="Times New Roman" w:hAnsi="Times New Roman" w:cs="Times New Roman"/>
+          <w:sz w:val="24"/>
+          <w:szCs w:val="24"/>
+          <w:lang w:eastAsia="fr-FR"/>
+        </w:rPr>
+        <w:t>dhcpd</w:t>
+      </w:r>
+      <w:proofErr w:type="spellEnd"/>
+      <w:r>
+        <w:rPr>
+          <w:rFonts w:ascii="Times New Roman" w:hAnsi="Times New Roman" w:cs="Times New Roman"/>
+          <w:sz w:val="24"/>
+          <w:szCs w:val="24"/>
+          <w:lang w:eastAsia="fr-FR"/>
+        </w:rPr>
+        <w:t>) dans le déploiement de l’application. Cette conception détaillée est essentielle pour anticiper les défis techniques, optimiser les performances et assurer la sécurité du système, tout en répondant aux besoins fonctionnels spécifiés.</w:t>
       </w:r>
     </w:p>
     <w:p>
@@ -8792,31 +9571,58 @@
       <w:r>
         <w:rPr>
           <w:rFonts w:ascii="Times New Roman" w:hAnsi="Times New Roman" w:cs="Times New Roman"/>
+        </w:rPr>
+        <w:lastRenderedPageBreak/>
+        <w:t xml:space="preserve">Figure </w:t>
+      </w:r>
+      <w:r>
+        <w:rPr>
+          <w:rFonts w:ascii="Times New Roman" w:hAnsi="Times New Roman" w:cs="Times New Roman"/>
+        </w:rPr>
+        <w:fldChar w:fldCharType="begin"/>
+      </w:r>
+      <w:r>
+        <w:rPr>
+          <w:rFonts w:ascii="Times New Roman" w:hAnsi="Times New Roman" w:cs="Times New Roman"/>
+        </w:rPr>
+        <w:instrText xml:space="preserve"> SEQ Figure \* ARABIC </w:instrText>
+      </w:r>
+      <w:r>
+        <w:rPr>
+          <w:rFonts w:ascii="Times New Roman" w:hAnsi="Times New Roman" w:cs="Times New Roman"/>
+        </w:rPr>
+        <w:fldChar w:fldCharType="separate"/>
+      </w:r>
+      <w:r>
+        <w:rPr>
+          <w:rFonts w:ascii="Times New Roman" w:hAnsi="Times New Roman" w:cs="Times New Roman"/>
           <w:noProof/>
-          <w:lang w:eastAsia="fr-FR"/>
-        </w:rPr>
-        <w:lastRenderedPageBreak/>
+        </w:rPr>
+        <w:t>3</w:t>
+      </w:r>
+      <w:r>
+        <w:rPr>
+          <w:rFonts w:ascii="Times New Roman" w:hAnsi="Times New Roman" w:cs="Times New Roman"/>
+        </w:rPr>
+        <w:fldChar w:fldCharType="end"/>
+      </w:r>
+      <w:r>
+        <w:rPr>
+          <w:rFonts w:ascii="Times New Roman" w:hAnsi="Times New Roman" w:cs="Times New Roman"/>
+        </w:rPr>
+        <w:t xml:space="preserve"> : Diagramme de séquence</w:t>
+      </w:r>
+    </w:p>
+    <w:p>
+      <w:r>
+        <w:rPr>
+          <w:noProof/>
+        </w:rPr>
         <w:drawing>
-          <wp:anchor distT="0" distB="0" distL="114300" distR="114300" simplePos="0" relativeHeight="251678720" behindDoc="1" locked="0" layoutInCell="1" allowOverlap="1" wp14:anchorId="142C0CCD" wp14:editId="60B29BF6">
-            <wp:simplePos x="0" y="0"/>
-            <wp:positionH relativeFrom="column">
-              <wp:posOffset>157480</wp:posOffset>
-            </wp:positionH>
-            <wp:positionV relativeFrom="paragraph">
-              <wp:posOffset>262255</wp:posOffset>
-            </wp:positionV>
-            <wp:extent cx="5772150" cy="3293745"/>
-            <wp:effectExtent l="0" t="0" r="0" b="1905"/>
-            <wp:wrapTight wrapText="bothSides">
-              <wp:wrapPolygon edited="0">
-                <wp:start x="0" y="0"/>
-                <wp:lineTo x="0" y="21488"/>
-                <wp:lineTo x="21529" y="21488"/>
-                <wp:lineTo x="21529" y="0"/>
-                <wp:lineTo x="0" y="0"/>
-              </wp:wrapPolygon>
-            </wp:wrapTight>
-            <wp:docPr id="1945720312" name="Image 4" descr="Une image contenant texte, capture d’écran, Police, nombre&#10;&#10;Description générée automatiquement"/>
+          <wp:inline distT="0" distB="0" distL="0" distR="0" wp14:anchorId="66911C9E" wp14:editId="55271536">
+            <wp:extent cx="5760720" cy="6125210"/>
+            <wp:effectExtent l="0" t="0" r="0" b="8890"/>
+            <wp:docPr id="535932440" name="Image 10" descr="Une image contenant texte, reçu, nombre, capture d’écran&#10;&#10;Le contenu généré par l’IA peut être incorrect."/>
             <wp:cNvGraphicFramePr>
               <a:graphicFrameLocks xmlns:a="http://schemas.openxmlformats.org/drawingml/2006/main" noChangeAspect="1"/>
             </wp:cNvGraphicFramePr>
@@ -8824,7 +9630,7 @@
               <a:graphicData uri="http://schemas.openxmlformats.org/drawingml/2006/picture">
                 <pic:pic xmlns:pic="http://schemas.openxmlformats.org/drawingml/2006/picture">
                   <pic:nvPicPr>
-                    <pic:cNvPr id="1945720312" name="Image 4" descr="Une image contenant texte, capture d’écran, Police, nombre&#10;&#10;Description générée automatiquement"/>
+                    <pic:cNvPr id="535932440" name="Image 10" descr="Une image contenant texte, reçu, nombre, capture d’écran&#10;&#10;Le contenu généré par l’IA peut être incorrect."/>
                     <pic:cNvPicPr/>
                   </pic:nvPicPr>
                   <pic:blipFill>
@@ -8842,7 +9648,7 @@
                   <pic:spPr>
                     <a:xfrm>
                       <a:off x="0" y="0"/>
-                      <a:ext cx="5772150" cy="3293745"/>
+                      <a:ext cx="5760720" cy="6125210"/>
                     </a:xfrm>
                     <a:prstGeom prst="rect">
                       <a:avLst/>
@@ -8851,51 +9657,8 @@
                 </pic:pic>
               </a:graphicData>
             </a:graphic>
-          </wp:anchor>
+          </wp:inline>
         </w:drawing>
-      </w:r>
-      <w:r>
-        <w:rPr>
-          <w:rFonts w:ascii="Times New Roman" w:hAnsi="Times New Roman" w:cs="Times New Roman"/>
-        </w:rPr>
-        <w:t xml:space="preserve">Figure </w:t>
-      </w:r>
-      <w:r>
-        <w:rPr>
-          <w:rFonts w:ascii="Times New Roman" w:hAnsi="Times New Roman" w:cs="Times New Roman"/>
-        </w:rPr>
-        <w:fldChar w:fldCharType="begin"/>
-      </w:r>
-      <w:r>
-        <w:rPr>
-          <w:rFonts w:ascii="Times New Roman" w:hAnsi="Times New Roman" w:cs="Times New Roman"/>
-        </w:rPr>
-        <w:instrText xml:space="preserve"> SEQ Figure \* ARABIC </w:instrText>
-      </w:r>
-      <w:r>
-        <w:rPr>
-          <w:rFonts w:ascii="Times New Roman" w:hAnsi="Times New Roman" w:cs="Times New Roman"/>
-        </w:rPr>
-        <w:fldChar w:fldCharType="separate"/>
-      </w:r>
-      <w:r>
-        <w:rPr>
-          <w:rFonts w:ascii="Times New Roman" w:hAnsi="Times New Roman" w:cs="Times New Roman"/>
-          <w:noProof/>
-        </w:rPr>
-        <w:t>3</w:t>
-      </w:r>
-      <w:r>
-        <w:rPr>
-          <w:rFonts w:ascii="Times New Roman" w:hAnsi="Times New Roman" w:cs="Times New Roman"/>
-        </w:rPr>
-        <w:fldChar w:fldCharType="end"/>
-      </w:r>
-      <w:r>
-        <w:rPr>
-          <w:rFonts w:ascii="Times New Roman" w:hAnsi="Times New Roman" w:cs="Times New Roman"/>
-        </w:rPr>
-        <w:t xml:space="preserve"> : Diagramme de séquence</w:t>
       </w:r>
     </w:p>
     <w:p>
@@ -8920,16 +9683,37 @@
           <w:rFonts w:ascii="Times New Roman" w:hAnsi="Times New Roman" w:cs="Times New Roman"/>
           <w:lang w:eastAsia="fr-FR"/>
         </w:rPr>
-        <w:t>Ce diagramme de séquence illustre les échanges entre le Responsable RH, le serveur HTTPD, l’application Symfony et la base de données MariaDB lors de l’utilisation de l’application de gestion des ressources humaines. Le Responsable RH accède d’abord à l’application via le serveur HTTPD, qui transmet la requête à Symfony. L’application interroge alors la base de données pour récupérer les informations des employés, puis affiche les formulaires nécessaires à l’utilisateur. Une fois les demandes saisies et soumises par le Responsable RH, celles-ci sont traitées par Symfony, enregistrées dans la base de données, puis une confirmation est renvoyée à l’utilisateur via le serveur HTTPD. Ce processus garantit une interaction fluide et sécurisée entre les différents composants du système.</w:t>
-      </w:r>
-    </w:p>
-    <w:p>
-      <w:pPr>
-        <w:rPr>
-          <w:rFonts w:ascii="Times New Roman" w:hAnsi="Times New Roman" w:cs="Times New Roman"/>
-          <w:lang w:eastAsia="fr-FR"/>
-        </w:rPr>
-      </w:pPr>
+        <w:t xml:space="preserve">Ce diagramme de séquence illustre les échanges entre le Responsable RH, le serveur HTTPD, l’application Symfony et la base de données </w:t>
+      </w:r>
+      <w:proofErr w:type="spellStart"/>
+      <w:r>
+        <w:rPr>
+          <w:rFonts w:ascii="Times New Roman" w:hAnsi="Times New Roman" w:cs="Times New Roman"/>
+          <w:lang w:eastAsia="fr-FR"/>
+        </w:rPr>
+        <w:t>MariaDB</w:t>
+      </w:r>
+      <w:proofErr w:type="spellEnd"/>
+      <w:r>
+        <w:rPr>
+          <w:rFonts w:ascii="Times New Roman" w:hAnsi="Times New Roman" w:cs="Times New Roman"/>
+          <w:lang w:eastAsia="fr-FR"/>
+        </w:rPr>
+        <w:t xml:space="preserve"> </w:t>
+      </w:r>
+      <w:r>
+        <w:rPr>
+          <w:rFonts w:ascii="Times New Roman" w:hAnsi="Times New Roman" w:cs="Times New Roman"/>
+        </w:rPr>
+        <w:t>[7]</w:t>
+      </w:r>
+      <w:r>
+        <w:rPr>
+          <w:rFonts w:ascii="Times New Roman" w:hAnsi="Times New Roman" w:cs="Times New Roman"/>
+          <w:lang w:eastAsia="fr-FR"/>
+        </w:rPr>
+        <w:t xml:space="preserve"> lors de l’utilisation de l’application de gestion des ressources humaines. Le Responsable RH accède d’abord à l’application via le serveur HTTPD, qui transmet la requête à Symfony. L’application interroge alors la base de données pour récupérer les informations des employés, puis affiche les formulaires nécessaires à l’utilisateur. Une fois les demandes saisies et soumises par le Responsable RH, celles-ci sont traitées par Symfony, enregistrées dans la base de données, puis une confirmation est renvoyée à l’utilisateur via le serveur HTTPD. Ce processus garantit une interaction fluide et sécurisée entre les différents composants du système.</w:t>
+      </w:r>
     </w:p>
     <w:p>
       <w:pPr>
@@ -8948,6 +9732,7 @@
           <w:sz w:val="28"/>
           <w:szCs w:val="28"/>
         </w:rPr>
+        <w:lastRenderedPageBreak/>
         <w:t>3. 2. Diagramme de collaboration</w:t>
       </w:r>
     </w:p>
@@ -9033,46 +9818,6 @@
           <w:lang w:eastAsia="fr-FR"/>
         </w:rPr>
       </w:pPr>
-    </w:p>
-    <w:p>
-      <w:pPr>
-        <w:rPr>
-          <w:rFonts w:ascii="Times New Roman" w:hAnsi="Times New Roman" w:cs="Times New Roman"/>
-          <w:lang w:eastAsia="fr-FR"/>
-        </w:rPr>
-      </w:pPr>
-    </w:p>
-    <w:p>
-      <w:pPr>
-        <w:rPr>
-          <w:rFonts w:ascii="Times New Roman" w:hAnsi="Times New Roman" w:cs="Times New Roman"/>
-          <w:lang w:eastAsia="fr-FR"/>
-        </w:rPr>
-      </w:pPr>
-    </w:p>
-    <w:p>
-      <w:pPr>
-        <w:rPr>
-          <w:rFonts w:ascii="Times New Roman" w:hAnsi="Times New Roman" w:cs="Times New Roman"/>
-          <w:lang w:eastAsia="fr-FR"/>
-        </w:rPr>
-      </w:pPr>
-    </w:p>
-    <w:p>
-      <w:pPr>
-        <w:rPr>
-          <w:rFonts w:ascii="Times New Roman" w:hAnsi="Times New Roman" w:cs="Times New Roman"/>
-          <w:lang w:eastAsia="fr-FR"/>
-        </w:rPr>
-      </w:pPr>
-    </w:p>
-    <w:p>
-      <w:pPr>
-        <w:rPr>
-          <w:rFonts w:ascii="Times New Roman" w:hAnsi="Times New Roman" w:cs="Times New Roman"/>
-          <w:lang w:eastAsia="fr-FR"/>
-        </w:rPr>
-      </w:pPr>
       <w:r>
         <w:rPr>
           <w:rFonts w:ascii="Times New Roman" w:hAnsi="Times New Roman" w:cs="Times New Roman"/>
@@ -9082,13 +9827,13 @@
           <w:lang w:eastAsia="fr-FR"/>
         </w:rPr>
         <w:drawing>
-          <wp:anchor distT="0" distB="0" distL="114300" distR="114300" simplePos="0" relativeHeight="251668480" behindDoc="0" locked="0" layoutInCell="1" allowOverlap="1" wp14:anchorId="0F648D7A" wp14:editId="55ECED64">
+          <wp:anchor distT="0" distB="0" distL="114300" distR="114300" simplePos="0" relativeHeight="251668480" behindDoc="0" locked="0" layoutInCell="1" allowOverlap="1" wp14:anchorId="0F648D7A" wp14:editId="626BCB1F">
             <wp:simplePos x="0" y="0"/>
             <wp:positionH relativeFrom="column">
-              <wp:posOffset>-795125</wp:posOffset>
+              <wp:posOffset>-957263</wp:posOffset>
             </wp:positionH>
             <wp:positionV relativeFrom="paragraph">
-              <wp:posOffset>298672</wp:posOffset>
+              <wp:posOffset>178753</wp:posOffset>
             </wp:positionV>
             <wp:extent cx="7854639" cy="3738160"/>
             <wp:effectExtent l="953" t="0" r="0" b="0"/>
@@ -9119,7 +9864,7 @@
                   <pic:spPr>
                     <a:xfrm rot="16200000">
                       <a:off x="0" y="0"/>
-                      <a:ext cx="7859527" cy="3740486"/>
+                      <a:ext cx="7854639" cy="3738160"/>
                     </a:xfrm>
                     <a:prstGeom prst="rect">
                       <a:avLst/>
@@ -9281,46 +10026,6 @@
           <w:lang w:eastAsia="fr-FR"/>
         </w:rPr>
       </w:pPr>
-    </w:p>
-    <w:p>
-      <w:pPr>
-        <w:rPr>
-          <w:rFonts w:ascii="Times New Roman" w:hAnsi="Times New Roman" w:cs="Times New Roman"/>
-          <w:lang w:eastAsia="fr-FR"/>
-        </w:rPr>
-      </w:pPr>
-    </w:p>
-    <w:p>
-      <w:pPr>
-        <w:rPr>
-          <w:rFonts w:ascii="Times New Roman" w:hAnsi="Times New Roman" w:cs="Times New Roman"/>
-          <w:lang w:eastAsia="fr-FR"/>
-        </w:rPr>
-      </w:pPr>
-    </w:p>
-    <w:p>
-      <w:pPr>
-        <w:rPr>
-          <w:rFonts w:ascii="Times New Roman" w:hAnsi="Times New Roman" w:cs="Times New Roman"/>
-          <w:lang w:eastAsia="fr-FR"/>
-        </w:rPr>
-      </w:pPr>
-    </w:p>
-    <w:p>
-      <w:pPr>
-        <w:rPr>
-          <w:rFonts w:ascii="Times New Roman" w:hAnsi="Times New Roman" w:cs="Times New Roman"/>
-          <w:lang w:eastAsia="fr-FR"/>
-        </w:rPr>
-      </w:pPr>
-    </w:p>
-    <w:p>
-      <w:pPr>
-        <w:rPr>
-          <w:rFonts w:ascii="Times New Roman" w:hAnsi="Times New Roman" w:cs="Times New Roman"/>
-          <w:lang w:eastAsia="fr-FR"/>
-        </w:rPr>
-      </w:pPr>
       <w:r>
         <w:rPr>
           <w:rFonts w:ascii="Times New Roman" w:hAnsi="Times New Roman" w:cs="Times New Roman"/>
@@ -9329,22 +10034,22 @@
         <mc:AlternateContent>
           <mc:Choice Requires="wps">
             <w:drawing>
-              <wp:anchor distT="0" distB="0" distL="114300" distR="114300" simplePos="0" relativeHeight="251680768" behindDoc="1" locked="0" layoutInCell="1" allowOverlap="1" wp14:anchorId="7F424301" wp14:editId="6450CFFF">
+              <wp:anchor distT="0" distB="0" distL="114300" distR="114300" simplePos="0" relativeHeight="251680768" behindDoc="1" locked="0" layoutInCell="1" allowOverlap="1" wp14:anchorId="7F424301" wp14:editId="1B7E73DB">
                 <wp:simplePos x="0" y="0"/>
                 <wp:positionH relativeFrom="margin">
-                  <wp:align>center</wp:align>
+                  <wp:posOffset>-347345</wp:posOffset>
                 </wp:positionH>
                 <wp:positionV relativeFrom="paragraph">
-                  <wp:posOffset>0</wp:posOffset>
+                  <wp:posOffset>282575</wp:posOffset>
                 </wp:positionV>
-                <wp:extent cx="6644640" cy="171450"/>
-                <wp:effectExtent l="0" t="0" r="3810" b="0"/>
+                <wp:extent cx="4200525" cy="209550"/>
+                <wp:effectExtent l="0" t="0" r="9525" b="0"/>
                 <wp:wrapTight wrapText="bothSides">
                   <wp:wrapPolygon edited="0">
                     <wp:start x="0" y="0"/>
-                    <wp:lineTo x="0" y="19200"/>
-                    <wp:lineTo x="21550" y="19200"/>
-                    <wp:lineTo x="21550" y="0"/>
+                    <wp:lineTo x="0" y="19636"/>
+                    <wp:lineTo x="21551" y="19636"/>
+                    <wp:lineTo x="21551" y="0"/>
                     <wp:lineTo x="0" y="0"/>
                   </wp:wrapPolygon>
                 </wp:wrapTight>
@@ -9357,7 +10062,7 @@
                       <wps:spPr>
                         <a:xfrm>
                           <a:off x="0" y="0"/>
-                          <a:ext cx="6644640" cy="171450"/>
+                          <a:ext cx="4200525" cy="209550"/>
                         </a:xfrm>
                         <a:prstGeom prst="rect">
                           <a:avLst/>
@@ -9408,6 +10113,9 @@
                     </wps:wsp>
                   </a:graphicData>
                 </a:graphic>
+                <wp14:sizeRelH relativeFrom="margin">
+                  <wp14:pctWidth>0</wp14:pctWidth>
+                </wp14:sizeRelH>
                 <wp14:sizeRelV relativeFrom="margin">
                   <wp14:pctHeight>0</wp14:pctHeight>
                 </wp14:sizeRelV>
@@ -9416,7 +10124,7 @@
           </mc:Choice>
           <mc:Fallback>
             <w:pict>
-              <v:shape w14:anchorId="7F424301" id="_x0000_s1028" type="#_x0000_t202" style="position:absolute;margin-left:0;margin-top:0;width:523.2pt;height:13.5pt;z-index:-251635712;visibility:visible;mso-wrap-style:square;mso-height-percent:0;mso-wrap-distance-left:9pt;mso-wrap-distance-top:0;mso-wrap-distance-right:9pt;mso-wrap-distance-bottom:0;mso-position-horizontal:center;mso-position-horizontal-relative:margin;mso-position-vertical:absolute;mso-position-vertical-relative:text;mso-height-percent:0;mso-height-relative:margin;v-text-anchor:top" o:gfxdata="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" stroked="f">
+              <v:shape w14:anchorId="7F424301" id="_x0000_s1028" type="#_x0000_t202" style="position:absolute;margin-left:-27.35pt;margin-top:22.25pt;width:330.75pt;height:16.5pt;z-index:-251635712;visibility:visible;mso-wrap-style:square;mso-width-percent:0;mso-height-percent:0;mso-wrap-distance-left:9pt;mso-wrap-distance-top:0;mso-wrap-distance-right:9pt;mso-wrap-distance-bottom:0;mso-position-horizontal:absolute;mso-position-horizontal-relative:margin;mso-position-vertical:absolute;mso-position-vertical-relative:text;mso-width-percent:0;mso-height-percent:0;mso-width-relative:margin;mso-height-relative:margin;v-text-anchor:top" o:gfxdata="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" stroked="f">
                 <v:textbox inset="0,0,0,0">
                   <w:txbxContent>
                     <w:p>
@@ -9456,6 +10164,14 @@
     </w:p>
     <w:p>
       <w:pPr>
+        <w:rPr>
+          <w:rFonts w:ascii="Times New Roman" w:hAnsi="Times New Roman" w:cs="Times New Roman"/>
+          <w:lang w:eastAsia="fr-FR"/>
+        </w:rPr>
+      </w:pPr>
+    </w:p>
+    <w:p>
+      <w:pPr>
         <w:spacing w:line="360" w:lineRule="auto"/>
         <w:jc w:val="both"/>
         <w:rPr>
@@ -9473,7 +10189,27 @@
           <w:lang w:eastAsia="fr-FR"/>
         </w:rPr>
         <w:lastRenderedPageBreak/>
-        <w:t>Ce diagramme de collaboration présente les principales classes et leurs interactions au sein du système de gestion des ressources humaines. Le Responsable RH interagit avec le serveur HTTPD, qui sert d’interface entre l’utilisateur et l’application. Le serveur HTTPD communique avec l’application Symfony, responsable du traitement des requêtes, de la récupération, de la mise à jour et de l’enregistrement des données. Symfony interagit directement avec la base de données MariaDB pour obtenir ou stocker les informations nécessaires. Par ailleurs, Symfony gère les différentes entités métier telles que les Employés, les Candidatures, les Contrats, les Demandes de congés et les Feuilles de temps, en appelant leurs méthodes spécifiques pour manipuler les données. Ce modèle met en évidence la structure modulaire du système, où chaque composant a un rôle clair, facilitant ainsi la maintenance et l’évolution de l’application.</w:t>
+        <w:t xml:space="preserve">Ce diagramme de collaboration présente les principales classes et leurs interactions au sein du système de gestion des ressources humaines. Le Responsable RH interagit avec le serveur HTTPD, qui sert d’interface entre l’utilisateur et l’application. Le serveur HTTPD communique avec l’application Symfony, responsable du traitement des requêtes, de la récupération, de la mise à jour et de l’enregistrement des données. Symfony interagit directement avec la base de données </w:t>
+      </w:r>
+      <w:proofErr w:type="spellStart"/>
+      <w:r>
+        <w:rPr>
+          <w:rFonts w:ascii="Times New Roman" w:hAnsi="Times New Roman" w:cs="Times New Roman"/>
+          <w:sz w:val="24"/>
+          <w:szCs w:val="24"/>
+          <w:lang w:eastAsia="fr-FR"/>
+        </w:rPr>
+        <w:t>MariaDB</w:t>
+      </w:r>
+      <w:proofErr w:type="spellEnd"/>
+      <w:r>
+        <w:rPr>
+          <w:rFonts w:ascii="Times New Roman" w:hAnsi="Times New Roman" w:cs="Times New Roman"/>
+          <w:sz w:val="24"/>
+          <w:szCs w:val="24"/>
+          <w:lang w:eastAsia="fr-FR"/>
+        </w:rPr>
+        <w:t xml:space="preserve"> pour obtenir ou stocker les informations nécessaires. Par ailleurs, Symfony gère les différentes entités métier telles que les Employés, les Candidatures, les Contrats, les Demandes de congés et les Feuilles de temps, en appelant leurs méthodes spécifiques pour manipuler les données. Ce modèle met en évidence la structure modulaire du système, où chaque composant a un rôle clair, facilitant ainsi la maintenance et l’évolution de l’application.</w:t>
       </w:r>
     </w:p>
     <w:p>
@@ -11385,7 +12121,27 @@
           <w:sz w:val="24"/>
           <w:szCs w:val="24"/>
         </w:rPr>
-        <w:t>La modélisation statique, à travers le diagramme de classes, offre une représentation claire des entités du système et de leurs relations, ce qui est crucial pour la conception de la base de données et la structuration du code. Le modèle relationnel traduit cette conception en tables et clés étrangères, garantissant l’intégrité des données. Le dictionnaire de données précise les types et contraintes des champs, assurant une cohérence des données. L’architecture logicielle basée sur Symfony MVC garantit une séparation des préoccupations, facilitant le développement, la maintenance et l’extensibilité. L’architecture matérielle est pensée pour optimiser la disponibilité, la sécurité et la performance du serveur, en intégrant des services réseau indispensables au bon fonctionnement de l’application.</w:t>
+        <w:t xml:space="preserve">La modélisation statique, à travers le diagramme de classes, offre une représentation claire des entités du système et de leurs relations, ce qui est crucial pour la conception de la base de données et la structuration du code. Le modèle relationnel traduit cette conception en tables et clés étrangères, garantissant l’intégrité des données. Le dictionnaire de données précise les types et contraintes des champs, assurant une cohérence des données. L’architecture logicielle basée sur Symfony MVC </w:t>
+      </w:r>
+      <w:r>
+        <w:rPr>
+          <w:rFonts w:ascii="Times New Roman" w:hAnsi="Times New Roman" w:cs="Times New Roman"/>
+        </w:rPr>
+        <w:t>[3]</w:t>
+      </w:r>
+      <w:r>
+        <w:rPr>
+          <w:rFonts w:ascii="Times New Roman" w:hAnsi="Times New Roman" w:cs="Times New Roman"/>
+        </w:rPr>
+        <w:t xml:space="preserve"> </w:t>
+      </w:r>
+      <w:r>
+        <w:rPr>
+          <w:rFonts w:ascii="Times New Roman" w:hAnsi="Times New Roman" w:cs="Times New Roman"/>
+          <w:sz w:val="24"/>
+          <w:szCs w:val="24"/>
+        </w:rPr>
+        <w:t>garantit une séparation des préoccupations, facilitant le développement, la maintenance et l’extensibilité. L’architecture matérielle est pensée pour optimiser la disponibilité, la sécurité et la performance du serveur, en intégrant des services réseau indispensables au bon fonctionnement de l’application.</w:t>
       </w:r>
     </w:p>
     <w:p>
@@ -11483,22 +12239,16 @@
     <w:p>
       <w:pPr>
         <w:jc w:val="center"/>
-        <w:rPr>
-          <w:rFonts w:ascii="Times New Roman" w:hAnsi="Times New Roman" w:cs="Times New Roman"/>
-          <w:lang w:eastAsia="fr-FR"/>
-        </w:rPr>
-      </w:pPr>
-      <w:r>
-        <w:rPr>
-          <w:rFonts w:ascii="Times New Roman" w:hAnsi="Times New Roman" w:cs="Times New Roman"/>
+      </w:pPr>
+      <w:r>
+        <w:rPr>
           <w:noProof/>
-          <w:lang w:eastAsia="fr-FR"/>
         </w:rPr>
         <w:drawing>
-          <wp:inline distT="0" distB="0" distL="0" distR="0" wp14:anchorId="489D5BE0" wp14:editId="01DBE48C">
-            <wp:extent cx="3606281" cy="4149234"/>
-            <wp:effectExtent l="0" t="0" r="0" b="3810"/>
-            <wp:docPr id="1120869862" name="Image 3" descr="Une image contenant texte, capture d’écran, Police, diagramme&#10;&#10;Description générée automatiquement"/>
+          <wp:inline distT="0" distB="0" distL="0" distR="0" wp14:anchorId="522991FE" wp14:editId="03AF179C">
+            <wp:extent cx="5257800" cy="2907090"/>
+            <wp:effectExtent l="0" t="0" r="0" b="7620"/>
+            <wp:docPr id="1857619961" name="Image 11" descr="Une image contenant texte, capture d’écran, Police, diagramme&#10;&#10;Le contenu généré par l’IA peut être incorrect."/>
             <wp:cNvGraphicFramePr>
               <a:graphicFrameLocks xmlns:a="http://schemas.openxmlformats.org/drawingml/2006/main" noChangeAspect="1"/>
             </wp:cNvGraphicFramePr>
@@ -11506,7 +12256,7 @@
               <a:graphicData uri="http://schemas.openxmlformats.org/drawingml/2006/picture">
                 <pic:pic xmlns:pic="http://schemas.openxmlformats.org/drawingml/2006/picture">
                   <pic:nvPicPr>
-                    <pic:cNvPr id="1120869862" name="Image 3" descr="Une image contenant texte, capture d’écran, Police, diagramme&#10;&#10;Description générée automatiquement"/>
+                    <pic:cNvPr id="1857619961" name="Image 11" descr="Une image contenant texte, capture d’écran, Police, diagramme&#10;&#10;Le contenu généré par l’IA peut être incorrect."/>
                     <pic:cNvPicPr/>
                   </pic:nvPicPr>
                   <pic:blipFill>
@@ -11524,7 +12274,7 @@
                   <pic:spPr>
                     <a:xfrm>
                       <a:off x="0" y="0"/>
-                      <a:ext cx="3625037" cy="4170814"/>
+                      <a:ext cx="5276161" cy="2917242"/>
                     </a:xfrm>
                     <a:prstGeom prst="rect">
                       <a:avLst/>
@@ -11569,7 +12319,37 @@
           <w:szCs w:val="24"/>
           <w:lang w:eastAsia="fr-FR"/>
         </w:rPr>
-        <w:t>statut de la candidature. Un candidat peut potentiellement devenir un Employé, représenté par la classe correspondante, qui contient les données personnelles et professionnelles, notamment le nom, prénom, poste, salaire, date d’embauche et une référence vers son contrat. La classe Contrat détaille les informations relatives au type de contrat, ses dates de début et de fin, ainsi que le salaire associé. Les employés peuvent également soumettre plusieurs Demandes de congés, chacune caractérisée par le type de congé, les dates concernées et le statut de la demande. Enfin, la classe Timesheet permet d’enregistrer les heures travaillées et les heures supplémentaires des employés sur une date donnée. Les relations entre ces classes reflètent la dynamique du système : un employé possède un contrat, peut effectuer plusieurs demandes de congés et enregistrer plusieurs feuilles de temps, tandis qu’une candidature peut évoluer vers un employé.</w:t>
+        <w:t xml:space="preserve">statut de la candidature. Un candidat peut potentiellement devenir un Employé, représenté par la classe </w:t>
+      </w:r>
+      <w:r>
+        <w:rPr>
+          <w:rFonts w:ascii="Times New Roman" w:hAnsi="Times New Roman" w:cs="Times New Roman"/>
+          <w:sz w:val="24"/>
+          <w:szCs w:val="24"/>
+          <w:lang w:eastAsia="fr-FR"/>
+        </w:rPr>
+        <w:lastRenderedPageBreak/>
+        <w:t xml:space="preserve">correspondante, qui contient les données personnelles et professionnelles, notamment le nom, prénom, poste, salaire, date d’embauche et une référence vers son contrat. La classe Contrat détaille les informations relatives au type de contrat, ses dates de début et de fin, ainsi que le salaire associé. Les employés peuvent également soumettre plusieurs Demandes de congés, chacune caractérisée par le type de congé, les dates concernées et le statut de la demande. Enfin, la classe </w:t>
+      </w:r>
+      <w:proofErr w:type="spellStart"/>
+      <w:r>
+        <w:rPr>
+          <w:rFonts w:ascii="Times New Roman" w:hAnsi="Times New Roman" w:cs="Times New Roman"/>
+          <w:sz w:val="24"/>
+          <w:szCs w:val="24"/>
+          <w:lang w:eastAsia="fr-FR"/>
+        </w:rPr>
+        <w:t>Timesheet</w:t>
+      </w:r>
+      <w:proofErr w:type="spellEnd"/>
+      <w:r>
+        <w:rPr>
+          <w:rFonts w:ascii="Times New Roman" w:hAnsi="Times New Roman" w:cs="Times New Roman"/>
+          <w:sz w:val="24"/>
+          <w:szCs w:val="24"/>
+          <w:lang w:eastAsia="fr-FR"/>
+        </w:rPr>
+        <w:t xml:space="preserve"> permet d’enregistrer les heures travaillées et les heures supplémentaires des employés sur une date donnée. Les relations entre ces classes reflètent la dynamique du système : un employé possède un contrat, peut effectuer plusieurs demandes de congés et enregistrer plusieurs feuilles de temps, tandis qu’une candidature peut évoluer vers un employé.</w:t>
       </w:r>
       <w:r>
         <w:rPr>
@@ -11619,7 +12399,47 @@
           <w:szCs w:val="24"/>
           <w:lang w:eastAsia="fr-FR"/>
         </w:rPr>
-        <w:t>Le modèle relationnel décrit la structure de la base de données MariaDB, en spécifiant les tables, les colonnes, les types de données (VARCHAR), les clés primaires et les clés étrangères. Conformément au cahier des charges, le schéma de base de données se nomme "grh" et contient les tables suivantes :</w:t>
+        <w:t xml:space="preserve">Le modèle relationnel décrit la structure de la base de données </w:t>
+      </w:r>
+      <w:proofErr w:type="spellStart"/>
+      <w:r>
+        <w:rPr>
+          <w:rFonts w:ascii="Times New Roman" w:hAnsi="Times New Roman" w:cs="Times New Roman"/>
+          <w:sz w:val="24"/>
+          <w:szCs w:val="24"/>
+          <w:lang w:eastAsia="fr-FR"/>
+        </w:rPr>
+        <w:t>MariaDB</w:t>
+      </w:r>
+      <w:proofErr w:type="spellEnd"/>
+      <w:r>
+        <w:rPr>
+          <w:rFonts w:ascii="Times New Roman" w:hAnsi="Times New Roman" w:cs="Times New Roman"/>
+          <w:sz w:val="24"/>
+          <w:szCs w:val="24"/>
+          <w:lang w:eastAsia="fr-FR"/>
+        </w:rPr>
+        <w:t>, en spécifiant les tables, les colonnes, les types de données (VARCHAR), les clés primaires et les clés étrangères. Conformément au cahier des charges, le schéma de base de données se nomme "</w:t>
+      </w:r>
+      <w:proofErr w:type="spellStart"/>
+      <w:r>
+        <w:rPr>
+          <w:rFonts w:ascii="Times New Roman" w:hAnsi="Times New Roman" w:cs="Times New Roman"/>
+          <w:sz w:val="24"/>
+          <w:szCs w:val="24"/>
+          <w:lang w:eastAsia="fr-FR"/>
+        </w:rPr>
+        <w:t>grh</w:t>
+      </w:r>
+      <w:proofErr w:type="spellEnd"/>
+      <w:r>
+        <w:rPr>
+          <w:rFonts w:ascii="Times New Roman" w:hAnsi="Times New Roman" w:cs="Times New Roman"/>
+          <w:sz w:val="24"/>
+          <w:szCs w:val="24"/>
+          <w:lang w:eastAsia="fr-FR"/>
+        </w:rPr>
+        <w:t>" et contient les tables suivantes :</w:t>
       </w:r>
     </w:p>
     <w:p>
@@ -11638,14 +12458,25 @@
           <w:lang w:eastAsia="fr-FR"/>
         </w:rPr>
       </w:pPr>
-      <w:r>
-        <w:rPr>
-          <w:rFonts w:ascii="Times New Roman" w:hAnsi="Times New Roman" w:cs="Times New Roman"/>
-          <w:sz w:val="24"/>
-          <w:szCs w:val="24"/>
-          <w:lang w:eastAsia="fr-FR"/>
-        </w:rPr>
-        <w:t xml:space="preserve">Employes (id, nom, prénom, </w:t>
+      <w:proofErr w:type="spellStart"/>
+      <w:r>
+        <w:rPr>
+          <w:rFonts w:ascii="Times New Roman" w:hAnsi="Times New Roman" w:cs="Times New Roman"/>
+          <w:sz w:val="24"/>
+          <w:szCs w:val="24"/>
+          <w:lang w:eastAsia="fr-FR"/>
+        </w:rPr>
+        <w:t>Employes</w:t>
+      </w:r>
+      <w:proofErr w:type="spellEnd"/>
+      <w:r>
+        <w:rPr>
+          <w:rFonts w:ascii="Times New Roman" w:hAnsi="Times New Roman" w:cs="Times New Roman"/>
+          <w:sz w:val="24"/>
+          <w:szCs w:val="24"/>
+          <w:lang w:eastAsia="fr-FR"/>
+        </w:rPr>
+        <w:t xml:space="preserve"> (id, nom, prénom, </w:t>
       </w:r>
       <w:r>
         <w:rPr>
@@ -11681,17 +12512,39 @@
           <w:szCs w:val="24"/>
           <w:lang w:eastAsia="fr-FR"/>
         </w:rPr>
-        <w:t>, date_embauche</w:t>
-      </w:r>
-      <w:r>
-        <w:rPr>
-          <w:rFonts w:ascii="Times New Roman" w:hAnsi="Times New Roman" w:cs="Times New Roman"/>
-          <w:sz w:val="24"/>
-          <w:szCs w:val="24"/>
-          <w:lang w:eastAsia="fr-FR"/>
-        </w:rPr>
-        <w:t>, contrat_id</w:t>
-      </w:r>
+        <w:t xml:space="preserve">, </w:t>
+      </w:r>
+      <w:proofErr w:type="spellStart"/>
+      <w:r>
+        <w:rPr>
+          <w:rFonts w:ascii="Times New Roman" w:hAnsi="Times New Roman" w:cs="Times New Roman"/>
+          <w:sz w:val="24"/>
+          <w:szCs w:val="24"/>
+          <w:lang w:eastAsia="fr-FR"/>
+        </w:rPr>
+        <w:t>date_embauche</w:t>
+      </w:r>
+      <w:proofErr w:type="spellEnd"/>
+      <w:r>
+        <w:rPr>
+          <w:rFonts w:ascii="Times New Roman" w:hAnsi="Times New Roman" w:cs="Times New Roman"/>
+          <w:sz w:val="24"/>
+          <w:szCs w:val="24"/>
+          <w:lang w:eastAsia="fr-FR"/>
+        </w:rPr>
+        <w:t xml:space="preserve">, </w:t>
+      </w:r>
+      <w:proofErr w:type="spellStart"/>
+      <w:r>
+        <w:rPr>
+          <w:rFonts w:ascii="Times New Roman" w:hAnsi="Times New Roman" w:cs="Times New Roman"/>
+          <w:sz w:val="24"/>
+          <w:szCs w:val="24"/>
+          <w:lang w:eastAsia="fr-FR"/>
+        </w:rPr>
+        <w:t>contrat_id</w:t>
+      </w:r>
+      <w:proofErr w:type="spellEnd"/>
       <w:r>
         <w:rPr>
           <w:rFonts w:ascii="Times New Roman" w:hAnsi="Times New Roman" w:cs="Times New Roman"/>
@@ -11725,7 +12578,47 @@
           <w:szCs w:val="24"/>
           <w:lang w:eastAsia="fr-FR"/>
         </w:rPr>
-        <w:t>Candidatures (id, nom, email, poste_souhaite, etat_candidature)</w:t>
+        <w:t xml:space="preserve">Candidatures (id, nom, email, </w:t>
+      </w:r>
+      <w:proofErr w:type="spellStart"/>
+      <w:r>
+        <w:rPr>
+          <w:rFonts w:ascii="Times New Roman" w:hAnsi="Times New Roman" w:cs="Times New Roman"/>
+          <w:sz w:val="24"/>
+          <w:szCs w:val="24"/>
+          <w:lang w:eastAsia="fr-FR"/>
+        </w:rPr>
+        <w:t>poste_souhaite</w:t>
+      </w:r>
+      <w:proofErr w:type="spellEnd"/>
+      <w:r>
+        <w:rPr>
+          <w:rFonts w:ascii="Times New Roman" w:hAnsi="Times New Roman" w:cs="Times New Roman"/>
+          <w:sz w:val="24"/>
+          <w:szCs w:val="24"/>
+          <w:lang w:eastAsia="fr-FR"/>
+        </w:rPr>
+        <w:t xml:space="preserve">, </w:t>
+      </w:r>
+      <w:proofErr w:type="spellStart"/>
+      <w:r>
+        <w:rPr>
+          <w:rFonts w:ascii="Times New Roman" w:hAnsi="Times New Roman" w:cs="Times New Roman"/>
+          <w:sz w:val="24"/>
+          <w:szCs w:val="24"/>
+          <w:lang w:eastAsia="fr-FR"/>
+        </w:rPr>
+        <w:t>etat_candidature</w:t>
+      </w:r>
+      <w:proofErr w:type="spellEnd"/>
+      <w:r>
+        <w:rPr>
+          <w:rFonts w:ascii="Times New Roman" w:hAnsi="Times New Roman" w:cs="Times New Roman"/>
+          <w:sz w:val="24"/>
+          <w:szCs w:val="24"/>
+          <w:lang w:eastAsia="fr-FR"/>
+        </w:rPr>
+        <w:t>)</w:t>
       </w:r>
     </w:p>
     <w:p>
@@ -11769,7 +12662,67 @@
           <w:szCs w:val="24"/>
           <w:lang w:eastAsia="fr-FR"/>
         </w:rPr>
-        <w:t xml:space="preserve"> date_debut, date_fin, employe_id)</w:t>
+        <w:t xml:space="preserve"> </w:t>
+      </w:r>
+      <w:proofErr w:type="spellStart"/>
+      <w:r>
+        <w:rPr>
+          <w:rFonts w:ascii="Times New Roman" w:hAnsi="Times New Roman" w:cs="Times New Roman"/>
+          <w:sz w:val="24"/>
+          <w:szCs w:val="24"/>
+          <w:lang w:eastAsia="fr-FR"/>
+        </w:rPr>
+        <w:t>date_debut</w:t>
+      </w:r>
+      <w:proofErr w:type="spellEnd"/>
+      <w:r>
+        <w:rPr>
+          <w:rFonts w:ascii="Times New Roman" w:hAnsi="Times New Roman" w:cs="Times New Roman"/>
+          <w:sz w:val="24"/>
+          <w:szCs w:val="24"/>
+          <w:lang w:eastAsia="fr-FR"/>
+        </w:rPr>
+        <w:t xml:space="preserve">, </w:t>
+      </w:r>
+      <w:proofErr w:type="spellStart"/>
+      <w:r>
+        <w:rPr>
+          <w:rFonts w:ascii="Times New Roman" w:hAnsi="Times New Roman" w:cs="Times New Roman"/>
+          <w:sz w:val="24"/>
+          <w:szCs w:val="24"/>
+          <w:lang w:eastAsia="fr-FR"/>
+        </w:rPr>
+        <w:t>date_fin</w:t>
+      </w:r>
+      <w:proofErr w:type="spellEnd"/>
+      <w:r>
+        <w:rPr>
+          <w:rFonts w:ascii="Times New Roman" w:hAnsi="Times New Roman" w:cs="Times New Roman"/>
+          <w:sz w:val="24"/>
+          <w:szCs w:val="24"/>
+          <w:lang w:eastAsia="fr-FR"/>
+        </w:rPr>
+        <w:t xml:space="preserve">, </w:t>
+      </w:r>
+      <w:proofErr w:type="spellStart"/>
+      <w:r>
+        <w:rPr>
+          <w:rFonts w:ascii="Times New Roman" w:hAnsi="Times New Roman" w:cs="Times New Roman"/>
+          <w:sz w:val="24"/>
+          <w:szCs w:val="24"/>
+          <w:lang w:eastAsia="fr-FR"/>
+        </w:rPr>
+        <w:t>employe_id</w:t>
+      </w:r>
+      <w:proofErr w:type="spellEnd"/>
+      <w:r>
+        <w:rPr>
+          <w:rFonts w:ascii="Times New Roman" w:hAnsi="Times New Roman" w:cs="Times New Roman"/>
+          <w:sz w:val="24"/>
+          <w:szCs w:val="24"/>
+          <w:lang w:eastAsia="fr-FR"/>
+        </w:rPr>
+        <w:t>)</w:t>
       </w:r>
     </w:p>
     <w:p>
@@ -11788,14 +12741,85 @@
           <w:lang w:eastAsia="fr-FR"/>
         </w:rPr>
       </w:pPr>
-      <w:r>
-        <w:rPr>
-          <w:rFonts w:ascii="Times New Roman" w:hAnsi="Times New Roman" w:cs="Times New Roman"/>
-          <w:sz w:val="24"/>
-          <w:szCs w:val="24"/>
-          <w:lang w:eastAsia="fr-FR"/>
-        </w:rPr>
-        <w:t>FeuillesDeTemps (id, employe_id, date, heures_travaillees, heures_supplementaires)</w:t>
+      <w:proofErr w:type="spellStart"/>
+      <w:r>
+        <w:rPr>
+          <w:rFonts w:ascii="Times New Roman" w:hAnsi="Times New Roman" w:cs="Times New Roman"/>
+          <w:sz w:val="24"/>
+          <w:szCs w:val="24"/>
+          <w:lang w:eastAsia="fr-FR"/>
+        </w:rPr>
+        <w:t>FeuillesDeTemps</w:t>
+      </w:r>
+      <w:proofErr w:type="spellEnd"/>
+      <w:r>
+        <w:rPr>
+          <w:rFonts w:ascii="Times New Roman" w:hAnsi="Times New Roman" w:cs="Times New Roman"/>
+          <w:sz w:val="24"/>
+          <w:szCs w:val="24"/>
+          <w:lang w:eastAsia="fr-FR"/>
+        </w:rPr>
+        <w:t xml:space="preserve"> (id, </w:t>
+      </w:r>
+      <w:proofErr w:type="spellStart"/>
+      <w:r>
+        <w:rPr>
+          <w:rFonts w:ascii="Times New Roman" w:hAnsi="Times New Roman" w:cs="Times New Roman"/>
+          <w:sz w:val="24"/>
+          <w:szCs w:val="24"/>
+          <w:lang w:eastAsia="fr-FR"/>
+        </w:rPr>
+        <w:t>employe_id</w:t>
+      </w:r>
+      <w:proofErr w:type="spellEnd"/>
+      <w:r>
+        <w:rPr>
+          <w:rFonts w:ascii="Times New Roman" w:hAnsi="Times New Roman" w:cs="Times New Roman"/>
+          <w:sz w:val="24"/>
+          <w:szCs w:val="24"/>
+          <w:lang w:eastAsia="fr-FR"/>
+        </w:rPr>
+        <w:t xml:space="preserve">, date, </w:t>
+      </w:r>
+      <w:proofErr w:type="spellStart"/>
+      <w:r>
+        <w:rPr>
+          <w:rFonts w:ascii="Times New Roman" w:hAnsi="Times New Roman" w:cs="Times New Roman"/>
+          <w:sz w:val="24"/>
+          <w:szCs w:val="24"/>
+          <w:lang w:eastAsia="fr-FR"/>
+        </w:rPr>
+        <w:t>heures_travaillees</w:t>
+      </w:r>
+      <w:proofErr w:type="spellEnd"/>
+      <w:r>
+        <w:rPr>
+          <w:rFonts w:ascii="Times New Roman" w:hAnsi="Times New Roman" w:cs="Times New Roman"/>
+          <w:sz w:val="24"/>
+          <w:szCs w:val="24"/>
+          <w:lang w:eastAsia="fr-FR"/>
+        </w:rPr>
+        <w:t xml:space="preserve">, </w:t>
+      </w:r>
+      <w:proofErr w:type="spellStart"/>
+      <w:r>
+        <w:rPr>
+          <w:rFonts w:ascii="Times New Roman" w:hAnsi="Times New Roman" w:cs="Times New Roman"/>
+          <w:sz w:val="24"/>
+          <w:szCs w:val="24"/>
+          <w:lang w:eastAsia="fr-FR"/>
+        </w:rPr>
+        <w:t>heures_supplementaires</w:t>
+      </w:r>
+      <w:proofErr w:type="spellEnd"/>
+      <w:r>
+        <w:rPr>
+          <w:rFonts w:ascii="Times New Roman" w:hAnsi="Times New Roman" w:cs="Times New Roman"/>
+          <w:sz w:val="24"/>
+          <w:szCs w:val="24"/>
+          <w:lang w:eastAsia="fr-FR"/>
+        </w:rPr>
+        <w:t>)</w:t>
       </w:r>
     </w:p>
     <w:p>
@@ -11814,14 +12838,105 @@
           <w:lang w:eastAsia="fr-FR"/>
         </w:rPr>
       </w:pPr>
-      <w:r>
-        <w:rPr>
-          <w:rFonts w:ascii="Times New Roman" w:hAnsi="Times New Roman" w:cs="Times New Roman"/>
-          <w:sz w:val="24"/>
-          <w:szCs w:val="24"/>
-          <w:lang w:eastAsia="fr-FR"/>
-        </w:rPr>
-        <w:t xml:space="preserve">DemandesConge (id, employe_id, type_conge, date_debut, date_fin, </w:t>
+      <w:proofErr w:type="spellStart"/>
+      <w:r>
+        <w:rPr>
+          <w:rFonts w:ascii="Times New Roman" w:hAnsi="Times New Roman" w:cs="Times New Roman"/>
+          <w:sz w:val="24"/>
+          <w:szCs w:val="24"/>
+          <w:lang w:eastAsia="fr-FR"/>
+        </w:rPr>
+        <w:t>DemandesConge</w:t>
+      </w:r>
+      <w:proofErr w:type="spellEnd"/>
+      <w:r>
+        <w:rPr>
+          <w:rFonts w:ascii="Times New Roman" w:hAnsi="Times New Roman" w:cs="Times New Roman"/>
+          <w:sz w:val="24"/>
+          <w:szCs w:val="24"/>
+          <w:lang w:eastAsia="fr-FR"/>
+        </w:rPr>
+        <w:t xml:space="preserve"> (id, </w:t>
+      </w:r>
+      <w:proofErr w:type="spellStart"/>
+      <w:r>
+        <w:rPr>
+          <w:rFonts w:ascii="Times New Roman" w:hAnsi="Times New Roman" w:cs="Times New Roman"/>
+          <w:sz w:val="24"/>
+          <w:szCs w:val="24"/>
+          <w:lang w:eastAsia="fr-FR"/>
+        </w:rPr>
+        <w:t>employe_id</w:t>
+      </w:r>
+      <w:proofErr w:type="spellEnd"/>
+      <w:r>
+        <w:rPr>
+          <w:rFonts w:ascii="Times New Roman" w:hAnsi="Times New Roman" w:cs="Times New Roman"/>
+          <w:sz w:val="24"/>
+          <w:szCs w:val="24"/>
+          <w:lang w:eastAsia="fr-FR"/>
+        </w:rPr>
+        <w:t xml:space="preserve">, </w:t>
+      </w:r>
+      <w:proofErr w:type="spellStart"/>
+      <w:r>
+        <w:rPr>
+          <w:rFonts w:ascii="Times New Roman" w:hAnsi="Times New Roman" w:cs="Times New Roman"/>
+          <w:sz w:val="24"/>
+          <w:szCs w:val="24"/>
+          <w:lang w:eastAsia="fr-FR"/>
+        </w:rPr>
+        <w:t>type_conge</w:t>
+      </w:r>
+      <w:proofErr w:type="spellEnd"/>
+      <w:r>
+        <w:rPr>
+          <w:rFonts w:ascii="Times New Roman" w:hAnsi="Times New Roman" w:cs="Times New Roman"/>
+          <w:sz w:val="24"/>
+          <w:szCs w:val="24"/>
+          <w:lang w:eastAsia="fr-FR"/>
+        </w:rPr>
+        <w:t xml:space="preserve">, </w:t>
+      </w:r>
+      <w:proofErr w:type="spellStart"/>
+      <w:r>
+        <w:rPr>
+          <w:rFonts w:ascii="Times New Roman" w:hAnsi="Times New Roman" w:cs="Times New Roman"/>
+          <w:sz w:val="24"/>
+          <w:szCs w:val="24"/>
+          <w:lang w:eastAsia="fr-FR"/>
+        </w:rPr>
+        <w:t>date_debut</w:t>
+      </w:r>
+      <w:proofErr w:type="spellEnd"/>
+      <w:r>
+        <w:rPr>
+          <w:rFonts w:ascii="Times New Roman" w:hAnsi="Times New Roman" w:cs="Times New Roman"/>
+          <w:sz w:val="24"/>
+          <w:szCs w:val="24"/>
+          <w:lang w:eastAsia="fr-FR"/>
+        </w:rPr>
+        <w:t xml:space="preserve">, </w:t>
+      </w:r>
+      <w:proofErr w:type="spellStart"/>
+      <w:r>
+        <w:rPr>
+          <w:rFonts w:ascii="Times New Roman" w:hAnsi="Times New Roman" w:cs="Times New Roman"/>
+          <w:sz w:val="24"/>
+          <w:szCs w:val="24"/>
+          <w:lang w:eastAsia="fr-FR"/>
+        </w:rPr>
+        <w:t>date_fin</w:t>
+      </w:r>
+      <w:proofErr w:type="spellEnd"/>
+      <w:r>
+        <w:rPr>
+          <w:rFonts w:ascii="Times New Roman" w:hAnsi="Times New Roman" w:cs="Times New Roman"/>
+          <w:sz w:val="24"/>
+          <w:szCs w:val="24"/>
+          <w:lang w:eastAsia="fr-FR"/>
+        </w:rPr>
+        <w:t xml:space="preserve">, </w:t>
       </w:r>
       <w:r>
         <w:rPr>
@@ -12036,6 +13151,7 @@
                 <w:rFonts w:ascii="Times New Roman" w:hAnsi="Times New Roman" w:cs="Times New Roman"/>
               </w:rPr>
             </w:pPr>
+            <w:proofErr w:type="spellStart"/>
             <w:r>
               <w:rPr>
                 <w:rFonts w:ascii="Times New Roman" w:eastAsia="inter" w:hAnsi="Times New Roman" w:cs="Times New Roman"/>
@@ -12044,6 +13160,7 @@
               </w:rPr>
               <w:t>Employes</w:t>
             </w:r>
+            <w:proofErr w:type="spellEnd"/>
           </w:p>
         </w:tc>
         <w:tc>
@@ -12566,6 +13683,7 @@
                 <w:rFonts w:ascii="Times New Roman" w:hAnsi="Times New Roman" w:cs="Times New Roman"/>
               </w:rPr>
             </w:pPr>
+            <w:proofErr w:type="spellStart"/>
             <w:r>
               <w:rPr>
                 <w:rFonts w:ascii="Times New Roman" w:eastAsia="inter" w:hAnsi="Times New Roman" w:cs="Times New Roman"/>
@@ -12575,6 +13693,7 @@
               </w:rPr>
               <w:t>date_embauche</w:t>
             </w:r>
+            <w:proofErr w:type="spellEnd"/>
           </w:p>
         </w:tc>
         <w:tc>
@@ -12651,6 +13770,7 @@
                 <w:sz w:val="17"/>
               </w:rPr>
             </w:pPr>
+            <w:proofErr w:type="spellStart"/>
             <w:r>
               <w:rPr>
                 <w:rFonts w:ascii="Times New Roman" w:eastAsia="inter" w:hAnsi="Times New Roman" w:cs="Times New Roman"/>
@@ -12660,6 +13780,7 @@
               </w:rPr>
               <w:t>Contrat_id</w:t>
             </w:r>
+            <w:proofErr w:type="spellEnd"/>
           </w:p>
         </w:tc>
         <w:tc>
@@ -12998,6 +14119,7 @@
                 <w:rFonts w:ascii="Times New Roman" w:hAnsi="Times New Roman" w:cs="Times New Roman"/>
               </w:rPr>
             </w:pPr>
+            <w:proofErr w:type="spellStart"/>
             <w:r>
               <w:rPr>
                 <w:rFonts w:ascii="Times New Roman" w:eastAsia="inter" w:hAnsi="Times New Roman" w:cs="Times New Roman"/>
@@ -13007,6 +14129,7 @@
               </w:rPr>
               <w:t>poste_souhaite</w:t>
             </w:r>
+            <w:proofErr w:type="spellEnd"/>
           </w:p>
         </w:tc>
         <w:tc>
@@ -13083,6 +14206,7 @@
                 <w:rFonts w:ascii="Times New Roman" w:hAnsi="Times New Roman" w:cs="Times New Roman"/>
               </w:rPr>
             </w:pPr>
+            <w:proofErr w:type="spellStart"/>
             <w:r>
               <w:rPr>
                 <w:rFonts w:ascii="Times New Roman" w:eastAsia="inter" w:hAnsi="Times New Roman" w:cs="Times New Roman"/>
@@ -13092,6 +14216,7 @@
               </w:rPr>
               <w:t>etat_candidature</w:t>
             </w:r>
+            <w:proofErr w:type="spellEnd"/>
           </w:p>
         </w:tc>
         <w:tc>
@@ -13425,6 +14550,7 @@
                 <w:rFonts w:ascii="Times New Roman" w:hAnsi="Times New Roman" w:cs="Times New Roman"/>
               </w:rPr>
             </w:pPr>
+            <w:proofErr w:type="spellStart"/>
             <w:r>
               <w:rPr>
                 <w:rFonts w:ascii="Times New Roman" w:eastAsia="inter" w:hAnsi="Times New Roman" w:cs="Times New Roman"/>
@@ -13434,6 +14560,7 @@
               </w:rPr>
               <w:t>date_debut</w:t>
             </w:r>
+            <w:proofErr w:type="spellEnd"/>
           </w:p>
         </w:tc>
         <w:tc>
@@ -13507,6 +14634,7 @@
                 <w:rFonts w:ascii="Times New Roman" w:hAnsi="Times New Roman" w:cs="Times New Roman"/>
               </w:rPr>
             </w:pPr>
+            <w:proofErr w:type="spellStart"/>
             <w:r>
               <w:rPr>
                 <w:rFonts w:ascii="Times New Roman" w:eastAsia="inter" w:hAnsi="Times New Roman" w:cs="Times New Roman"/>
@@ -13516,6 +14644,7 @@
               </w:rPr>
               <w:t>date_fin</w:t>
             </w:r>
+            <w:proofErr w:type="spellEnd"/>
           </w:p>
         </w:tc>
         <w:tc>
@@ -13592,6 +14721,7 @@
                 <w:rFonts w:ascii="Times New Roman" w:hAnsi="Times New Roman" w:cs="Times New Roman"/>
               </w:rPr>
             </w:pPr>
+            <w:proofErr w:type="spellStart"/>
             <w:r>
               <w:rPr>
                 <w:rFonts w:ascii="Times New Roman" w:eastAsia="inter" w:hAnsi="Times New Roman" w:cs="Times New Roman"/>
@@ -13601,6 +14731,7 @@
               </w:rPr>
               <w:t>employe_id</w:t>
             </w:r>
+            <w:proofErr w:type="spellEnd"/>
           </w:p>
         </w:tc>
         <w:tc>
@@ -13643,7 +14774,25 @@
                 <w:color w:val="000000"/>
                 <w:sz w:val="17"/>
               </w:rPr>
-              <w:t>Identifiant de l'employé lié au contrat (Clé étrangère vers Employes)</w:t>
+              <w:t xml:space="preserve">Identifiant de l'employé lié au contrat (Clé étrangère vers </w:t>
+            </w:r>
+            <w:proofErr w:type="spellStart"/>
+            <w:r>
+              <w:rPr>
+                <w:rFonts w:ascii="Times New Roman" w:eastAsia="inter" w:hAnsi="Times New Roman" w:cs="Times New Roman"/>
+                <w:color w:val="000000"/>
+                <w:sz w:val="17"/>
+              </w:rPr>
+              <w:t>Employes</w:t>
+            </w:r>
+            <w:proofErr w:type="spellEnd"/>
+            <w:r>
+              <w:rPr>
+                <w:rFonts w:ascii="Times New Roman" w:eastAsia="inter" w:hAnsi="Times New Roman" w:cs="Times New Roman"/>
+                <w:color w:val="000000"/>
+                <w:sz w:val="17"/>
+              </w:rPr>
+              <w:t>)</w:t>
             </w:r>
           </w:p>
         </w:tc>
@@ -13661,6 +14810,7 @@
                 <w:rFonts w:ascii="Times New Roman" w:hAnsi="Times New Roman" w:cs="Times New Roman"/>
               </w:rPr>
             </w:pPr>
+            <w:proofErr w:type="spellStart"/>
             <w:r>
               <w:rPr>
                 <w:rFonts w:ascii="Times New Roman" w:eastAsia="inter" w:hAnsi="Times New Roman" w:cs="Times New Roman"/>
@@ -13669,6 +14819,7 @@
               </w:rPr>
               <w:t>FeuillesDeTemps</w:t>
             </w:r>
+            <w:proofErr w:type="spellEnd"/>
           </w:p>
         </w:tc>
         <w:tc>
@@ -13768,6 +14919,7 @@
                 <w:rFonts w:ascii="Times New Roman" w:hAnsi="Times New Roman" w:cs="Times New Roman"/>
               </w:rPr>
             </w:pPr>
+            <w:proofErr w:type="spellStart"/>
             <w:r>
               <w:rPr>
                 <w:rFonts w:ascii="Times New Roman" w:eastAsia="inter" w:hAnsi="Times New Roman" w:cs="Times New Roman"/>
@@ -13777,6 +14929,7 @@
               </w:rPr>
               <w:t>employe_id</w:t>
             </w:r>
+            <w:proofErr w:type="spellEnd"/>
           </w:p>
         </w:tc>
         <w:tc>
@@ -13819,7 +14972,25 @@
                 <w:color w:val="000000"/>
                 <w:sz w:val="17"/>
               </w:rPr>
-              <w:t>Identifiant de l'employé lié à la feuille de temps (Clé étrangère vers Employes)</w:t>
+              <w:t xml:space="preserve">Identifiant de l'employé lié à la feuille de temps (Clé étrangère vers </w:t>
+            </w:r>
+            <w:proofErr w:type="spellStart"/>
+            <w:r>
+              <w:rPr>
+                <w:rFonts w:ascii="Times New Roman" w:eastAsia="inter" w:hAnsi="Times New Roman" w:cs="Times New Roman"/>
+                <w:color w:val="000000"/>
+                <w:sz w:val="17"/>
+              </w:rPr>
+              <w:t>Employes</w:t>
+            </w:r>
+            <w:proofErr w:type="spellEnd"/>
+            <w:r>
+              <w:rPr>
+                <w:rFonts w:ascii="Times New Roman" w:eastAsia="inter" w:hAnsi="Times New Roman" w:cs="Times New Roman"/>
+                <w:color w:val="000000"/>
+                <w:sz w:val="17"/>
+              </w:rPr>
+              <w:t>)</w:t>
             </w:r>
           </w:p>
         </w:tc>
@@ -13935,6 +15106,7 @@
                 <w:rFonts w:ascii="Times New Roman" w:hAnsi="Times New Roman" w:cs="Times New Roman"/>
               </w:rPr>
             </w:pPr>
+            <w:proofErr w:type="spellStart"/>
             <w:r>
               <w:rPr>
                 <w:rFonts w:ascii="Times New Roman" w:eastAsia="inter" w:hAnsi="Times New Roman" w:cs="Times New Roman"/>
@@ -13944,6 +15116,7 @@
               </w:rPr>
               <w:t>heures_travaillees</w:t>
             </w:r>
+            <w:proofErr w:type="spellEnd"/>
           </w:p>
         </w:tc>
         <w:tc>
@@ -14017,6 +15190,7 @@
                 <w:rFonts w:ascii="Times New Roman" w:hAnsi="Times New Roman" w:cs="Times New Roman"/>
               </w:rPr>
             </w:pPr>
+            <w:proofErr w:type="spellStart"/>
             <w:r>
               <w:rPr>
                 <w:rFonts w:ascii="Times New Roman" w:eastAsia="inter" w:hAnsi="Times New Roman" w:cs="Times New Roman"/>
@@ -14026,6 +15200,7 @@
               </w:rPr>
               <w:t>heures_supplementaires</w:t>
             </w:r>
+            <w:proofErr w:type="spellEnd"/>
           </w:p>
         </w:tc>
         <w:tc>
@@ -14089,6 +15264,7 @@
                 <w:rFonts w:ascii="Times New Roman" w:hAnsi="Times New Roman" w:cs="Times New Roman"/>
               </w:rPr>
             </w:pPr>
+            <w:proofErr w:type="spellStart"/>
             <w:r>
               <w:rPr>
                 <w:rFonts w:ascii="Times New Roman" w:eastAsia="inter" w:hAnsi="Times New Roman" w:cs="Times New Roman"/>
@@ -14097,6 +15273,7 @@
               </w:rPr>
               <w:t>DemandesConge</w:t>
             </w:r>
+            <w:proofErr w:type="spellEnd"/>
           </w:p>
         </w:tc>
         <w:tc>
@@ -14193,6 +15370,7 @@
                 <w:rFonts w:ascii="Times New Roman" w:hAnsi="Times New Roman" w:cs="Times New Roman"/>
               </w:rPr>
             </w:pPr>
+            <w:proofErr w:type="spellStart"/>
             <w:r>
               <w:rPr>
                 <w:rFonts w:ascii="Times New Roman" w:eastAsia="inter" w:hAnsi="Times New Roman" w:cs="Times New Roman"/>
@@ -14202,6 +15380,7 @@
               </w:rPr>
               <w:t>employe_id</w:t>
             </w:r>
+            <w:proofErr w:type="spellEnd"/>
           </w:p>
         </w:tc>
         <w:tc>
@@ -14244,7 +15423,25 @@
                 <w:color w:val="000000"/>
                 <w:sz w:val="17"/>
               </w:rPr>
-              <w:t>Identifiant de l'employé lié à la demande de congé (Clé étrangère vers Employes)</w:t>
+              <w:t xml:space="preserve">Identifiant de l'employé lié à la demande de congé (Clé étrangère vers </w:t>
+            </w:r>
+            <w:proofErr w:type="spellStart"/>
+            <w:r>
+              <w:rPr>
+                <w:rFonts w:ascii="Times New Roman" w:eastAsia="inter" w:hAnsi="Times New Roman" w:cs="Times New Roman"/>
+                <w:color w:val="000000"/>
+                <w:sz w:val="17"/>
+              </w:rPr>
+              <w:t>Employes</w:t>
+            </w:r>
+            <w:proofErr w:type="spellEnd"/>
+            <w:r>
+              <w:rPr>
+                <w:rFonts w:ascii="Times New Roman" w:eastAsia="inter" w:hAnsi="Times New Roman" w:cs="Times New Roman"/>
+                <w:color w:val="000000"/>
+                <w:sz w:val="17"/>
+              </w:rPr>
+              <w:t>)</w:t>
             </w:r>
           </w:p>
         </w:tc>
@@ -14278,6 +15475,7 @@
                 <w:rFonts w:ascii="Times New Roman" w:hAnsi="Times New Roman" w:cs="Times New Roman"/>
               </w:rPr>
             </w:pPr>
+            <w:proofErr w:type="spellStart"/>
             <w:r>
               <w:rPr>
                 <w:rFonts w:ascii="Times New Roman" w:eastAsia="inter" w:hAnsi="Times New Roman" w:cs="Times New Roman"/>
@@ -14287,6 +15485,7 @@
               </w:rPr>
               <w:t>type_conge</w:t>
             </w:r>
+            <w:proofErr w:type="spellEnd"/>
           </w:p>
         </w:tc>
         <w:tc>
@@ -14360,6 +15559,7 @@
                 <w:rFonts w:ascii="Times New Roman" w:hAnsi="Times New Roman" w:cs="Times New Roman"/>
               </w:rPr>
             </w:pPr>
+            <w:proofErr w:type="spellStart"/>
             <w:r>
               <w:rPr>
                 <w:rFonts w:ascii="Times New Roman" w:eastAsia="inter" w:hAnsi="Times New Roman" w:cs="Times New Roman"/>
@@ -14369,6 +15569,7 @@
               </w:rPr>
               <w:t>date_debut</w:t>
             </w:r>
+            <w:proofErr w:type="spellEnd"/>
           </w:p>
         </w:tc>
         <w:tc>
@@ -14445,6 +15646,7 @@
                 <w:rFonts w:ascii="Times New Roman" w:hAnsi="Times New Roman" w:cs="Times New Roman"/>
               </w:rPr>
             </w:pPr>
+            <w:proofErr w:type="spellStart"/>
             <w:r>
               <w:rPr>
                 <w:rFonts w:ascii="Times New Roman" w:eastAsia="inter" w:hAnsi="Times New Roman" w:cs="Times New Roman"/>
@@ -14454,6 +15656,7 @@
               </w:rPr>
               <w:t>date_fin</w:t>
             </w:r>
+            <w:proofErr w:type="spellEnd"/>
           </w:p>
         </w:tc>
         <w:tc>
@@ -14527,6 +15730,7 @@
                 <w:rFonts w:ascii="Times New Roman" w:hAnsi="Times New Roman" w:cs="Times New Roman"/>
               </w:rPr>
             </w:pPr>
+            <w:proofErr w:type="spellStart"/>
             <w:r>
               <w:rPr>
                 <w:rFonts w:ascii="Times New Roman" w:eastAsia="inter" w:hAnsi="Times New Roman" w:cs="Times New Roman"/>
@@ -14536,6 +15740,7 @@
               </w:rPr>
               <w:t>etat_demande</w:t>
             </w:r>
+            <w:proofErr w:type="spellEnd"/>
           </w:p>
         </w:tc>
         <w:tc>
@@ -14660,7 +15865,25 @@
           <w:sz w:val="24"/>
           <w:szCs w:val="24"/>
         </w:rPr>
-        <w:t>L'application est développée en utilisant le framework Symfony, qui suit une architecture Modèle-Vue-Contrôleur (MVC). Le Modèle gère les données et la logique métier, la Vue est responsable de l'interface utilisateur, et le Contrôleur gère les interactions entre le Modèle et la Vue. Composer est utilisé pour gérer les dépendances de l'application. Symfony Security est utilisé pour gérer l'authentification et l'autorisation des utilisateurs.</w:t>
+        <w:t xml:space="preserve">L'application est développée en utilisant le </w:t>
+      </w:r>
+      <w:proofErr w:type="spellStart"/>
+      <w:r>
+        <w:rPr>
+          <w:rFonts w:ascii="Times New Roman" w:hAnsi="Times New Roman" w:cs="Times New Roman"/>
+          <w:sz w:val="24"/>
+          <w:szCs w:val="24"/>
+        </w:rPr>
+        <w:t>framework</w:t>
+      </w:r>
+      <w:proofErr w:type="spellEnd"/>
+      <w:r>
+        <w:rPr>
+          <w:rFonts w:ascii="Times New Roman" w:hAnsi="Times New Roman" w:cs="Times New Roman"/>
+          <w:sz w:val="24"/>
+          <w:szCs w:val="24"/>
+        </w:rPr>
+        <w:t xml:space="preserve"> Symfony, qui suit une architecture Modèle-Vue-Contrôleur (MVC). Le Modèle gère les données et la logique métier, la Vue est responsable de l'interface utilisateur, et le Contrôleur gère les interactions entre le Modèle et la Vue. Composer est utilisé pour gérer les dépendances de l'application. Symfony Security est utilisé pour gérer l'authentification et l'autorisation des utilisateurs.</w:t>
       </w:r>
     </w:p>
     <w:p>
@@ -15119,7 +16342,56 @@
           <w:sz w:val="24"/>
           <w:szCs w:val="24"/>
         </w:rPr>
-        <w:t>Ce diagramme de composants présente l’architecture modulaire de l’application de gestion des ressources humaines développée avec Symfony. Il met en évidence les différents modules fonctionnels de l’application, tels que la gestion des candidatures, des employés, des contrats, des congés et des feuilles de temps, regroupés au sein du package « Application Symfony ». Ces modules communiquent avec la base de données MariaDB pour stocker et récupérer les données nécessaires. Le serveur web HTTPD joue le rôle d’interface entre les utilisateurs et les modules applicatifs, recevant les requêtes et les transmettant aux composants appropriés. Par ailleurs, les serveurs DNS (BIND) et DHCP (DHCPD) assurent respectivement la résolution des noms de domaine et la gestion dynamique des adresses IP, facilitant ainsi l’accès et la connectivité au sein du réseau. Ce diagramme illustre clairement la séparation des responsabilités entre les composants logiciels et les services d’infrastructure, garantissant une architecture cohérente, évolutive et maintenable.</w:t>
+        <w:t>Ce diagramme de composants présente l’architecture modulaire de l’application de gestion des ressources humaines développée avec Symfony. Il met en évidence les différents modules fonctionnels de l’application, tels que la gestion des candidatures, des employés, des contrats, des congés et des feuilles de temps, regroupés au sein du package « Application Symfony »</w:t>
+      </w:r>
+      <w:r>
+        <w:rPr>
+          <w:rFonts w:ascii="Times New Roman" w:hAnsi="Times New Roman" w:cs="Times New Roman"/>
+          <w:sz w:val="24"/>
+          <w:szCs w:val="24"/>
+        </w:rPr>
+        <w:t xml:space="preserve"> </w:t>
+      </w:r>
+      <w:r>
+        <w:rPr>
+          <w:rFonts w:ascii="Times New Roman" w:hAnsi="Times New Roman" w:cs="Times New Roman"/>
+        </w:rPr>
+        <w:t>[2]</w:t>
+      </w:r>
+      <w:r>
+        <w:rPr>
+          <w:rFonts w:ascii="Times New Roman" w:hAnsi="Times New Roman" w:cs="Times New Roman"/>
+          <w:sz w:val="24"/>
+          <w:szCs w:val="24"/>
+        </w:rPr>
+        <w:t xml:space="preserve">. </w:t>
+      </w:r>
+      <w:r>
+        <w:rPr>
+          <w:rFonts w:ascii="Times New Roman" w:hAnsi="Times New Roman" w:cs="Times New Roman"/>
+          <w:sz w:val="24"/>
+          <w:szCs w:val="24"/>
+        </w:rPr>
+        <w:lastRenderedPageBreak/>
+        <w:t xml:space="preserve">Ces modules communiquent avec la base de données </w:t>
+      </w:r>
+      <w:proofErr w:type="spellStart"/>
+      <w:r>
+        <w:rPr>
+          <w:rFonts w:ascii="Times New Roman" w:hAnsi="Times New Roman" w:cs="Times New Roman"/>
+          <w:sz w:val="24"/>
+          <w:szCs w:val="24"/>
+        </w:rPr>
+        <w:t>MariaDB</w:t>
+      </w:r>
+      <w:proofErr w:type="spellEnd"/>
+      <w:r>
+        <w:rPr>
+          <w:rFonts w:ascii="Times New Roman" w:hAnsi="Times New Roman" w:cs="Times New Roman"/>
+          <w:sz w:val="24"/>
+          <w:szCs w:val="24"/>
+        </w:rPr>
+        <w:t xml:space="preserve"> pour stocker et récupérer les données nécessaires. Le serveur web HTTPD joue le rôle d’interface entre les utilisateurs et les modules applicatifs, recevant les requêtes et les transmettant aux composants appropriés. Par ailleurs, les serveurs DNS (BIND) et DHCP (DHCPD) assurent respectivement la résolution des noms de domaine et la gestion dynamique des adresses IP, facilitant ainsi l’accès et la connectivité au sein du réseau. Ce diagramme illustre clairement la séparation des responsabilités entre les composants logiciels et les services d’infrastructure, garantissant une architecture cohérente, évolutive et maintenable.</w:t>
       </w:r>
     </w:p>
     <w:p>
@@ -15173,7 +16445,27 @@
           <w:szCs w:val="24"/>
           <w:lang w:eastAsia="fr-FR"/>
         </w:rPr>
-        <w:t>L'architecture matérielle est basée sur un ordinateur Linux Fedora 41, hébergeant les services nécessaires au fonctionnement de l'application, conformément au cahier des charges :</w:t>
+        <w:t xml:space="preserve">L'architecture matérielle est basée sur un ordinateur Linux </w:t>
+      </w:r>
+      <w:proofErr w:type="spellStart"/>
+      <w:r>
+        <w:rPr>
+          <w:rFonts w:ascii="Times New Roman" w:hAnsi="Times New Roman" w:cs="Times New Roman"/>
+          <w:sz w:val="24"/>
+          <w:szCs w:val="24"/>
+          <w:lang w:eastAsia="fr-FR"/>
+        </w:rPr>
+        <w:t>Fedora</w:t>
+      </w:r>
+      <w:proofErr w:type="spellEnd"/>
+      <w:r>
+        <w:rPr>
+          <w:rFonts w:ascii="Times New Roman" w:hAnsi="Times New Roman" w:cs="Times New Roman"/>
+          <w:sz w:val="24"/>
+          <w:szCs w:val="24"/>
+          <w:lang w:eastAsia="fr-FR"/>
+        </w:rPr>
+        <w:t xml:space="preserve"> 41, hébergeant les services nécessaires au fonctionnement de l'application, conformément au cahier des charges :</w:t>
       </w:r>
     </w:p>
     <w:p>
@@ -15199,7 +16491,27 @@
           <w:szCs w:val="24"/>
           <w:lang w:eastAsia="fr-FR"/>
         </w:rPr>
-        <w:t>Serveur : Un ordinateur Linux Fedora 41, avec une configuration matérielle adaptée à la charge de l'application (Processeur 2 GHz x86-64 minimum, 8 Go de RAM recommandés, 50 Go de stockage minimum).</w:t>
+        <w:t xml:space="preserve">Serveur : Un ordinateur Linux </w:t>
+      </w:r>
+      <w:proofErr w:type="spellStart"/>
+      <w:r>
+        <w:rPr>
+          <w:rFonts w:ascii="Times New Roman" w:hAnsi="Times New Roman" w:cs="Times New Roman"/>
+          <w:sz w:val="24"/>
+          <w:szCs w:val="24"/>
+          <w:lang w:eastAsia="fr-FR"/>
+        </w:rPr>
+        <w:t>Fedora</w:t>
+      </w:r>
+      <w:proofErr w:type="spellEnd"/>
+      <w:r>
+        <w:rPr>
+          <w:rFonts w:ascii="Times New Roman" w:hAnsi="Times New Roman" w:cs="Times New Roman"/>
+          <w:sz w:val="24"/>
+          <w:szCs w:val="24"/>
+          <w:lang w:eastAsia="fr-FR"/>
+        </w:rPr>
+        <w:t xml:space="preserve"> 41, avec une configuration matérielle adaptée à la charge de l'application (Processeur 2 GHz x86-64 minimum, 8 Go de RAM recommandés, 50 Go de stockage minimum).</w:t>
       </w:r>
     </w:p>
     <w:p>
@@ -15225,7 +16537,27 @@
           <w:szCs w:val="24"/>
           <w:lang w:eastAsia="fr-FR"/>
         </w:rPr>
-        <w:t>Système d'exploitation : Fedora 41 Server, choisi pour sa stabilité, sa sécurité et sa compatibilité avec les technologies utilisées.</w:t>
+        <w:t xml:space="preserve">Système d'exploitation : </w:t>
+      </w:r>
+      <w:proofErr w:type="spellStart"/>
+      <w:r>
+        <w:rPr>
+          <w:rFonts w:ascii="Times New Roman" w:hAnsi="Times New Roman" w:cs="Times New Roman"/>
+          <w:sz w:val="24"/>
+          <w:szCs w:val="24"/>
+          <w:lang w:eastAsia="fr-FR"/>
+        </w:rPr>
+        <w:t>Fedora</w:t>
+      </w:r>
+      <w:proofErr w:type="spellEnd"/>
+      <w:r>
+        <w:rPr>
+          <w:rFonts w:ascii="Times New Roman" w:hAnsi="Times New Roman" w:cs="Times New Roman"/>
+          <w:sz w:val="24"/>
+          <w:szCs w:val="24"/>
+          <w:lang w:eastAsia="fr-FR"/>
+        </w:rPr>
+        <w:t xml:space="preserve"> 41 Server, choisi pour sa stabilité, sa sécurité et sa compatibilité avec les technologies utilisées.</w:t>
       </w:r>
     </w:p>
     <w:p>
@@ -15251,7 +16583,87 @@
           <w:szCs w:val="24"/>
           <w:lang w:eastAsia="fr-FR"/>
         </w:rPr>
-        <w:t>Serveur Web (HTTPD) : Apache HTTP Server, configuré pour servir les fichiers statiques et les requêtes dynamiques. Configuration du VirtualHost pour Symfony dans /etc/httpd/conf/httpd.conf.</w:t>
+        <w:t xml:space="preserve">Serveur Web (HTTPD) : Apache HTTP Server, configuré pour servir les fichiers statiques et les requêtes dynamiques. Configuration du </w:t>
+      </w:r>
+      <w:proofErr w:type="spellStart"/>
+      <w:r>
+        <w:rPr>
+          <w:rFonts w:ascii="Times New Roman" w:hAnsi="Times New Roman" w:cs="Times New Roman"/>
+          <w:sz w:val="24"/>
+          <w:szCs w:val="24"/>
+          <w:lang w:eastAsia="fr-FR"/>
+        </w:rPr>
+        <w:t>VirtualHost</w:t>
+      </w:r>
+      <w:proofErr w:type="spellEnd"/>
+      <w:r>
+        <w:rPr>
+          <w:rFonts w:ascii="Times New Roman" w:hAnsi="Times New Roman" w:cs="Times New Roman"/>
+          <w:sz w:val="24"/>
+          <w:szCs w:val="24"/>
+          <w:lang w:eastAsia="fr-FR"/>
+        </w:rPr>
+        <w:t xml:space="preserve"> pour Symfony dans /</w:t>
+      </w:r>
+      <w:proofErr w:type="spellStart"/>
+      <w:r>
+        <w:rPr>
+          <w:rFonts w:ascii="Times New Roman" w:hAnsi="Times New Roman" w:cs="Times New Roman"/>
+          <w:sz w:val="24"/>
+          <w:szCs w:val="24"/>
+          <w:lang w:eastAsia="fr-FR"/>
+        </w:rPr>
+        <w:t>etc</w:t>
+      </w:r>
+      <w:proofErr w:type="spellEnd"/>
+      <w:r>
+        <w:rPr>
+          <w:rFonts w:ascii="Times New Roman" w:hAnsi="Times New Roman" w:cs="Times New Roman"/>
+          <w:sz w:val="24"/>
+          <w:szCs w:val="24"/>
+          <w:lang w:eastAsia="fr-FR"/>
+        </w:rPr>
+        <w:t>/</w:t>
+      </w:r>
+      <w:proofErr w:type="spellStart"/>
+      <w:r>
+        <w:rPr>
+          <w:rFonts w:ascii="Times New Roman" w:hAnsi="Times New Roman" w:cs="Times New Roman"/>
+          <w:sz w:val="24"/>
+          <w:szCs w:val="24"/>
+          <w:lang w:eastAsia="fr-FR"/>
+        </w:rPr>
+        <w:t>httpd</w:t>
+      </w:r>
+      <w:proofErr w:type="spellEnd"/>
+      <w:r>
+        <w:rPr>
+          <w:rFonts w:ascii="Times New Roman" w:hAnsi="Times New Roman" w:cs="Times New Roman"/>
+          <w:sz w:val="24"/>
+          <w:szCs w:val="24"/>
+          <w:lang w:eastAsia="fr-FR"/>
+        </w:rPr>
+        <w:t>/conf/</w:t>
+      </w:r>
+      <w:proofErr w:type="spellStart"/>
+      <w:r>
+        <w:rPr>
+          <w:rFonts w:ascii="Times New Roman" w:hAnsi="Times New Roman" w:cs="Times New Roman"/>
+          <w:sz w:val="24"/>
+          <w:szCs w:val="24"/>
+          <w:lang w:eastAsia="fr-FR"/>
+        </w:rPr>
+        <w:t>httpd.conf</w:t>
+      </w:r>
+      <w:proofErr w:type="spellEnd"/>
+      <w:r>
+        <w:rPr>
+          <w:rFonts w:ascii="Times New Roman" w:hAnsi="Times New Roman" w:cs="Times New Roman"/>
+          <w:sz w:val="24"/>
+          <w:szCs w:val="24"/>
+          <w:lang w:eastAsia="fr-FR"/>
+        </w:rPr>
+        <w:t>.</w:t>
       </w:r>
     </w:p>
     <w:p>
@@ -15277,7 +16689,127 @@
           <w:szCs w:val="24"/>
           <w:lang w:eastAsia="fr-FR"/>
         </w:rPr>
-        <w:t>Serveur de base de données (MariaDB) : MariaDB, utilisé pour stocker les données de l'application (schéma "grh" contenant les tables Employes, Candidatures, Contrats, FeuillesDeTemps, DemandesConge).</w:t>
+        <w:t>Serveur de base de données (</w:t>
+      </w:r>
+      <w:proofErr w:type="spellStart"/>
+      <w:r>
+        <w:rPr>
+          <w:rFonts w:ascii="Times New Roman" w:hAnsi="Times New Roman" w:cs="Times New Roman"/>
+          <w:sz w:val="24"/>
+          <w:szCs w:val="24"/>
+          <w:lang w:eastAsia="fr-FR"/>
+        </w:rPr>
+        <w:t>MariaDB</w:t>
+      </w:r>
+      <w:proofErr w:type="spellEnd"/>
+      <w:r>
+        <w:rPr>
+          <w:rFonts w:ascii="Times New Roman" w:hAnsi="Times New Roman" w:cs="Times New Roman"/>
+          <w:sz w:val="24"/>
+          <w:szCs w:val="24"/>
+          <w:lang w:eastAsia="fr-FR"/>
+        </w:rPr>
+        <w:t xml:space="preserve">) : </w:t>
+      </w:r>
+      <w:proofErr w:type="spellStart"/>
+      <w:r>
+        <w:rPr>
+          <w:rFonts w:ascii="Times New Roman" w:hAnsi="Times New Roman" w:cs="Times New Roman"/>
+          <w:sz w:val="24"/>
+          <w:szCs w:val="24"/>
+          <w:lang w:eastAsia="fr-FR"/>
+        </w:rPr>
+        <w:t>MariaDB</w:t>
+      </w:r>
+      <w:proofErr w:type="spellEnd"/>
+      <w:r>
+        <w:rPr>
+          <w:rFonts w:ascii="Times New Roman" w:hAnsi="Times New Roman" w:cs="Times New Roman"/>
+          <w:sz w:val="24"/>
+          <w:szCs w:val="24"/>
+          <w:lang w:eastAsia="fr-FR"/>
+        </w:rPr>
+        <w:t>, utilisé pour stocker les données de l'application (schéma "</w:t>
+      </w:r>
+      <w:proofErr w:type="spellStart"/>
+      <w:r>
+        <w:rPr>
+          <w:rFonts w:ascii="Times New Roman" w:hAnsi="Times New Roman" w:cs="Times New Roman"/>
+          <w:sz w:val="24"/>
+          <w:szCs w:val="24"/>
+          <w:lang w:eastAsia="fr-FR"/>
+        </w:rPr>
+        <w:t>grh</w:t>
+      </w:r>
+      <w:proofErr w:type="spellEnd"/>
+      <w:r>
+        <w:rPr>
+          <w:rFonts w:ascii="Times New Roman" w:hAnsi="Times New Roman" w:cs="Times New Roman"/>
+          <w:sz w:val="24"/>
+          <w:szCs w:val="24"/>
+          <w:lang w:eastAsia="fr-FR"/>
+        </w:rPr>
+        <w:t xml:space="preserve">" contenant les tables </w:t>
+      </w:r>
+      <w:proofErr w:type="spellStart"/>
+      <w:r>
+        <w:rPr>
+          <w:rFonts w:ascii="Times New Roman" w:hAnsi="Times New Roman" w:cs="Times New Roman"/>
+          <w:sz w:val="24"/>
+          <w:szCs w:val="24"/>
+          <w:lang w:eastAsia="fr-FR"/>
+        </w:rPr>
+        <w:t>Employes</w:t>
+      </w:r>
+      <w:proofErr w:type="spellEnd"/>
+      <w:r>
+        <w:rPr>
+          <w:rFonts w:ascii="Times New Roman" w:hAnsi="Times New Roman" w:cs="Times New Roman"/>
+          <w:sz w:val="24"/>
+          <w:szCs w:val="24"/>
+          <w:lang w:eastAsia="fr-FR"/>
+        </w:rPr>
+        <w:t xml:space="preserve">, Candidatures, Contrats, </w:t>
+      </w:r>
+      <w:proofErr w:type="spellStart"/>
+      <w:r>
+        <w:rPr>
+          <w:rFonts w:ascii="Times New Roman" w:hAnsi="Times New Roman" w:cs="Times New Roman"/>
+          <w:sz w:val="24"/>
+          <w:szCs w:val="24"/>
+          <w:lang w:eastAsia="fr-FR"/>
+        </w:rPr>
+        <w:t>FeuillesDeTemps</w:t>
+      </w:r>
+      <w:proofErr w:type="spellEnd"/>
+      <w:r>
+        <w:rPr>
+          <w:rFonts w:ascii="Times New Roman" w:hAnsi="Times New Roman" w:cs="Times New Roman"/>
+          <w:sz w:val="24"/>
+          <w:szCs w:val="24"/>
+          <w:lang w:eastAsia="fr-FR"/>
+        </w:rPr>
+        <w:t xml:space="preserve">, </w:t>
+      </w:r>
+      <w:proofErr w:type="spellStart"/>
+      <w:r>
+        <w:rPr>
+          <w:rFonts w:ascii="Times New Roman" w:hAnsi="Times New Roman" w:cs="Times New Roman"/>
+          <w:sz w:val="24"/>
+          <w:szCs w:val="24"/>
+          <w:lang w:eastAsia="fr-FR"/>
+        </w:rPr>
+        <w:t>DemandesConge</w:t>
+      </w:r>
+      <w:proofErr w:type="spellEnd"/>
+      <w:r>
+        <w:rPr>
+          <w:rFonts w:ascii="Times New Roman" w:hAnsi="Times New Roman" w:cs="Times New Roman"/>
+          <w:sz w:val="24"/>
+          <w:szCs w:val="24"/>
+          <w:lang w:eastAsia="fr-FR"/>
+        </w:rPr>
+        <w:t>).</w:t>
       </w:r>
     </w:p>
     <w:p>
@@ -15303,7 +16835,67 @@
           <w:szCs w:val="24"/>
           <w:lang w:eastAsia="fr-FR"/>
         </w:rPr>
-        <w:t>Gestion DHCP : ISC DHCP Server pour l'attribution dynamique d'adresses IP aux clients. Configuration manuelle des plages IP dans /etc/dhcp/dhcpd.conf.</w:t>
+        <w:t>Gestion DHCP : ISC DHCP Server pour l'attribution dynamique d'adresses IP aux clients. Configuration manuelle des plages IP dans /</w:t>
+      </w:r>
+      <w:proofErr w:type="spellStart"/>
+      <w:r>
+        <w:rPr>
+          <w:rFonts w:ascii="Times New Roman" w:hAnsi="Times New Roman" w:cs="Times New Roman"/>
+          <w:sz w:val="24"/>
+          <w:szCs w:val="24"/>
+          <w:lang w:eastAsia="fr-FR"/>
+        </w:rPr>
+        <w:t>etc</w:t>
+      </w:r>
+      <w:proofErr w:type="spellEnd"/>
+      <w:r>
+        <w:rPr>
+          <w:rFonts w:ascii="Times New Roman" w:hAnsi="Times New Roman" w:cs="Times New Roman"/>
+          <w:sz w:val="24"/>
+          <w:szCs w:val="24"/>
+          <w:lang w:eastAsia="fr-FR"/>
+        </w:rPr>
+        <w:t>/</w:t>
+      </w:r>
+      <w:proofErr w:type="spellStart"/>
+      <w:r>
+        <w:rPr>
+          <w:rFonts w:ascii="Times New Roman" w:hAnsi="Times New Roman" w:cs="Times New Roman"/>
+          <w:sz w:val="24"/>
+          <w:szCs w:val="24"/>
+          <w:lang w:eastAsia="fr-FR"/>
+        </w:rPr>
+        <w:t>dhcp</w:t>
+      </w:r>
+      <w:proofErr w:type="spellEnd"/>
+      <w:r>
+        <w:rPr>
+          <w:rFonts w:ascii="Times New Roman" w:hAnsi="Times New Roman" w:cs="Times New Roman"/>
+          <w:sz w:val="24"/>
+          <w:szCs w:val="24"/>
+          <w:lang w:eastAsia="fr-FR"/>
+        </w:rPr>
+        <w:t>/</w:t>
+      </w:r>
+      <w:proofErr w:type="spellStart"/>
+      <w:r>
+        <w:rPr>
+          <w:rFonts w:ascii="Times New Roman" w:hAnsi="Times New Roman" w:cs="Times New Roman"/>
+          <w:sz w:val="24"/>
+          <w:szCs w:val="24"/>
+          <w:lang w:eastAsia="fr-FR"/>
+        </w:rPr>
+        <w:t>dhcpd.conf</w:t>
+      </w:r>
+      <w:proofErr w:type="spellEnd"/>
+      <w:r>
+        <w:rPr>
+          <w:rFonts w:ascii="Times New Roman" w:hAnsi="Times New Roman" w:cs="Times New Roman"/>
+          <w:sz w:val="24"/>
+          <w:szCs w:val="24"/>
+          <w:lang w:eastAsia="fr-FR"/>
+        </w:rPr>
+        <w:t>.</w:t>
       </w:r>
     </w:p>
     <w:p>
@@ -15329,7 +16921,67 @@
           <w:szCs w:val="24"/>
           <w:lang w:eastAsia="fr-FR"/>
         </w:rPr>
-        <w:t>Gestion DNS : Bind pour la gestion des résolutions de noms. Création des zones DNS dans /etc/named.conf.</w:t>
+        <w:t xml:space="preserve">Gestion DNS : </w:t>
+      </w:r>
+      <w:proofErr w:type="spellStart"/>
+      <w:r>
+        <w:rPr>
+          <w:rFonts w:ascii="Times New Roman" w:hAnsi="Times New Roman" w:cs="Times New Roman"/>
+          <w:sz w:val="24"/>
+          <w:szCs w:val="24"/>
+          <w:lang w:eastAsia="fr-FR"/>
+        </w:rPr>
+        <w:t>Bind</w:t>
+      </w:r>
+      <w:proofErr w:type="spellEnd"/>
+      <w:r>
+        <w:rPr>
+          <w:rFonts w:ascii="Times New Roman" w:hAnsi="Times New Roman" w:cs="Times New Roman"/>
+          <w:sz w:val="24"/>
+          <w:szCs w:val="24"/>
+          <w:lang w:eastAsia="fr-FR"/>
+        </w:rPr>
+        <w:t xml:space="preserve"> pour la gestion des résolutions de noms. Création des zones DNS dans /</w:t>
+      </w:r>
+      <w:proofErr w:type="spellStart"/>
+      <w:r>
+        <w:rPr>
+          <w:rFonts w:ascii="Times New Roman" w:hAnsi="Times New Roman" w:cs="Times New Roman"/>
+          <w:sz w:val="24"/>
+          <w:szCs w:val="24"/>
+          <w:lang w:eastAsia="fr-FR"/>
+        </w:rPr>
+        <w:t>etc</w:t>
+      </w:r>
+      <w:proofErr w:type="spellEnd"/>
+      <w:r>
+        <w:rPr>
+          <w:rFonts w:ascii="Times New Roman" w:hAnsi="Times New Roman" w:cs="Times New Roman"/>
+          <w:sz w:val="24"/>
+          <w:szCs w:val="24"/>
+          <w:lang w:eastAsia="fr-FR"/>
+        </w:rPr>
+        <w:t>/</w:t>
+      </w:r>
+      <w:proofErr w:type="spellStart"/>
+      <w:r>
+        <w:rPr>
+          <w:rFonts w:ascii="Times New Roman" w:hAnsi="Times New Roman" w:cs="Times New Roman"/>
+          <w:sz w:val="24"/>
+          <w:szCs w:val="24"/>
+          <w:lang w:eastAsia="fr-FR"/>
+        </w:rPr>
+        <w:t>named.conf</w:t>
+      </w:r>
+      <w:proofErr w:type="spellEnd"/>
+      <w:r>
+        <w:rPr>
+          <w:rFonts w:ascii="Times New Roman" w:hAnsi="Times New Roman" w:cs="Times New Roman"/>
+          <w:sz w:val="24"/>
+          <w:szCs w:val="24"/>
+          <w:lang w:eastAsia="fr-FR"/>
+        </w:rPr>
+        <w:t>.</w:t>
       </w:r>
     </w:p>
     <w:p>
@@ -15556,7 +17208,27 @@
           <w:szCs w:val="24"/>
           <w:lang w:eastAsia="fr-FR"/>
         </w:rPr>
-        <w:t>L'architecture matérielle est conçue pour assurer la disponibilité, la sécurité et la performance du système, tout en respectant les contraintes techniques mentionnées dans le cahier des charges. L'attribution dynamique des adresses IP par le serveur DHCP et la résolution des noms de domaine par le serveur Bind sont des éléments clés de l'infrastructure réseau.</w:t>
+        <w:t xml:space="preserve">L'architecture matérielle est conçue pour assurer la disponibilité, la sécurité et la performance du système, tout en respectant les contraintes techniques mentionnées dans le cahier des charges. L'attribution dynamique des adresses IP par le serveur DHCP et la résolution des noms de domaine par le serveur </w:t>
+      </w:r>
+      <w:proofErr w:type="spellStart"/>
+      <w:r>
+        <w:rPr>
+          <w:rFonts w:ascii="Times New Roman" w:hAnsi="Times New Roman" w:cs="Times New Roman"/>
+          <w:sz w:val="24"/>
+          <w:szCs w:val="24"/>
+          <w:lang w:eastAsia="fr-FR"/>
+        </w:rPr>
+        <w:t>Bind</w:t>
+      </w:r>
+      <w:proofErr w:type="spellEnd"/>
+      <w:r>
+        <w:rPr>
+          <w:rFonts w:ascii="Times New Roman" w:hAnsi="Times New Roman" w:cs="Times New Roman"/>
+          <w:sz w:val="24"/>
+          <w:szCs w:val="24"/>
+          <w:lang w:eastAsia="fr-FR"/>
+        </w:rPr>
+        <w:t xml:space="preserve"> sont des éléments clés de l'infrastructure réseau.</w:t>
       </w:r>
     </w:p>
     <w:p>
@@ -15577,7 +17249,67 @@
           <w:szCs w:val="24"/>
           <w:lang w:eastAsia="fr-FR"/>
         </w:rPr>
-        <w:t>Ce diagramme de déploiement UML représente l’architecture physique du système de gestion des ressources humaines. Il montre les nœuds matériels principaux, à savoir le serveur Fedora 41 et le client utilisateur, ainsi que le réseau local qui les interconnecte. Sur le serveur Fedora 41 sont déployés plusieurs artefacts essentiels : l’application Symfony, le serveur web HTTPD, les serveurs DNS (BIND) et DHCP (DHCPD), ainsi que la base de données MariaDB. Le client utilisateur accède à l’application via un navigateur web. Ce schéma met en évidence la répartition des composants logiciels sur les infrastructures matérielles et réseau, illustrant ainsi la configuration technique nécessaire pour assurer le fonctionnement sécurisé et performant de l’application. Il reflète également la communication entre les différents nœuds, essentielle pour le bon déroulement des échanges entre l’utilisateur et le système.</w:t>
+        <w:t xml:space="preserve">Ce diagramme de déploiement UML représente l’architecture physique du système de gestion des ressources humaines. Il montre les nœuds matériels principaux, à savoir le serveur </w:t>
+      </w:r>
+      <w:proofErr w:type="spellStart"/>
+      <w:r>
+        <w:rPr>
+          <w:rFonts w:ascii="Times New Roman" w:hAnsi="Times New Roman" w:cs="Times New Roman"/>
+          <w:sz w:val="24"/>
+          <w:szCs w:val="24"/>
+          <w:lang w:eastAsia="fr-FR"/>
+        </w:rPr>
+        <w:t>Fedora</w:t>
+      </w:r>
+      <w:proofErr w:type="spellEnd"/>
+      <w:r>
+        <w:rPr>
+          <w:rFonts w:ascii="Times New Roman" w:hAnsi="Times New Roman" w:cs="Times New Roman"/>
+          <w:sz w:val="24"/>
+          <w:szCs w:val="24"/>
+          <w:lang w:eastAsia="fr-FR"/>
+        </w:rPr>
+        <w:t xml:space="preserve"> 41 et le client utilisateur, ainsi que le réseau local qui les interconnecte. Sur le serveur </w:t>
+      </w:r>
+      <w:proofErr w:type="spellStart"/>
+      <w:r>
+        <w:rPr>
+          <w:rFonts w:ascii="Times New Roman" w:hAnsi="Times New Roman" w:cs="Times New Roman"/>
+          <w:sz w:val="24"/>
+          <w:szCs w:val="24"/>
+          <w:lang w:eastAsia="fr-FR"/>
+        </w:rPr>
+        <w:t>Fedora</w:t>
+      </w:r>
+      <w:proofErr w:type="spellEnd"/>
+      <w:r>
+        <w:rPr>
+          <w:rFonts w:ascii="Times New Roman" w:hAnsi="Times New Roman" w:cs="Times New Roman"/>
+          <w:sz w:val="24"/>
+          <w:szCs w:val="24"/>
+          <w:lang w:eastAsia="fr-FR"/>
+        </w:rPr>
+        <w:t xml:space="preserve"> 41 sont déployés plusieurs artefacts essentiels : l’application Symfony, le serveur web HTTPD, les serveurs DNS (BIND) et DHCP (DHCPD), ainsi que la base de données </w:t>
+      </w:r>
+      <w:proofErr w:type="spellStart"/>
+      <w:r>
+        <w:rPr>
+          <w:rFonts w:ascii="Times New Roman" w:hAnsi="Times New Roman" w:cs="Times New Roman"/>
+          <w:sz w:val="24"/>
+          <w:szCs w:val="24"/>
+          <w:lang w:eastAsia="fr-FR"/>
+        </w:rPr>
+        <w:t>MariaDB</w:t>
+      </w:r>
+      <w:proofErr w:type="spellEnd"/>
+      <w:r>
+        <w:rPr>
+          <w:rFonts w:ascii="Times New Roman" w:hAnsi="Times New Roman" w:cs="Times New Roman"/>
+          <w:sz w:val="24"/>
+          <w:szCs w:val="24"/>
+          <w:lang w:eastAsia="fr-FR"/>
+        </w:rPr>
+        <w:t>. Le client utilisateur accède à l’application via un navigateur web. Ce schéma met en évidence la répartition des composants logiciels sur les infrastructures matérielles et réseau, illustrant ainsi la configuration technique nécessaire pour assurer le fonctionnement sécurisé et performant de l’application. Il reflète également la communication entre les différents nœuds, essentielle pour le bon déroulement des échanges entre l’utilisateur et le système.</w:t>
       </w:r>
     </w:p>
     <w:p>
@@ -15646,7 +17378,127 @@
           <w:szCs w:val="24"/>
           <w:lang w:eastAsia="fr-FR"/>
         </w:rPr>
-        <w:t>Ce chapitre a présenté la conception architecturale du système de gestion des ressources humaines, en traduisant les besoins spécifiés au chapitre précédent en une solution technique concrète. La modélisation dynamique et statique a permis de définir les interactions entre les composants, les flux de données et la structure de la base de données MariaDB. L'architecture logicielle, basée sur le framework Symfony et le modèle MVC, assure une séparation claire des responsabilités et une maintenabilité accrue. L'architecture matérielle, basée sur un serveur Fedora 41 et les services essentiels (httpd, dhcpd, bind), garantit la disponibilité, la sécurité et la performance du système. Les diagrammes UML et les schémas de base de données ont fourni une vision claire et précise de la structure du système. La prochaine étape consistera à mettre en œuvre cette conception en développant les composants logiciels, en configurant les services réseau et en créant les interfaces utilisateur.</w:t>
+        <w:t xml:space="preserve">Ce chapitre a présenté la conception architecturale du système de gestion des ressources humaines, en traduisant les besoins spécifiés au chapitre précédent en une solution technique concrète. La modélisation dynamique et statique a permis de définir les interactions entre les composants, les flux de données et la structure de la base de données </w:t>
+      </w:r>
+      <w:proofErr w:type="spellStart"/>
+      <w:r>
+        <w:rPr>
+          <w:rFonts w:ascii="Times New Roman" w:hAnsi="Times New Roman" w:cs="Times New Roman"/>
+          <w:sz w:val="24"/>
+          <w:szCs w:val="24"/>
+          <w:lang w:eastAsia="fr-FR"/>
+        </w:rPr>
+        <w:t>MariaDB</w:t>
+      </w:r>
+      <w:proofErr w:type="spellEnd"/>
+      <w:r>
+        <w:rPr>
+          <w:rFonts w:ascii="Times New Roman" w:hAnsi="Times New Roman" w:cs="Times New Roman"/>
+          <w:sz w:val="24"/>
+          <w:szCs w:val="24"/>
+          <w:lang w:eastAsia="fr-FR"/>
+        </w:rPr>
+        <w:t xml:space="preserve">. L'architecture logicielle, basée sur le </w:t>
+      </w:r>
+      <w:proofErr w:type="spellStart"/>
+      <w:r>
+        <w:rPr>
+          <w:rFonts w:ascii="Times New Roman" w:hAnsi="Times New Roman" w:cs="Times New Roman"/>
+          <w:sz w:val="24"/>
+          <w:szCs w:val="24"/>
+          <w:lang w:eastAsia="fr-FR"/>
+        </w:rPr>
+        <w:t>framework</w:t>
+      </w:r>
+      <w:proofErr w:type="spellEnd"/>
+      <w:r>
+        <w:rPr>
+          <w:rFonts w:ascii="Times New Roman" w:hAnsi="Times New Roman" w:cs="Times New Roman"/>
+          <w:sz w:val="24"/>
+          <w:szCs w:val="24"/>
+          <w:lang w:eastAsia="fr-FR"/>
+        </w:rPr>
+        <w:t xml:space="preserve"> Symfony et le modèle MVC, assure une séparation claire des responsabilités et une maintenabilité accrue. L'architecture matérielle, basée sur un serveur </w:t>
+      </w:r>
+      <w:proofErr w:type="spellStart"/>
+      <w:r>
+        <w:rPr>
+          <w:rFonts w:ascii="Times New Roman" w:hAnsi="Times New Roman" w:cs="Times New Roman"/>
+          <w:sz w:val="24"/>
+          <w:szCs w:val="24"/>
+          <w:lang w:eastAsia="fr-FR"/>
+        </w:rPr>
+        <w:t>Fedora</w:t>
+      </w:r>
+      <w:proofErr w:type="spellEnd"/>
+      <w:r>
+        <w:rPr>
+          <w:rFonts w:ascii="Times New Roman" w:hAnsi="Times New Roman" w:cs="Times New Roman"/>
+          <w:sz w:val="24"/>
+          <w:szCs w:val="24"/>
+          <w:lang w:eastAsia="fr-FR"/>
+        </w:rPr>
+        <w:t xml:space="preserve"> 41 et les services essentiels (</w:t>
+      </w:r>
+      <w:proofErr w:type="spellStart"/>
+      <w:r>
+        <w:rPr>
+          <w:rFonts w:ascii="Times New Roman" w:hAnsi="Times New Roman" w:cs="Times New Roman"/>
+          <w:sz w:val="24"/>
+          <w:szCs w:val="24"/>
+          <w:lang w:eastAsia="fr-FR"/>
+        </w:rPr>
+        <w:t>httpd</w:t>
+      </w:r>
+      <w:proofErr w:type="spellEnd"/>
+      <w:r>
+        <w:rPr>
+          <w:rFonts w:ascii="Times New Roman" w:hAnsi="Times New Roman" w:cs="Times New Roman"/>
+          <w:sz w:val="24"/>
+          <w:szCs w:val="24"/>
+          <w:lang w:eastAsia="fr-FR"/>
+        </w:rPr>
+        <w:t xml:space="preserve">, </w:t>
+      </w:r>
+      <w:proofErr w:type="spellStart"/>
+      <w:r>
+        <w:rPr>
+          <w:rFonts w:ascii="Times New Roman" w:hAnsi="Times New Roman" w:cs="Times New Roman"/>
+          <w:sz w:val="24"/>
+          <w:szCs w:val="24"/>
+          <w:lang w:eastAsia="fr-FR"/>
+        </w:rPr>
+        <w:t>dhcpd</w:t>
+      </w:r>
+      <w:proofErr w:type="spellEnd"/>
+      <w:r>
+        <w:rPr>
+          <w:rFonts w:ascii="Times New Roman" w:hAnsi="Times New Roman" w:cs="Times New Roman"/>
+          <w:sz w:val="24"/>
+          <w:szCs w:val="24"/>
+          <w:lang w:eastAsia="fr-FR"/>
+        </w:rPr>
+        <w:t xml:space="preserve">, </w:t>
+      </w:r>
+      <w:proofErr w:type="spellStart"/>
+      <w:r>
+        <w:rPr>
+          <w:rFonts w:ascii="Times New Roman" w:hAnsi="Times New Roman" w:cs="Times New Roman"/>
+          <w:sz w:val="24"/>
+          <w:szCs w:val="24"/>
+          <w:lang w:eastAsia="fr-FR"/>
+        </w:rPr>
+        <w:t>bind</w:t>
+      </w:r>
+      <w:proofErr w:type="spellEnd"/>
+      <w:r>
+        <w:rPr>
+          <w:rFonts w:ascii="Times New Roman" w:hAnsi="Times New Roman" w:cs="Times New Roman"/>
+          <w:sz w:val="24"/>
+          <w:szCs w:val="24"/>
+          <w:lang w:eastAsia="fr-FR"/>
+        </w:rPr>
+        <w:t>), garantit la disponibilité, la sécurité et la performance du système. Les diagrammes UML et les schémas de base de données ont fourni une vision claire et précise de la structure du système. La prochaine étape consistera à mettre en œuvre cette conception en développant les composants logiciels, en configurant les services réseau et en créant les interfaces utilisateur.</w:t>
       </w:r>
     </w:p>
     <w:p>
@@ -15997,7 +17849,83 @@
           <w:sz w:val="24"/>
           <w:szCs w:val="24"/>
         </w:rPr>
-        <w:t>chapitre décrit la concrétisation du projet à travers le développement et le déploiement effectifs de l’application de gestion des ressources humaines. Il présente l’environnement matériel et logiciel utilisé, justifiant les choix techniques en fonction des contraintes et des besoins du projet. Le matériel, bien que modeste, est adapté pour un environnement de test et de développement, tandis que l’environnement logiciel intègre les technologies clés telles que Fedora 41, Apache httpd, MariaDB, PHP-FPM et Symfony. Ce chapitre met également en lumière les principales interfaces graphiques développées, qui constituent le point de contact entre les utilisateurs et le système. Ces interfaces ont été conçues pour offrir une expérience utilisateur intuitive, facilitant la gestion des employés, des candidatures, des feuilles de temps et des autres fonctionnalités. La réalisation s’inscrit dans une démarche rigoureuse visant à assurer la conformité aux spécifications, la robustesse du système et la satisfaction des utilisateurs finaux.</w:t>
+        <w:t>chapitre décrit la concrétisation du projet à travers le développement et le déploiement effectifs de l’application de gestion des ressources humaines</w:t>
+      </w:r>
+      <w:r>
+        <w:rPr>
+          <w:rFonts w:ascii="Times New Roman" w:hAnsi="Times New Roman" w:cs="Times New Roman"/>
+          <w:sz w:val="24"/>
+          <w:szCs w:val="24"/>
+        </w:rPr>
+        <w:t xml:space="preserve"> </w:t>
+      </w:r>
+      <w:r>
+        <w:rPr>
+          <w:rFonts w:ascii="Times New Roman" w:hAnsi="Times New Roman" w:cs="Times New Roman"/>
+        </w:rPr>
+        <w:t>[12]</w:t>
+      </w:r>
+      <w:r>
+        <w:rPr>
+          <w:rFonts w:ascii="Times New Roman" w:hAnsi="Times New Roman" w:cs="Times New Roman"/>
+          <w:sz w:val="24"/>
+          <w:szCs w:val="24"/>
+        </w:rPr>
+        <w:t xml:space="preserve">. Il présente l’environnement matériel et logiciel utilisé, justifiant les choix techniques en fonction des contraintes et des besoins du projet. Le matériel, bien que modeste, est adapté pour un environnement de test et de développement, tandis que l’environnement logiciel intègre les technologies clés telles que </w:t>
+      </w:r>
+      <w:proofErr w:type="spellStart"/>
+      <w:r>
+        <w:rPr>
+          <w:rFonts w:ascii="Times New Roman" w:hAnsi="Times New Roman" w:cs="Times New Roman"/>
+          <w:sz w:val="24"/>
+          <w:szCs w:val="24"/>
+        </w:rPr>
+        <w:t>Fedora</w:t>
+      </w:r>
+      <w:proofErr w:type="spellEnd"/>
+      <w:r>
+        <w:rPr>
+          <w:rFonts w:ascii="Times New Roman" w:hAnsi="Times New Roman" w:cs="Times New Roman"/>
+          <w:sz w:val="24"/>
+          <w:szCs w:val="24"/>
+        </w:rPr>
+        <w:t xml:space="preserve"> 41, Apache </w:t>
+      </w:r>
+      <w:proofErr w:type="spellStart"/>
+      <w:r>
+        <w:rPr>
+          <w:rFonts w:ascii="Times New Roman" w:hAnsi="Times New Roman" w:cs="Times New Roman"/>
+          <w:sz w:val="24"/>
+          <w:szCs w:val="24"/>
+        </w:rPr>
+        <w:t>httpd</w:t>
+      </w:r>
+      <w:proofErr w:type="spellEnd"/>
+      <w:r>
+        <w:rPr>
+          <w:rFonts w:ascii="Times New Roman" w:hAnsi="Times New Roman" w:cs="Times New Roman"/>
+          <w:sz w:val="24"/>
+          <w:szCs w:val="24"/>
+        </w:rPr>
+        <w:t xml:space="preserve">, </w:t>
+      </w:r>
+      <w:proofErr w:type="spellStart"/>
+      <w:r>
+        <w:rPr>
+          <w:rFonts w:ascii="Times New Roman" w:hAnsi="Times New Roman" w:cs="Times New Roman"/>
+          <w:sz w:val="24"/>
+          <w:szCs w:val="24"/>
+        </w:rPr>
+        <w:t>MariaDB</w:t>
+      </w:r>
+      <w:proofErr w:type="spellEnd"/>
+      <w:r>
+        <w:rPr>
+          <w:rFonts w:ascii="Times New Roman" w:hAnsi="Times New Roman" w:cs="Times New Roman"/>
+          <w:sz w:val="24"/>
+          <w:szCs w:val="24"/>
+        </w:rPr>
+        <w:t>, PHP-FPM et Symfony. Ce chapitre met également en lumière les principales interfaces graphiques développées, qui constituent le point de contact entre les utilisateurs et le système. Ces interfaces ont été conçues pour offrir une expérience utilisateur intuitive, facilitant la gestion des employés, des candidatures, des feuilles de temps et des autres fonctionnalités. La réalisation s’inscrit dans une démarche rigoureuse visant à assurer la conformité aux spécifications, la robustesse du système et la satisfaction des utilisateurs finaux.</w:t>
       </w:r>
     </w:p>
     <w:p>
@@ -16068,7 +17996,47 @@
           <w:szCs w:val="24"/>
           <w:lang w:eastAsia="fr-FR"/>
         </w:rPr>
-        <w:t>Le choix d’un processeur Intel Celeron à 1.19 GHz et d’une mémoire vive de 4 Go reflète un compromis entre coût et performance, adapté à un environnement de développement et de test. Bien que modeste, cette configuration permet d’exécuter simultanément le serveur Fedora, les services réseau et l’application Symfony avec une performance acceptable. L’espace disque de 450 Go offre une marge confortable pour stocker le système, les bases de données, les fichiers de configuration et les logs, tout en permettant des sauvegardes régulières.</w:t>
+        <w:t xml:space="preserve">Le choix d’un processeur Intel </w:t>
+      </w:r>
+      <w:proofErr w:type="spellStart"/>
+      <w:r>
+        <w:rPr>
+          <w:rFonts w:ascii="Times New Roman" w:hAnsi="Times New Roman" w:cs="Times New Roman"/>
+          <w:sz w:val="24"/>
+          <w:szCs w:val="24"/>
+          <w:lang w:eastAsia="fr-FR"/>
+        </w:rPr>
+        <w:t>Celeron</w:t>
+      </w:r>
+      <w:proofErr w:type="spellEnd"/>
+      <w:r>
+        <w:rPr>
+          <w:rFonts w:ascii="Times New Roman" w:hAnsi="Times New Roman" w:cs="Times New Roman"/>
+          <w:sz w:val="24"/>
+          <w:szCs w:val="24"/>
+          <w:lang w:eastAsia="fr-FR"/>
+        </w:rPr>
+        <w:t xml:space="preserve"> à 1.19 GHz et d’une mémoire vive de 4 Go reflète un compromis entre coût et performance, adapté à un environnement de développement et de test. Bien que modeste, cette configuration permet d’exécuter simultanément le serveur </w:t>
+      </w:r>
+      <w:proofErr w:type="spellStart"/>
+      <w:r>
+        <w:rPr>
+          <w:rFonts w:ascii="Times New Roman" w:hAnsi="Times New Roman" w:cs="Times New Roman"/>
+          <w:sz w:val="24"/>
+          <w:szCs w:val="24"/>
+          <w:lang w:eastAsia="fr-FR"/>
+        </w:rPr>
+        <w:t>Fedora</w:t>
+      </w:r>
+      <w:proofErr w:type="spellEnd"/>
+      <w:r>
+        <w:rPr>
+          <w:rFonts w:ascii="Times New Roman" w:hAnsi="Times New Roman" w:cs="Times New Roman"/>
+          <w:sz w:val="24"/>
+          <w:szCs w:val="24"/>
+          <w:lang w:eastAsia="fr-FR"/>
+        </w:rPr>
+        <w:t>, les services réseau et l’application Symfony avec une performance acceptable. L’espace disque de 450 Go offre une marge confortable pour stocker le système, les bases de données, les fichiers de configuration et les logs, tout en permettant des sauvegardes régulières.</w:t>
       </w:r>
     </w:p>
     <w:p>
@@ -16109,7 +18077,87 @@
           <w:szCs w:val="24"/>
           <w:lang w:eastAsia="fr-FR"/>
         </w:rPr>
-        <w:t>La sélection des composants logiciels repose sur leur stabilité, leur compatibilité et leur communauté active. Fedora 41 assure un socle sécurisé et à jour. Apache httpd, couplé à PHP-FPM, permet une gestion efficace des requêtes web dynamiques. MariaDB offre une base de données relationnelle robuste et performante. Symfony, avec Composer, facilite le développement modulaire et la gestion des dépendances. L’utilisation d’outils comme VSCode et Git garantit un environnement de travail productif et collaboratif.</w:t>
+        <w:t xml:space="preserve">La sélection des composants logiciels repose sur leur stabilité, leur compatibilité et leur communauté active. </w:t>
+      </w:r>
+      <w:proofErr w:type="spellStart"/>
+      <w:r>
+        <w:rPr>
+          <w:rFonts w:ascii="Times New Roman" w:hAnsi="Times New Roman" w:cs="Times New Roman"/>
+          <w:sz w:val="24"/>
+          <w:szCs w:val="24"/>
+          <w:lang w:eastAsia="fr-FR"/>
+        </w:rPr>
+        <w:t>Fedora</w:t>
+      </w:r>
+      <w:proofErr w:type="spellEnd"/>
+      <w:r>
+        <w:rPr>
+          <w:rFonts w:ascii="Times New Roman" w:hAnsi="Times New Roman" w:cs="Times New Roman"/>
+          <w:sz w:val="24"/>
+          <w:szCs w:val="24"/>
+          <w:lang w:eastAsia="fr-FR"/>
+        </w:rPr>
+        <w:t xml:space="preserve"> 41 assure un socle sécurisé et à jour. Apache </w:t>
+      </w:r>
+      <w:proofErr w:type="spellStart"/>
+      <w:r>
+        <w:rPr>
+          <w:rFonts w:ascii="Times New Roman" w:hAnsi="Times New Roman" w:cs="Times New Roman"/>
+          <w:sz w:val="24"/>
+          <w:szCs w:val="24"/>
+          <w:lang w:eastAsia="fr-FR"/>
+        </w:rPr>
+        <w:t>httpd</w:t>
+      </w:r>
+      <w:proofErr w:type="spellEnd"/>
+      <w:r>
+        <w:rPr>
+          <w:rFonts w:ascii="Times New Roman" w:hAnsi="Times New Roman" w:cs="Times New Roman"/>
+          <w:sz w:val="24"/>
+          <w:szCs w:val="24"/>
+          <w:lang w:eastAsia="fr-FR"/>
+        </w:rPr>
+        <w:t xml:space="preserve">, couplé à PHP-FPM, permet une gestion efficace des requêtes web dynamiques. </w:t>
+      </w:r>
+      <w:proofErr w:type="spellStart"/>
+      <w:r>
+        <w:rPr>
+          <w:rFonts w:ascii="Times New Roman" w:hAnsi="Times New Roman" w:cs="Times New Roman"/>
+          <w:sz w:val="24"/>
+          <w:szCs w:val="24"/>
+          <w:lang w:eastAsia="fr-FR"/>
+        </w:rPr>
+        <w:t>MariaDB</w:t>
+      </w:r>
+      <w:proofErr w:type="spellEnd"/>
+      <w:r>
+        <w:rPr>
+          <w:rFonts w:ascii="Times New Roman" w:hAnsi="Times New Roman" w:cs="Times New Roman"/>
+          <w:sz w:val="24"/>
+          <w:szCs w:val="24"/>
+          <w:lang w:eastAsia="fr-FR"/>
+        </w:rPr>
+        <w:t xml:space="preserve"> offre une base de données relationnelle robuste et performante. Symfony, avec Composer, facilite le développement modulaire et la gestion des dépendances. L’utilisation d’outils comme </w:t>
+      </w:r>
+      <w:proofErr w:type="spellStart"/>
+      <w:r>
+        <w:rPr>
+          <w:rFonts w:ascii="Times New Roman" w:hAnsi="Times New Roman" w:cs="Times New Roman"/>
+          <w:sz w:val="24"/>
+          <w:szCs w:val="24"/>
+          <w:lang w:eastAsia="fr-FR"/>
+        </w:rPr>
+        <w:t>VSCode</w:t>
+      </w:r>
+      <w:proofErr w:type="spellEnd"/>
+      <w:r>
+        <w:rPr>
+          <w:rFonts w:ascii="Times New Roman" w:hAnsi="Times New Roman" w:cs="Times New Roman"/>
+          <w:sz w:val="24"/>
+          <w:szCs w:val="24"/>
+          <w:lang w:eastAsia="fr-FR"/>
+        </w:rPr>
+        <w:t xml:space="preserve"> et Git garantit un environnement de travail productif et collaboratif.</w:t>
       </w:r>
     </w:p>
     <w:p>
@@ -17219,7 +19267,43 @@
           <w:sz w:val="24"/>
           <w:szCs w:val="24"/>
         </w:rPr>
-        <w:t>Ce chapitre a décrit la phase de réalisation du système de gestion des ressources humaines, en détaillant l'environnement de développement, les outils utilisés et les principales interfaces graphiques. L'environnement matériel, bien que modeste, a permis de mener à bien les tests et le développement de l'application. L'environnement logiciel, basé sur Fedora 41, Apache, MariaDB et Symfony, a fourni une base solide pour la mise en œuvre des fonctionnalités. Les interfaces graphiques ont été conçues pour offrir une expérience utilisateur intuitive et conviviale, en facilitant l'accès aux données et aux fonctionnalités essentielles. Les prochaines étapes consisteront à effectuer des tests d'intégration, à valider le bon fonctionnement du système et à préparer la mise en production.</w:t>
+        <w:t xml:space="preserve">Ce chapitre a décrit la phase de réalisation du système de gestion des ressources humaines, en détaillant l'environnement de développement, les outils utilisés et les principales interfaces graphiques. L'environnement matériel, bien que modeste, a permis de mener à bien les tests et le développement de l'application. L'environnement logiciel, basé sur </w:t>
+      </w:r>
+      <w:proofErr w:type="spellStart"/>
+      <w:r>
+        <w:rPr>
+          <w:rFonts w:ascii="Times New Roman" w:hAnsi="Times New Roman" w:cs="Times New Roman"/>
+          <w:sz w:val="24"/>
+          <w:szCs w:val="24"/>
+        </w:rPr>
+        <w:t>Fedora</w:t>
+      </w:r>
+      <w:proofErr w:type="spellEnd"/>
+      <w:r>
+        <w:rPr>
+          <w:rFonts w:ascii="Times New Roman" w:hAnsi="Times New Roman" w:cs="Times New Roman"/>
+          <w:sz w:val="24"/>
+          <w:szCs w:val="24"/>
+        </w:rPr>
+        <w:t xml:space="preserve"> 41, Apache, </w:t>
+      </w:r>
+      <w:proofErr w:type="spellStart"/>
+      <w:r>
+        <w:rPr>
+          <w:rFonts w:ascii="Times New Roman" w:hAnsi="Times New Roman" w:cs="Times New Roman"/>
+          <w:sz w:val="24"/>
+          <w:szCs w:val="24"/>
+        </w:rPr>
+        <w:t>MariaDB</w:t>
+      </w:r>
+      <w:proofErr w:type="spellEnd"/>
+      <w:r>
+        <w:rPr>
+          <w:rFonts w:ascii="Times New Roman" w:hAnsi="Times New Roman" w:cs="Times New Roman"/>
+          <w:sz w:val="24"/>
+          <w:szCs w:val="24"/>
+        </w:rPr>
+        <w:t xml:space="preserve"> et Symfony, a fourni une base solide pour la mise en œuvre des fonctionnalités. Les interfaces graphiques ont été conçues pour offrir une expérience utilisateur intuitive et conviviale, en facilitant l'accès aux données et aux fonctionnalités essentielles. Les prochaines étapes consisteront à effectuer des tests d'intégration, à valider le bon fonctionnement du système et à préparer la mise en production.</w:t>
       </w:r>
     </w:p>
     <w:p>
@@ -17352,7 +19436,79 @@
           <w:sz w:val="24"/>
           <w:szCs w:val="24"/>
         </w:rPr>
-        <w:t>L'objectif principal de ce PFA était de concevoir et de déployer une application de gestion des ressources humaines (GRH) sur un serveur Linux Fedora 41. Ce projet visait à moderniser et à centraliser la gestion des informations relatives aux employés, aux contrats, aux demandes de congés, aux feuilles de temps et aux candidatures, offrant ainsi une solution intégrée et efficace pour le Responsable RH. Les problèmes posés au début du projet concernaient l'absence d'un système automatisé, la difficulté à gérer manuellement les données et le manque de visibilité sur les informations clés. Grâce à la réalisation de ce projet, nous avons pu apporter des réponses concrètes à ces problèmes. L'application GRH, développée avec le framework Symfony et hébergée sur un serveur Fedora 41 configuré avec les services HTTPD, DHCPD, BIND et MariaDB, permet désormais une gestion centralisée et efficace des ressources humaines. Le Responsable RH peut gérer les employés, les contrats, les candidatures et les feuilles de temps, et suivre l'état des demandes de congés. Les résultats obtenus démontrent la faisabilité et la pertinence de la solution proposée. Cependant, il est important de noter certaines insuffisances et améliorations possibles. L'interface utilisateur pourrait être améliorée pour offrir une expérience plus intuitive et conviviale. De plus, l'application pourrait être enrichie de fonctionnalités supplémentaires, telles que la génération de rapports personnalisés, l'intégration avec d'autres systèmes (paie, comptabilité) et la gestion des formations. Enfin, il serait intéressant d'optimiser les performances de l'application pour garantir une réactivité optimale, même en cas de forte charge. En conclusion, ce projet a permis d'atteindre les objectifs fixés et de développer une solution viable et prometteuse pour la gestion des ressources humaines, tout en identifiant des pistes d'amélioration pour les développements futurs.</w:t>
+        <w:t xml:space="preserve">L'objectif principal de ce PFA était de concevoir et de déployer une application de gestion des ressources humaines (GRH) sur un serveur Linux </w:t>
+      </w:r>
+      <w:proofErr w:type="spellStart"/>
+      <w:r>
+        <w:rPr>
+          <w:rFonts w:ascii="Times New Roman" w:hAnsi="Times New Roman" w:cs="Times New Roman"/>
+          <w:sz w:val="24"/>
+          <w:szCs w:val="24"/>
+        </w:rPr>
+        <w:t>Fedora</w:t>
+      </w:r>
+      <w:proofErr w:type="spellEnd"/>
+      <w:r>
+        <w:rPr>
+          <w:rFonts w:ascii="Times New Roman" w:hAnsi="Times New Roman" w:cs="Times New Roman"/>
+          <w:sz w:val="24"/>
+          <w:szCs w:val="24"/>
+        </w:rPr>
+        <w:t xml:space="preserve"> 41. Ce projet visait à moderniser et à centraliser la gestion des informations relatives aux employés, aux contrats, aux demandes de congés, aux feuilles de temps et aux candidatures, offrant ainsi une solution intégrée et efficace pour le Responsable RH. Les problèmes posés au début du projet concernaient l'absence d'un système automatisé, la difficulté à gérer manuellement les données et le manque de visibilité sur les informations clés. Grâce à la réalisation de ce projet, nous avons pu apporter des réponses concrètes à ces problèmes. L'application GRH, développée avec le </w:t>
+      </w:r>
+      <w:proofErr w:type="spellStart"/>
+      <w:r>
+        <w:rPr>
+          <w:rFonts w:ascii="Times New Roman" w:hAnsi="Times New Roman" w:cs="Times New Roman"/>
+          <w:sz w:val="24"/>
+          <w:szCs w:val="24"/>
+        </w:rPr>
+        <w:t>framework</w:t>
+      </w:r>
+      <w:proofErr w:type="spellEnd"/>
+      <w:r>
+        <w:rPr>
+          <w:rFonts w:ascii="Times New Roman" w:hAnsi="Times New Roman" w:cs="Times New Roman"/>
+          <w:sz w:val="24"/>
+          <w:szCs w:val="24"/>
+        </w:rPr>
+        <w:t xml:space="preserve"> Symfony et hébergée sur un serveur </w:t>
+      </w:r>
+      <w:proofErr w:type="spellStart"/>
+      <w:r>
+        <w:rPr>
+          <w:rFonts w:ascii="Times New Roman" w:hAnsi="Times New Roman" w:cs="Times New Roman"/>
+          <w:sz w:val="24"/>
+          <w:szCs w:val="24"/>
+        </w:rPr>
+        <w:t>Fedora</w:t>
+      </w:r>
+      <w:proofErr w:type="spellEnd"/>
+      <w:r>
+        <w:rPr>
+          <w:rFonts w:ascii="Times New Roman" w:hAnsi="Times New Roman" w:cs="Times New Roman"/>
+          <w:sz w:val="24"/>
+          <w:szCs w:val="24"/>
+        </w:rPr>
+        <w:t xml:space="preserve"> 41 configuré avec les services HTTPD, DHCPD, BIND et </w:t>
+      </w:r>
+      <w:proofErr w:type="spellStart"/>
+      <w:r>
+        <w:rPr>
+          <w:rFonts w:ascii="Times New Roman" w:hAnsi="Times New Roman" w:cs="Times New Roman"/>
+          <w:sz w:val="24"/>
+          <w:szCs w:val="24"/>
+        </w:rPr>
+        <w:t>MariaDB</w:t>
+      </w:r>
+      <w:proofErr w:type="spellEnd"/>
+      <w:r>
+        <w:rPr>
+          <w:rFonts w:ascii="Times New Roman" w:hAnsi="Times New Roman" w:cs="Times New Roman"/>
+          <w:sz w:val="24"/>
+          <w:szCs w:val="24"/>
+        </w:rPr>
+        <w:t>, permet désormais une gestion centralisée et efficace des ressources humaines. Le Responsable RH peut gérer les employés, les contrats, les candidatures et les feuilles de temps, et suivre l'état des demandes de congés. Les résultats obtenus démontrent la faisabilité et la pertinence de la solution proposée. Cependant, il est important de noter certaines insuffisances et améliorations possibles. L'interface utilisateur pourrait être améliorée pour offrir une expérience plus intuitive et conviviale. De plus, l'application pourrait être enrichie de fonctionnalités supplémentaires, telles que la génération de rapports personnalisés, l'intégration avec d'autres systèmes (paie, comptabilité) et la gestion des formations. Enfin, il serait intéressant d'optimiser les performances de l'application pour garantir une réactivité optimale, même en cas de forte charge. En conclusion, ce projet a permis d'atteindre les objectifs fixés et de développer une solution viable et prometteuse pour la gestion des ressources humaines, tout en identifiant des pistes d'amélioration pour les développements futurs.</w:t>
       </w:r>
     </w:p>
     <w:p>
@@ -17447,312 +19603,417 @@
     </w:p>
     <w:p>
       <w:pPr>
-        <w:rPr>
-          <w:rFonts w:ascii="Times New Roman" w:hAnsi="Times New Roman" w:cs="Times New Roman"/>
-        </w:rPr>
-      </w:pPr>
-    </w:p>
-    <w:p>
-      <w:pPr>
-        <w:rPr>
-          <w:rFonts w:ascii="Times New Roman" w:hAnsi="Times New Roman" w:cs="Times New Roman"/>
-        </w:rPr>
-      </w:pPr>
-    </w:p>
-    <w:p>
-      <w:pPr>
-        <w:rPr>
-          <w:rFonts w:ascii="Times New Roman" w:hAnsi="Times New Roman" w:cs="Times New Roman"/>
-        </w:rPr>
-      </w:pPr>
-    </w:p>
-    <w:p>
-      <w:pPr>
-        <w:rPr>
-          <w:rFonts w:ascii="Times New Roman" w:hAnsi="Times New Roman" w:cs="Times New Roman"/>
-        </w:rPr>
-      </w:pPr>
-      <w:r>
-        <w:rPr>
-          <w:rFonts w:ascii="Times New Roman" w:hAnsi="Times New Roman" w:cs="Times New Roman"/>
-        </w:rPr>
-        <w:t>BASS, Len, Paul CLEMENTS et Rick KAZMAN, Software Architecture in Practice, 3e éd., Boston, Addison-Wesley, 2012.</w:t>
-      </w:r>
-    </w:p>
-    <w:p>
-      <w:pPr>
-        <w:rPr>
-          <w:rFonts w:ascii="Times New Roman" w:hAnsi="Times New Roman" w:cs="Times New Roman"/>
-        </w:rPr>
-      </w:pPr>
-      <w:r>
-        <w:rPr>
-          <w:rFonts w:ascii="Times New Roman" w:hAnsi="Times New Roman" w:cs="Times New Roman"/>
-        </w:rPr>
-        <w:t>Fedora Project, Fedora 41 Release Notes [en ligne], 2024, disponible sur : https://docs.fedoraproject.org/en-US/fedora/f41/release-notes/.</w:t>
-      </w:r>
-    </w:p>
-    <w:p>
-      <w:pPr>
-        <w:rPr>
-          <w:rFonts w:ascii="Times New Roman" w:hAnsi="Times New Roman" w:cs="Times New Roman"/>
-        </w:rPr>
-      </w:pPr>
-      <w:r>
-        <w:rPr>
-          <w:rFonts w:ascii="Times New Roman" w:hAnsi="Times New Roman" w:cs="Times New Roman"/>
-        </w:rPr>
-        <w:t>FOWLER, Martin, Patterns of Enterprise Application Architecture, Boston, Addison-Wesley, 2003.</w:t>
-      </w:r>
-    </w:p>
-    <w:p>
-      <w:pPr>
-        <w:rPr>
-          <w:rFonts w:ascii="Times New Roman" w:hAnsi="Times New Roman" w:cs="Times New Roman"/>
-        </w:rPr>
-      </w:pPr>
-      <w:r>
-        <w:rPr>
-          <w:rFonts w:ascii="Times New Roman" w:hAnsi="Times New Roman" w:cs="Times New Roman"/>
-        </w:rPr>
-        <w:t>MariaDB Foundation, MariaDB Knowledge Base [en ligne], 2024, disponible sur : https://mariadb.com/kb/en/.</w:t>
-      </w:r>
-    </w:p>
-    <w:p>
-      <w:pPr>
-        <w:rPr>
-          <w:rFonts w:ascii="Times New Roman" w:hAnsi="Times New Roman" w:cs="Times New Roman"/>
-        </w:rPr>
-      </w:pPr>
-      <w:r>
-        <w:rPr>
-          <w:rFonts w:ascii="Times New Roman" w:hAnsi="Times New Roman" w:cs="Times New Roman"/>
-        </w:rPr>
-        <w:t>OWASP Foundation, OWASP Top Ten Web Application Security Risks [en ligne], 2024, disponible sur : https://owasp.org/www-project-top-ten/ (consulté le 1</w:t>
-      </w:r>
-      <w:r>
-        <w:rPr>
-          <w:rFonts w:ascii="Times New Roman" w:hAnsi="Times New Roman" w:cs="Times New Roman"/>
-        </w:rPr>
-        <w:t>0</w:t>
-      </w:r>
-      <w:r>
-        <w:rPr>
-          <w:rFonts w:ascii="Times New Roman" w:hAnsi="Times New Roman" w:cs="Times New Roman"/>
-        </w:rPr>
-        <w:t xml:space="preserve"> </w:t>
-      </w:r>
-      <w:r>
-        <w:rPr>
-          <w:rFonts w:ascii="Times New Roman" w:hAnsi="Times New Roman" w:cs="Times New Roman"/>
-        </w:rPr>
-        <w:t>avril</w:t>
-      </w:r>
-      <w:r>
-        <w:rPr>
-          <w:rFonts w:ascii="Times New Roman" w:hAnsi="Times New Roman" w:cs="Times New Roman"/>
-        </w:rPr>
-        <w:t xml:space="preserve"> 2025).</w:t>
-      </w:r>
-    </w:p>
-    <w:p>
-      <w:pPr>
-        <w:rPr>
-          <w:rFonts w:ascii="Times New Roman" w:hAnsi="Times New Roman" w:cs="Times New Roman"/>
-        </w:rPr>
-      </w:pPr>
-      <w:r>
-        <w:rPr>
-          <w:rFonts w:ascii="Times New Roman" w:hAnsi="Times New Roman" w:cs="Times New Roman"/>
-        </w:rPr>
-        <w:t xml:space="preserve">PHP Group, PHP Manual [en ligne], 2024, disponible sur : https://www.php.net/manual/en/ (consulté le 14 </w:t>
-      </w:r>
-      <w:r>
-        <w:rPr>
-          <w:rFonts w:ascii="Times New Roman" w:hAnsi="Times New Roman" w:cs="Times New Roman"/>
-        </w:rPr>
-        <w:t>avril</w:t>
-      </w:r>
-      <w:r>
-        <w:rPr>
-          <w:rFonts w:ascii="Times New Roman" w:hAnsi="Times New Roman" w:cs="Times New Roman"/>
-        </w:rPr>
-        <w:t xml:space="preserve"> 2025).</w:t>
-      </w:r>
-    </w:p>
-    <w:p>
-      <w:pPr>
-        <w:rPr>
-          <w:rFonts w:ascii="Times New Roman" w:hAnsi="Times New Roman" w:cs="Times New Roman"/>
-        </w:rPr>
-      </w:pPr>
-      <w:r>
-        <w:rPr>
-          <w:rFonts w:ascii="Times New Roman" w:hAnsi="Times New Roman" w:cs="Times New Roman"/>
-        </w:rPr>
-        <w:t>POTENCIER, Fabien, Symfony 5: The Fast Track, Paris, Editions ENI, 2021.</w:t>
-      </w:r>
-    </w:p>
-    <w:p>
-      <w:pPr>
-        <w:rPr>
-          <w:rFonts w:ascii="Times New Roman" w:hAnsi="Times New Roman" w:cs="Times New Roman"/>
-        </w:rPr>
-      </w:pPr>
-      <w:r>
-        <w:rPr>
-          <w:rFonts w:ascii="Times New Roman" w:hAnsi="Times New Roman" w:cs="Times New Roman"/>
-        </w:rPr>
-        <w:t xml:space="preserve">Red Hat, SELinux User Guide [en ligne], 2024, disponible sur : https://access.redhat.com/documentation/en-us/red_hat_enterprise_linux/8/html/security_hardening/using-selinux-to-control-access_security-hardening (consulté le </w:t>
-      </w:r>
-      <w:r>
-        <w:rPr>
-          <w:rFonts w:ascii="Times New Roman" w:hAnsi="Times New Roman" w:cs="Times New Roman"/>
-        </w:rPr>
-        <w:t>21</w:t>
-      </w:r>
-      <w:r>
-        <w:rPr>
-          <w:rFonts w:ascii="Times New Roman" w:hAnsi="Times New Roman" w:cs="Times New Roman"/>
-        </w:rPr>
-        <w:t xml:space="preserve"> </w:t>
-      </w:r>
-      <w:r>
-        <w:rPr>
-          <w:rFonts w:ascii="Times New Roman" w:hAnsi="Times New Roman" w:cs="Times New Roman"/>
-        </w:rPr>
-        <w:t>mars</w:t>
-      </w:r>
-      <w:r>
-        <w:rPr>
-          <w:rFonts w:ascii="Times New Roman" w:hAnsi="Times New Roman" w:cs="Times New Roman"/>
-        </w:rPr>
-        <w:t xml:space="preserve"> 2025).</w:t>
-      </w:r>
-    </w:p>
-    <w:p>
-      <w:pPr>
-        <w:rPr>
-          <w:rFonts w:ascii="Times New Roman" w:hAnsi="Times New Roman" w:cs="Times New Roman"/>
-        </w:rPr>
-      </w:pPr>
-      <w:r>
-        <w:rPr>
-          <w:rFonts w:ascii="Times New Roman" w:hAnsi="Times New Roman" w:cs="Times New Roman"/>
-        </w:rPr>
-        <w:t xml:space="preserve">Symfony, Symfony Documentation [en ligne], 2024, disponible sur : https://symfony.com/doc/current/index.html (consulté le </w:t>
-      </w:r>
-      <w:r>
-        <w:rPr>
-          <w:rFonts w:ascii="Times New Roman" w:hAnsi="Times New Roman" w:cs="Times New Roman"/>
-        </w:rPr>
-        <w:t>25 mars</w:t>
-      </w:r>
-      <w:r>
-        <w:rPr>
-          <w:rFonts w:ascii="Times New Roman" w:hAnsi="Times New Roman" w:cs="Times New Roman"/>
-        </w:rPr>
-        <w:t xml:space="preserve"> 2025).</w:t>
-      </w:r>
-    </w:p>
-    <w:p>
-      <w:pPr>
-        <w:rPr>
-          <w:rFonts w:ascii="Times New Roman" w:hAnsi="Times New Roman" w:cs="Times New Roman"/>
-        </w:rPr>
-      </w:pPr>
-      <w:r>
-        <w:rPr>
-          <w:rFonts w:ascii="Times New Roman" w:hAnsi="Times New Roman" w:cs="Times New Roman"/>
-        </w:rPr>
-        <w:t>INTERNATIONAL ORGANIZATION FOR STANDARDIZATION, ISO 690:2010 – Information and documentation – Guidelines for bibliographic references and citations to information resources, Genève, ISO, 2010.</w:t>
-      </w:r>
-    </w:p>
-    <w:p>
-      <w:pPr>
-        <w:rPr>
-          <w:rFonts w:ascii="Times New Roman" w:hAnsi="Times New Roman" w:cs="Times New Roman"/>
-        </w:rPr>
-      </w:pPr>
-      <w:r>
-        <w:rPr>
-          <w:rFonts w:ascii="Times New Roman" w:hAnsi="Times New Roman" w:cs="Times New Roman"/>
-        </w:rPr>
-        <w:t>INTERNATIONAL ORGANIZATION FOR STANDARDIZATION, ISO/IEC 27001:2013 – Information technology – Security techniques – Information security management systems – Requirements, Genève, ISO, 2013.</w:t>
-      </w:r>
-    </w:p>
-    <w:p>
-      <w:pPr>
-        <w:rPr>
-          <w:rFonts w:ascii="Times New Roman" w:hAnsi="Times New Roman" w:cs="Times New Roman"/>
-        </w:rPr>
-      </w:pPr>
-      <w:r>
-        <w:rPr>
-          <w:rFonts w:ascii="Times New Roman" w:hAnsi="Times New Roman" w:cs="Times New Roman"/>
-        </w:rPr>
-        <w:t xml:space="preserve">Stack Overflow, Symfony Tag [en ligne], 2024, disponible sur : https://stackoverflow.com/questions/tagged/symfony (consulté le </w:t>
-      </w:r>
-      <w:r>
-        <w:rPr>
-          <w:rFonts w:ascii="Times New Roman" w:hAnsi="Times New Roman" w:cs="Times New Roman"/>
-        </w:rPr>
-        <w:t>30</w:t>
-      </w:r>
-      <w:r>
-        <w:rPr>
-          <w:rFonts w:ascii="Times New Roman" w:hAnsi="Times New Roman" w:cs="Times New Roman"/>
-        </w:rPr>
-        <w:t xml:space="preserve"> </w:t>
-      </w:r>
-      <w:r>
-        <w:rPr>
-          <w:rFonts w:ascii="Times New Roman" w:hAnsi="Times New Roman" w:cs="Times New Roman"/>
-        </w:rPr>
-        <w:t>avril</w:t>
-      </w:r>
-      <w:r>
-        <w:rPr>
-          <w:rFonts w:ascii="Times New Roman" w:hAnsi="Times New Roman" w:cs="Times New Roman"/>
-        </w:rPr>
-        <w:t xml:space="preserve"> 2025).</w:t>
-      </w:r>
-    </w:p>
-    <w:p>
-      <w:pPr>
-        <w:rPr>
-          <w:rFonts w:ascii="Times New Roman" w:hAnsi="Times New Roman" w:cs="Times New Roman"/>
-        </w:rPr>
-      </w:pPr>
-      <w:r>
-        <w:rPr>
-          <w:rFonts w:ascii="Times New Roman" w:hAnsi="Times New Roman" w:cs="Times New Roman"/>
-        </w:rPr>
-        <w:t>DigitalOcean, How To Install and Secure MariaDB on Fedora 41 [en ligne], 2024, disponible sur : https://www.digitalocean.com/community/tutorials/how-to-install-mariadb-on-fedora-41 (consulté le 1</w:t>
-      </w:r>
-      <w:r>
-        <w:rPr>
-          <w:rFonts w:ascii="Times New Roman" w:hAnsi="Times New Roman" w:cs="Times New Roman"/>
-        </w:rPr>
-        <w:t>9</w:t>
-      </w:r>
-      <w:r>
-        <w:rPr>
-          <w:rFonts w:ascii="Times New Roman" w:hAnsi="Times New Roman" w:cs="Times New Roman"/>
-        </w:rPr>
-        <w:t xml:space="preserve"> ma</w:t>
-      </w:r>
-      <w:r>
-        <w:rPr>
-          <w:rFonts w:ascii="Times New Roman" w:hAnsi="Times New Roman" w:cs="Times New Roman"/>
-        </w:rPr>
-        <w:t>rs</w:t>
-      </w:r>
-      <w:r>
-        <w:rPr>
-          <w:rFonts w:ascii="Times New Roman" w:hAnsi="Times New Roman" w:cs="Times New Roman"/>
-        </w:rPr>
-        <w:t xml:space="preserve"> 2025).</w:t>
+        <w:spacing w:line="360" w:lineRule="auto"/>
+        <w:jc w:val="center"/>
+        <w:rPr>
+          <w:rFonts w:ascii="Times New Roman" w:hAnsi="Times New Roman" w:cs="Times New Roman"/>
+          <w:b/>
+          <w:bCs/>
+          <w:sz w:val="36"/>
+          <w:szCs w:val="36"/>
+        </w:rPr>
+      </w:pPr>
+    </w:p>
+    <w:p>
+      <w:pPr>
+        <w:spacing w:line="360" w:lineRule="auto"/>
+        <w:jc w:val="center"/>
+        <w:rPr>
+          <w:rFonts w:ascii="Times New Roman" w:hAnsi="Times New Roman" w:cs="Times New Roman"/>
+          <w:b/>
+          <w:bCs/>
+          <w:sz w:val="36"/>
+          <w:szCs w:val="36"/>
+        </w:rPr>
+      </w:pPr>
+    </w:p>
+    <w:p>
+      <w:pPr>
+        <w:pStyle w:val="Bibliographie"/>
+        <w:rPr>
+          <w:rFonts w:ascii="Times New Roman" w:hAnsi="Times New Roman" w:cs="Times New Roman"/>
+        </w:rPr>
+      </w:pPr>
+      <w:r>
+        <w:fldChar w:fldCharType="begin"/>
+      </w:r>
+      <w:r>
+        <w:instrText xml:space="preserve"> ADDIN ZOTERO_BIBL {"uncited":[],"omitted":[],"custom":[]} CSL_BIBLIOGRAPHY </w:instrText>
+      </w:r>
+      <w:r>
+        <w:fldChar w:fldCharType="separate"/>
+      </w:r>
+      <w:r>
+        <w:rPr>
+          <w:rFonts w:ascii="Times New Roman" w:hAnsi="Times New Roman" w:cs="Times New Roman"/>
+        </w:rPr>
+        <w:t>[1]</w:t>
+      </w:r>
+      <w:r>
+        <w:rPr>
+          <w:rFonts w:ascii="Times New Roman" w:hAnsi="Times New Roman" w:cs="Times New Roman"/>
+        </w:rPr>
+        <w:tab/>
+        <w:t>« PHP: PHP Manual - Manual ». Consulté le: 20 mai 2025. [En ligne]. Disponible sur: https://www.php.net/manual/en/index.php</w:t>
+      </w:r>
+    </w:p>
+    <w:p>
+      <w:pPr>
+        <w:pStyle w:val="Bibliographie"/>
+        <w:rPr>
+          <w:rFonts w:ascii="Times New Roman" w:hAnsi="Times New Roman" w:cs="Times New Roman"/>
+        </w:rPr>
+      </w:pPr>
+      <w:r>
+        <w:rPr>
+          <w:rFonts w:ascii="Times New Roman" w:hAnsi="Times New Roman" w:cs="Times New Roman"/>
+        </w:rPr>
+        <w:t>[2]</w:t>
+      </w:r>
+      <w:r>
+        <w:rPr>
+          <w:rFonts w:ascii="Times New Roman" w:hAnsi="Times New Roman" w:cs="Times New Roman"/>
+        </w:rPr>
+        <w:tab/>
+        <w:t>« OWASP Top Ten | OWASP Foundation ». Consulté le: 20 mai 2025. [En ligne]. Disponible sur: https://owasp.org/www-project-top-ten/</w:t>
+      </w:r>
+    </w:p>
+    <w:p>
+      <w:pPr>
+        <w:pStyle w:val="Bibliographie"/>
+        <w:rPr>
+          <w:rFonts w:ascii="Times New Roman" w:hAnsi="Times New Roman" w:cs="Times New Roman"/>
+        </w:rPr>
+      </w:pPr>
+      <w:r>
+        <w:rPr>
+          <w:rFonts w:ascii="Times New Roman" w:hAnsi="Times New Roman" w:cs="Times New Roman"/>
+        </w:rPr>
+        <w:t>[3]</w:t>
+      </w:r>
+      <w:r>
+        <w:rPr>
+          <w:rFonts w:ascii="Times New Roman" w:hAnsi="Times New Roman" w:cs="Times New Roman"/>
+        </w:rPr>
+        <w:tab/>
+        <w:t>H. Jethva, « How to Install Symfony Framework on Fedora », Atlantic.Net. Consulté le: 20 mai 2025. [En ligne]. Disponible sur: https://www.atlantic.net/dedicated-server-hosting/how-to-install-symfony-framework-on-fedora/</w:t>
+      </w:r>
+    </w:p>
+    <w:p>
+      <w:pPr>
+        <w:pStyle w:val="Bibliographie"/>
+        <w:rPr>
+          <w:rFonts w:ascii="Times New Roman" w:hAnsi="Times New Roman" w:cs="Times New Roman"/>
+        </w:rPr>
+      </w:pPr>
+      <w:r>
+        <w:rPr>
+          <w:rFonts w:ascii="Times New Roman" w:hAnsi="Times New Roman" w:cs="Times New Roman"/>
+        </w:rPr>
+        <w:t>[4]</w:t>
+      </w:r>
+      <w:r>
+        <w:rPr>
+          <w:rFonts w:ascii="Times New Roman" w:hAnsi="Times New Roman" w:cs="Times New Roman"/>
+        </w:rPr>
+        <w:tab/>
+        <w:t>« Release Notes :: Fedora Docs ». Consulté le: 20 mai 2025. [En ligne]. Disponible sur: https://docs.fedoraproject.org/en-US/fedora/f41/release-notes/</w:t>
+      </w:r>
+    </w:p>
+    <w:p>
+      <w:pPr>
+        <w:pStyle w:val="Bibliographie"/>
+        <w:rPr>
+          <w:rFonts w:ascii="Times New Roman" w:hAnsi="Times New Roman" w:cs="Times New Roman"/>
+        </w:rPr>
+      </w:pPr>
+      <w:r>
+        <w:rPr>
+          <w:rFonts w:ascii="Times New Roman" w:hAnsi="Times New Roman" w:cs="Times New Roman"/>
+        </w:rPr>
+        <w:t>[5]</w:t>
+      </w:r>
+      <w:r>
+        <w:rPr>
+          <w:rFonts w:ascii="Times New Roman" w:hAnsi="Times New Roman" w:cs="Times New Roman"/>
+        </w:rPr>
+        <w:tab/>
+        <w:t>« Comment installer LAMP (Apache, MariaDB, PHP) sur Fedora 40 ». Consulté le: 20 mai 2025. [En ligne]. Disponible sur: https://www.linux-fra.com/?p=197</w:t>
+      </w:r>
+    </w:p>
+    <w:p>
+      <w:pPr>
+        <w:pStyle w:val="Bibliographie"/>
+        <w:rPr>
+          <w:rFonts w:ascii="Times New Roman" w:hAnsi="Times New Roman" w:cs="Times New Roman"/>
+        </w:rPr>
+      </w:pPr>
+      <w:r>
+        <w:rPr>
+          <w:rFonts w:ascii="Times New Roman" w:hAnsi="Times New Roman" w:cs="Times New Roman"/>
+        </w:rPr>
+        <w:t>[6]</w:t>
+      </w:r>
+      <w:r>
+        <w:rPr>
+          <w:rFonts w:ascii="Times New Roman" w:hAnsi="Times New Roman" w:cs="Times New Roman"/>
+        </w:rPr>
+        <w:tab/>
+        <w:t>« Newest “symfony” Questions », Stack Overflow. Consulté le: 20 mai 2025. [En ligne]. Disponible sur: https://stackoverflow.com/questions/tagged/symfony</w:t>
+      </w:r>
+    </w:p>
+    <w:p>
+      <w:pPr>
+        <w:pStyle w:val="Bibliographie"/>
+        <w:rPr>
+          <w:rFonts w:ascii="Times New Roman" w:hAnsi="Times New Roman" w:cs="Times New Roman"/>
+        </w:rPr>
+      </w:pPr>
+      <w:r>
+        <w:rPr>
+          <w:rFonts w:ascii="Times New Roman" w:hAnsi="Times New Roman" w:cs="Times New Roman"/>
+        </w:rPr>
+        <w:t>[7]</w:t>
+      </w:r>
+      <w:r>
+        <w:rPr>
+          <w:rFonts w:ascii="Times New Roman" w:hAnsi="Times New Roman" w:cs="Times New Roman"/>
+        </w:rPr>
+        <w:tab/>
+        <w:t>« MariaDB Knowledge Base », MariaDB KnowledgeBase. Consulté le: 20 mai 2025. [En ligne]. Disponible sur: https://mariadb.com/kb/en/</w:t>
+      </w:r>
+    </w:p>
+    <w:p>
+      <w:pPr>
+        <w:pStyle w:val="Bibliographie"/>
+        <w:rPr>
+          <w:rFonts w:ascii="Times New Roman" w:hAnsi="Times New Roman" w:cs="Times New Roman"/>
+        </w:rPr>
+      </w:pPr>
+      <w:r>
+        <w:rPr>
+          <w:rFonts w:ascii="Times New Roman" w:hAnsi="Times New Roman" w:cs="Times New Roman"/>
+        </w:rPr>
+        <w:t>[8]</w:t>
+      </w:r>
+      <w:r>
+        <w:rPr>
+          <w:rFonts w:ascii="Times New Roman" w:hAnsi="Times New Roman" w:cs="Times New Roman"/>
+        </w:rPr>
+        <w:tab/>
+        <w:t>Symfony, « Symfony Documentation ». Consulté le: 20 mai 2025. [En ligne]. Disponible sur: https://symfony.com/doc/current/index.html</w:t>
+      </w:r>
+    </w:p>
+    <w:p>
+      <w:pPr>
+        <w:pStyle w:val="Bibliographie"/>
+        <w:rPr>
+          <w:rFonts w:ascii="Times New Roman" w:hAnsi="Times New Roman" w:cs="Times New Roman"/>
+        </w:rPr>
+      </w:pPr>
+      <w:r>
+        <w:rPr>
+          <w:rFonts w:ascii="Times New Roman" w:hAnsi="Times New Roman" w:cs="Times New Roman"/>
+        </w:rPr>
+        <w:t>[9]</w:t>
+      </w:r>
+      <w:r>
+        <w:rPr>
+          <w:rFonts w:ascii="Times New Roman" w:hAnsi="Times New Roman" w:cs="Times New Roman"/>
+        </w:rPr>
+        <w:tab/>
+        <w:t xml:space="preserve">E. K. Mungongo, A. C. Ngouloubi, et R. Opendza, « DIGITALISATION DE LA FONCTION RESSOURCES HUMAINES : LEVIER MAJEUR DE PERFORMANCE POUR LES SOCIETES CONGOLAISES : CAS DE L’AGENCE CONGOLAISE DES SYSTEMES D’INFORMATION », </w:t>
+      </w:r>
+      <w:r>
+        <w:rPr>
+          <w:rFonts w:ascii="Times New Roman" w:hAnsi="Times New Roman" w:cs="Times New Roman"/>
+          <w:i/>
+          <w:iCs/>
+        </w:rPr>
+        <w:t>Rev. Int. Sci. Gest.</w:t>
+      </w:r>
+      <w:r>
+        <w:rPr>
+          <w:rFonts w:ascii="Times New Roman" w:hAnsi="Times New Roman" w:cs="Times New Roman"/>
+        </w:rPr>
+        <w:t>, vol. 7, n</w:t>
+      </w:r>
+      <w:r>
+        <w:rPr>
+          <w:rFonts w:ascii="Times New Roman" w:hAnsi="Times New Roman" w:cs="Times New Roman"/>
+          <w:vertAlign w:val="superscript"/>
+        </w:rPr>
+        <w:t>o</w:t>
+      </w:r>
+      <w:r>
+        <w:rPr>
+          <w:rFonts w:ascii="Times New Roman" w:hAnsi="Times New Roman" w:cs="Times New Roman"/>
+        </w:rPr>
+        <w:t xml:space="preserve"> 4, Art. n</w:t>
+      </w:r>
+      <w:r>
+        <w:rPr>
+          <w:rFonts w:ascii="Times New Roman" w:hAnsi="Times New Roman" w:cs="Times New Roman"/>
+          <w:vertAlign w:val="superscript"/>
+        </w:rPr>
+        <w:t>o</w:t>
+      </w:r>
+      <w:r>
+        <w:rPr>
+          <w:rFonts w:ascii="Times New Roman" w:hAnsi="Times New Roman" w:cs="Times New Roman"/>
+        </w:rPr>
+        <w:t xml:space="preserve"> 4, oct. 2024, Consulté le: 20 mai 2025. [En ligne]. Disponible sur: https://revue-isg.com/index.php/home/article/view/1764</w:t>
+      </w:r>
+    </w:p>
+    <w:p>
+      <w:pPr>
+        <w:pStyle w:val="Bibliographie"/>
+        <w:rPr>
+          <w:rFonts w:ascii="Times New Roman" w:hAnsi="Times New Roman" w:cs="Times New Roman"/>
+        </w:rPr>
+      </w:pPr>
+      <w:r>
+        <w:rPr>
+          <w:rFonts w:ascii="Times New Roman" w:hAnsi="Times New Roman" w:cs="Times New Roman"/>
+        </w:rPr>
+        <w:t>[10]</w:t>
+      </w:r>
+      <w:r>
+        <w:rPr>
+          <w:rFonts w:ascii="Times New Roman" w:hAnsi="Times New Roman" w:cs="Times New Roman"/>
+        </w:rPr>
+        <w:tab/>
+        <w:t>« Telv14n3_Pichault.pdf ». Consulté le: 20 mai 2025. [En ligne]. Disponible sur: https://telescope.enap.ca/Telescope/docs/Index/Vol_14_no_3/Telv14n3_Pichault.pdf</w:t>
+      </w:r>
+    </w:p>
+    <w:p>
+      <w:pPr>
+        <w:pStyle w:val="Bibliographie"/>
+        <w:rPr>
+          <w:rFonts w:ascii="Times New Roman" w:hAnsi="Times New Roman" w:cs="Times New Roman"/>
+        </w:rPr>
+      </w:pPr>
+      <w:r>
+        <w:rPr>
+          <w:rFonts w:ascii="Times New Roman" w:hAnsi="Times New Roman" w:cs="Times New Roman"/>
+        </w:rPr>
+        <w:t>[11]</w:t>
+      </w:r>
+      <w:r>
+        <w:rPr>
+          <w:rFonts w:ascii="Times New Roman" w:hAnsi="Times New Roman" w:cs="Times New Roman"/>
+        </w:rPr>
+        <w:tab/>
+        <w:t xml:space="preserve">B. Gazier, </w:t>
+      </w:r>
+      <w:r>
+        <w:rPr>
+          <w:rFonts w:ascii="Times New Roman" w:hAnsi="Times New Roman" w:cs="Times New Roman"/>
+          <w:i/>
+          <w:iCs/>
+        </w:rPr>
+        <w:t>Les stratégies des ressources humaines</w:t>
+      </w:r>
+      <w:r>
+        <w:rPr>
+          <w:rFonts w:ascii="Times New Roman" w:hAnsi="Times New Roman" w:cs="Times New Roman"/>
+        </w:rPr>
+        <w:t>, 3. éd. in Repères, no. 137. Paris: La Découverte, 2004.</w:t>
+      </w:r>
+    </w:p>
+    <w:p>
+      <w:pPr>
+        <w:pStyle w:val="Bibliographie"/>
+        <w:rPr>
+          <w:rFonts w:ascii="Times New Roman" w:hAnsi="Times New Roman" w:cs="Times New Roman"/>
+        </w:rPr>
+      </w:pPr>
+      <w:r>
+        <w:rPr>
+          <w:rFonts w:ascii="Times New Roman" w:hAnsi="Times New Roman" w:cs="Times New Roman"/>
+        </w:rPr>
+        <w:t>[12]</w:t>
+      </w:r>
+      <w:r>
+        <w:rPr>
+          <w:rFonts w:ascii="Times New Roman" w:hAnsi="Times New Roman" w:cs="Times New Roman"/>
+        </w:rPr>
+        <w:tab/>
+        <w:t>T. Saba et S. L. Dolan, « Tendances, enjeux et pratiques actuelles ».</w:t>
+      </w:r>
+    </w:p>
+    <w:p>
+      <w:pPr>
+        <w:pStyle w:val="Bibliographie"/>
+        <w:rPr>
+          <w:rFonts w:ascii="Times New Roman" w:hAnsi="Times New Roman" w:cs="Times New Roman"/>
+        </w:rPr>
+      </w:pPr>
+      <w:r>
+        <w:rPr>
+          <w:rFonts w:ascii="Times New Roman" w:hAnsi="Times New Roman" w:cs="Times New Roman"/>
+        </w:rPr>
+        <w:t>[13]</w:t>
+      </w:r>
+      <w:r>
+        <w:rPr>
+          <w:rFonts w:ascii="Times New Roman" w:hAnsi="Times New Roman" w:cs="Times New Roman"/>
+        </w:rPr>
+        <w:tab/>
+        <w:t xml:space="preserve">A. Ahrouay, M. Hamiche, et S. Aharouay, « Transformation digitale et technologies de l’information : Vers une gestion stratégique et innovante des ressources humaines », </w:t>
+      </w:r>
+      <w:r>
+        <w:rPr>
+          <w:rFonts w:ascii="Times New Roman" w:hAnsi="Times New Roman" w:cs="Times New Roman"/>
+          <w:i/>
+          <w:iCs/>
+        </w:rPr>
+        <w:t>Rev. Int. Sci. Gest.</w:t>
+      </w:r>
+      <w:r>
+        <w:rPr>
+          <w:rFonts w:ascii="Times New Roman" w:hAnsi="Times New Roman" w:cs="Times New Roman"/>
+        </w:rPr>
+        <w:t>, vol. 8, n</w:t>
+      </w:r>
+      <w:r>
+        <w:rPr>
+          <w:rFonts w:ascii="Times New Roman" w:hAnsi="Times New Roman" w:cs="Times New Roman"/>
+          <w:vertAlign w:val="superscript"/>
+        </w:rPr>
+        <w:t>o</w:t>
+      </w:r>
+      <w:r>
+        <w:rPr>
+          <w:rFonts w:ascii="Times New Roman" w:hAnsi="Times New Roman" w:cs="Times New Roman"/>
+        </w:rPr>
+        <w:t xml:space="preserve"> 1, Art. n</w:t>
+      </w:r>
+      <w:r>
+        <w:rPr>
+          <w:rFonts w:ascii="Times New Roman" w:hAnsi="Times New Roman" w:cs="Times New Roman"/>
+          <w:vertAlign w:val="superscript"/>
+        </w:rPr>
+        <w:t>o</w:t>
+      </w:r>
+      <w:r>
+        <w:rPr>
+          <w:rFonts w:ascii="Times New Roman" w:hAnsi="Times New Roman" w:cs="Times New Roman"/>
+        </w:rPr>
+        <w:t xml:space="preserve"> 1, févr. 2025, Consulté le: 20 mai 2025. [En ligne]. Disponible sur: https://revue-isg.com/index.php/home/article/view/1890</w:t>
+      </w:r>
+    </w:p>
+    <w:p>
+      <w:pPr>
+        <w:rPr>
+          <w:rFonts w:ascii="Times New Roman" w:hAnsi="Times New Roman" w:cs="Times New Roman"/>
+        </w:rPr>
+      </w:pPr>
+      <w:r>
+        <w:rPr>
+          <w:rFonts w:ascii="Times New Roman" w:hAnsi="Times New Roman" w:cs="Times New Roman"/>
+        </w:rPr>
+        <w:fldChar w:fldCharType="end"/>
       </w:r>
     </w:p>
     <w:p>
@@ -23814,6 +26075,21 @@
       </w:tcPr>
     </w:tblStylePr>
   </w:style>
+  <w:style w:type="paragraph" w:styleId="Bibliographie">
+    <w:name w:val="Bibliography"/>
+    <w:basedOn w:val="Normal"/>
+    <w:next w:val="Normal"/>
+    <w:uiPriority w:val="37"/>
+    <w:unhideWhenUsed/>
+    <w:rsid w:val="000E597B"/>
+    <w:pPr>
+      <w:tabs>
+        <w:tab w:val="left" w:pos="384"/>
+      </w:tabs>
+      <w:spacing w:after="0" w:line="240" w:lineRule="auto"/>
+      <w:ind w:left="384" w:hanging="384"/>
+    </w:pPr>
+  </w:style>
 </w:styles>
 </file>
 
